--- a/Briefing_Tecnico_Aramon.docx
+++ b/Briefing_Tecnico_Aramon.docx
@@ -203,7 +203,7 @@
     </w:p>
     <w:p>
       <w:pPr>
-        <w:pStyle w:val="808"/>
+        <w:pStyle w:val="976"/>
         <w:pBdr/>
         <w:spacing/>
         <w:ind/>
@@ -214,7 +214,6 @@
       <w:r>
         <w:t xml:space="preserve">Índice</w:t>
       </w:r>
-      <w:r/>
       <w:bookmarkEnd w:id="1"/>
       <w:r/>
       <w:r/>
@@ -228,7 +227,7 @@
       <w:sdtContent>
         <w:p>
           <w:pPr>
-            <w:pStyle w:val="189"/>
+            <w:pStyle w:val="951"/>
             <w:pBdr/>
             <w:tabs>
               <w:tab w:val="right" w:leader="dot" w:pos="9360"/>
@@ -242,22 +241,21 @@
             <w:instrText xml:space="preserve">TOC \h \o "1-2"</w:instrText>
             <w:fldChar w:fldCharType="separate"/>
           </w:r>
-          <w:r/>
           <w:hyperlink w:tooltip="#_Toc1" w:anchor="_Toc1" w:history="1">
             <w:r>
               <w:rPr>
-                <w:rStyle w:val="801"/>
+                <w:rStyle w:val="969"/>
               </w:rPr>
             </w:r>
             <w:r>
               <w:rPr>
-                <w:rStyle w:val="801"/>
+                <w:rStyle w:val="969"/>
               </w:rPr>
               <w:t xml:space="preserve">Índice</w:t>
             </w:r>
             <w:r>
               <w:rPr>
-                <w:rStyle w:val="801"/>
+                <w:rStyle w:val="969"/>
               </w:rPr>
             </w:r>
             <w:r>
@@ -272,10 +270,11 @@
             </w:r>
           </w:hyperlink>
           <w:r/>
+          <w:r/>
         </w:p>
         <w:p>
           <w:pPr>
-            <w:pStyle w:val="189"/>
+            <w:pStyle w:val="951"/>
             <w:pBdr/>
             <w:tabs>
               <w:tab w:val="right" w:leader="dot" w:pos="9360"/>
@@ -284,21 +283,22 @@
             <w:ind/>
             <w:rPr/>
           </w:pPr>
+          <w:r/>
           <w:hyperlink w:tooltip="#_Toc2" w:anchor="_Toc2" w:history="1">
             <w:r>
               <w:rPr>
-                <w:rStyle w:val="801"/>
+                <w:rStyle w:val="969"/>
               </w:rPr>
             </w:r>
             <w:r>
               <w:rPr>
-                <w:rStyle w:val="801"/>
+                <w:rStyle w:val="969"/>
               </w:rPr>
               <w:t xml:space="preserve">1. Contexto y objetivo</w:t>
             </w:r>
             <w:r>
               <w:rPr>
-                <w:rStyle w:val="801"/>
+                <w:rStyle w:val="969"/>
               </w:rPr>
             </w:r>
             <w:r>
@@ -313,10 +313,11 @@
             </w:r>
           </w:hyperlink>
           <w:r/>
+          <w:r/>
         </w:p>
         <w:p>
           <w:pPr>
-            <w:pStyle w:val="189"/>
+            <w:pStyle w:val="951"/>
             <w:pBdr/>
             <w:tabs>
               <w:tab w:val="right" w:leader="dot" w:pos="9360"/>
@@ -325,21 +326,22 @@
             <w:ind/>
             <w:rPr/>
           </w:pPr>
+          <w:r/>
           <w:hyperlink w:tooltip="#_Toc3" w:anchor="_Toc3" w:history="1">
             <w:r>
               <w:rPr>
-                <w:rStyle w:val="801"/>
+                <w:rStyle w:val="969"/>
               </w:rPr>
             </w:r>
             <w:r>
               <w:rPr>
-                <w:rStyle w:val="801"/>
+                <w:rStyle w:val="969"/>
               </w:rPr>
               <w:t xml:space="preserve">2. Inventario de servidores</w:t>
             </w:r>
             <w:r>
               <w:rPr>
-                <w:rStyle w:val="801"/>
+                <w:rStyle w:val="969"/>
               </w:rPr>
             </w:r>
             <w:r>
@@ -354,10 +356,11 @@
             </w:r>
           </w:hyperlink>
           <w:r/>
+          <w:r/>
         </w:p>
         <w:p>
           <w:pPr>
-            <w:pStyle w:val="189"/>
+            <w:pStyle w:val="951"/>
             <w:pBdr/>
             <w:tabs>
               <w:tab w:val="right" w:leader="dot" w:pos="9360"/>
@@ -366,21 +369,22 @@
             <w:ind/>
             <w:rPr/>
           </w:pPr>
+          <w:r/>
           <w:hyperlink w:tooltip="#_Toc4" w:anchor="_Toc4" w:history="1">
             <w:r>
               <w:rPr>
-                <w:rStyle w:val="801"/>
+                <w:rStyle w:val="969"/>
               </w:rPr>
             </w:r>
             <w:r>
               <w:rPr>
-                <w:rStyle w:val="801"/>
+                <w:rStyle w:val="969"/>
               </w:rPr>
               <w:t xml:space="preserve">3. Arquitectura del ecosistema actual</w:t>
             </w:r>
             <w:r>
               <w:rPr>
-                <w:rStyle w:val="801"/>
+                <w:rStyle w:val="969"/>
               </w:rPr>
             </w:r>
             <w:r>
@@ -395,10 +399,11 @@
             </w:r>
           </w:hyperlink>
           <w:r/>
+          <w:r/>
         </w:p>
         <w:p>
           <w:pPr>
-            <w:pStyle w:val="190"/>
+            <w:pStyle w:val="952"/>
             <w:pBdr/>
             <w:tabs>
               <w:tab w:val="right" w:leader="dot" w:pos="9360"/>
@@ -407,21 +412,22 @@
             <w:ind/>
             <w:rPr/>
           </w:pPr>
+          <w:r/>
           <w:hyperlink w:tooltip="#_Toc5" w:anchor="_Toc5" w:history="1">
             <w:r>
               <w:rPr>
-                <w:rStyle w:val="801"/>
+                <w:rStyle w:val="969"/>
               </w:rPr>
             </w:r>
             <w:r>
               <w:rPr>
-                <w:rStyle w:val="801"/>
+                <w:rStyle w:val="969"/>
               </w:rPr>
               <w:t xml:space="preserve">3.1. Servidor WEB (ARAMONWEB)</w:t>
             </w:r>
             <w:r>
               <w:rPr>
-                <w:rStyle w:val="801"/>
+                <w:rStyle w:val="969"/>
               </w:rPr>
             </w:r>
             <w:r>
@@ -436,10 +442,11 @@
             </w:r>
           </w:hyperlink>
           <w:r/>
+          <w:r/>
         </w:p>
         <w:p>
           <w:pPr>
-            <w:pStyle w:val="190"/>
+            <w:pStyle w:val="952"/>
             <w:pBdr/>
             <w:tabs>
               <w:tab w:val="right" w:leader="dot" w:pos="9360"/>
@@ -448,21 +455,22 @@
             <w:ind/>
             <w:rPr/>
           </w:pPr>
+          <w:r/>
           <w:hyperlink w:tooltip="#_Toc6" w:anchor="_Toc6" w:history="1">
             <w:r>
               <w:rPr>
-                <w:rStyle w:val="801"/>
+                <w:rStyle w:val="969"/>
               </w:rPr>
             </w:r>
             <w:r>
               <w:rPr>
-                <w:rStyle w:val="801"/>
+                <w:rStyle w:val="969"/>
               </w:rPr>
               <w:t xml:space="preserve">3.2. Servidor Aramón WS (ARAMONBUSES)</w:t>
             </w:r>
             <w:r>
               <w:rPr>
-                <w:rStyle w:val="801"/>
+                <w:rStyle w:val="969"/>
               </w:rPr>
             </w:r>
             <w:r>
@@ -477,10 +485,11 @@
             </w:r>
           </w:hyperlink>
           <w:r/>
+          <w:r/>
         </w:p>
         <w:p>
           <w:pPr>
-            <w:pStyle w:val="190"/>
+            <w:pStyle w:val="952"/>
             <w:pBdr/>
             <w:tabs>
               <w:tab w:val="right" w:leader="dot" w:pos="9360"/>
@@ -489,21 +498,22 @@
             <w:ind/>
             <w:rPr/>
           </w:pPr>
+          <w:r/>
           <w:hyperlink w:tooltip="#_Toc7" w:anchor="_Toc7" w:history="1">
             <w:r>
               <w:rPr>
-                <w:rStyle w:val="801"/>
+                <w:rStyle w:val="969"/>
               </w:rPr>
             </w:r>
             <w:r>
               <w:rPr>
-                <w:rStyle w:val="801"/>
+                <w:rStyle w:val="969"/>
               </w:rPr>
               <w:t xml:space="preserve">3.3. Servidor APP (AramonAPP)</w:t>
             </w:r>
             <w:r>
               <w:rPr>
-                <w:rStyle w:val="801"/>
+                <w:rStyle w:val="969"/>
               </w:rPr>
             </w:r>
             <w:r>
@@ -518,10 +528,11 @@
             </w:r>
           </w:hyperlink>
           <w:r/>
+          <w:r/>
         </w:p>
         <w:p>
           <w:pPr>
-            <w:pStyle w:val="190"/>
+            <w:pStyle w:val="952"/>
             <w:pBdr/>
             <w:tabs>
               <w:tab w:val="right" w:leader="dot" w:pos="9360"/>
@@ -530,21 +541,22 @@
             <w:ind/>
             <w:rPr/>
           </w:pPr>
+          <w:r/>
           <w:hyperlink w:tooltip="#_Toc8" w:anchor="_Toc8" w:history="1">
             <w:r>
               <w:rPr>
-                <w:rStyle w:val="801"/>
+                <w:rStyle w:val="969"/>
               </w:rPr>
             </w:r>
             <w:r>
               <w:rPr>
-                <w:rStyle w:val="801"/>
+                <w:rStyle w:val="969"/>
               </w:rPr>
               <w:t xml:space="preserve">3.4. Servidor SQL (ARAMONSQLSERVER)</w:t>
             </w:r>
             <w:r>
               <w:rPr>
-                <w:rStyle w:val="801"/>
+                <w:rStyle w:val="969"/>
               </w:rPr>
             </w:r>
             <w:r>
@@ -559,10 +571,11 @@
             </w:r>
           </w:hyperlink>
           <w:r/>
+          <w:r/>
         </w:p>
         <w:p>
           <w:pPr>
-            <w:pStyle w:val="190"/>
+            <w:pStyle w:val="952"/>
             <w:pBdr/>
             <w:tabs>
               <w:tab w:val="right" w:leader="dot" w:pos="9360"/>
@@ -571,21 +584,22 @@
             <w:ind/>
             <w:rPr/>
           </w:pPr>
+          <w:r/>
           <w:hyperlink w:tooltip="#_Toc9" w:anchor="_Toc9" w:history="1">
             <w:r>
               <w:rPr>
-                <w:rStyle w:val="801"/>
+                <w:rStyle w:val="969"/>
               </w:rPr>
             </w:r>
             <w:r>
               <w:rPr>
-                <w:rStyle w:val="801"/>
+                <w:rStyle w:val="969"/>
               </w:rPr>
               <w:t xml:space="preserve">3.5. Aplicaciones de usuario</w:t>
             </w:r>
             <w:r>
               <w:rPr>
-                <w:rStyle w:val="801"/>
+                <w:rStyle w:val="969"/>
               </w:rPr>
             </w:r>
             <w:r>
@@ -600,10 +614,11 @@
             </w:r>
           </w:hyperlink>
           <w:r/>
+          <w:r/>
         </w:p>
         <w:p>
           <w:pPr>
-            <w:pStyle w:val="190"/>
+            <w:pStyle w:val="952"/>
             <w:pBdr/>
             <w:tabs>
               <w:tab w:val="right" w:leader="dot" w:pos="9360"/>
@@ -612,21 +627,22 @@
             <w:ind/>
             <w:rPr/>
           </w:pPr>
+          <w:r/>
           <w:hyperlink w:tooltip="#_Toc10" w:anchor="_Toc10" w:history="1">
             <w:r>
               <w:rPr>
-                <w:rStyle w:val="801"/>
+                <w:rStyle w:val="969"/>
               </w:rPr>
             </w:r>
             <w:r>
               <w:rPr>
-                <w:rStyle w:val="801"/>
+                <w:rStyle w:val="969"/>
               </w:rPr>
               <w:t xml:space="preserve">3.6. Herramientas de monitorización actuales</w:t>
             </w:r>
             <w:r>
               <w:rPr>
-                <w:rStyle w:val="801"/>
+                <w:rStyle w:val="969"/>
               </w:rPr>
             </w:r>
             <w:r>
@@ -641,10 +657,11 @@
             </w:r>
           </w:hyperlink>
           <w:r/>
+          <w:r/>
         </w:p>
         <w:p>
           <w:pPr>
-            <w:pStyle w:val="189"/>
+            <w:pStyle w:val="951"/>
             <w:pBdr/>
             <w:tabs>
               <w:tab w:val="right" w:leader="dot" w:pos="9360"/>
@@ -653,21 +670,22 @@
             <w:ind/>
             <w:rPr/>
           </w:pPr>
+          <w:r/>
           <w:hyperlink w:tooltip="#_Toc11" w:anchor="_Toc11" w:history="1">
             <w:r>
               <w:rPr>
-                <w:rStyle w:val="801"/>
+                <w:rStyle w:val="969"/>
               </w:rPr>
             </w:r>
             <w:r>
               <w:rPr>
-                <w:rStyle w:val="801"/>
+                <w:rStyle w:val="969"/>
               </w:rPr>
               <w:t xml:space="preserve">4. Diagnóstico de seguridad</w:t>
             </w:r>
             <w:r>
               <w:rPr>
-                <w:rStyle w:val="801"/>
+                <w:rStyle w:val="969"/>
               </w:rPr>
             </w:r>
             <w:r>
@@ -682,10 +700,11 @@
             </w:r>
           </w:hyperlink>
           <w:r/>
+          <w:r/>
         </w:p>
         <w:p>
           <w:pPr>
-            <w:pStyle w:val="190"/>
+            <w:pStyle w:val="952"/>
             <w:pBdr/>
             <w:tabs>
               <w:tab w:val="right" w:leader="dot" w:pos="9360"/>
@@ -694,21 +713,22 @@
             <w:ind/>
             <w:rPr/>
           </w:pPr>
+          <w:r/>
           <w:hyperlink w:tooltip="#_Toc12" w:anchor="_Toc12" w:history="1">
             <w:r>
               <w:rPr>
-                <w:rStyle w:val="801"/>
+                <w:rStyle w:val="969"/>
               </w:rPr>
             </w:r>
             <w:r>
               <w:rPr>
-                <w:rStyle w:val="801"/>
+                <w:rStyle w:val="969"/>
               </w:rPr>
               <w:t xml:space="preserve">4.1. Estado de las protecciones</w:t>
             </w:r>
             <w:r>
               <w:rPr>
-                <w:rStyle w:val="801"/>
+                <w:rStyle w:val="969"/>
               </w:rPr>
             </w:r>
             <w:r>
@@ -723,10 +743,11 @@
             </w:r>
           </w:hyperlink>
           <w:r/>
+          <w:r/>
         </w:p>
         <w:p>
           <w:pPr>
-            <w:pStyle w:val="190"/>
+            <w:pStyle w:val="952"/>
             <w:pBdr/>
             <w:tabs>
               <w:tab w:val="right" w:leader="dot" w:pos="9360"/>
@@ -735,21 +756,22 @@
             <w:ind/>
             <w:rPr/>
           </w:pPr>
+          <w:r/>
           <w:hyperlink w:tooltip="#_Toc13" w:anchor="_Toc13" w:history="1">
             <w:r>
               <w:rPr>
-                <w:rStyle w:val="801"/>
+                <w:rStyle w:val="969"/>
               </w:rPr>
             </w:r>
             <w:r>
               <w:rPr>
-                <w:rStyle w:val="801"/>
+                <w:rStyle w:val="969"/>
               </w:rPr>
               <w:t xml:space="preserve">4.2. Lo que está correctamente planteado</w:t>
             </w:r>
             <w:r>
               <w:rPr>
-                <w:rStyle w:val="801"/>
+                <w:rStyle w:val="969"/>
               </w:rPr>
             </w:r>
             <w:r>
@@ -764,10 +786,11 @@
             </w:r>
           </w:hyperlink>
           <w:r/>
+          <w:r/>
         </w:p>
         <w:p>
           <w:pPr>
-            <w:pStyle w:val="190"/>
+            <w:pStyle w:val="952"/>
             <w:pBdr/>
             <w:tabs>
               <w:tab w:val="right" w:leader="dot" w:pos="9360"/>
@@ -776,21 +799,22 @@
             <w:ind/>
             <w:rPr/>
           </w:pPr>
+          <w:r/>
           <w:hyperlink w:tooltip="#_Toc14" w:anchor="_Toc14" w:history="1">
             <w:r>
               <w:rPr>
-                <w:rStyle w:val="801"/>
+                <w:rStyle w:val="969"/>
               </w:rPr>
             </w:r>
             <w:r>
               <w:rPr>
-                <w:rStyle w:val="801"/>
+                <w:rStyle w:val="969"/>
               </w:rPr>
               <w:t xml:space="preserve">4.3. Correo y DNS</w:t>
             </w:r>
             <w:r>
               <w:rPr>
-                <w:rStyle w:val="801"/>
+                <w:rStyle w:val="969"/>
               </w:rPr>
             </w:r>
             <w:r>
@@ -805,10 +829,11 @@
             </w:r>
           </w:hyperlink>
           <w:r/>
+          <w:r/>
         </w:p>
         <w:p>
           <w:pPr>
-            <w:pStyle w:val="189"/>
+            <w:pStyle w:val="951"/>
             <w:pBdr/>
             <w:tabs>
               <w:tab w:val="right" w:leader="dot" w:pos="9360"/>
@@ -817,21 +842,22 @@
             <w:ind/>
             <w:rPr/>
           </w:pPr>
+          <w:r/>
           <w:hyperlink w:tooltip="#_Toc15" w:anchor="_Toc15" w:history="1">
             <w:r>
               <w:rPr>
-                <w:rStyle w:val="801"/>
+                <w:rStyle w:val="969"/>
               </w:rPr>
             </w:r>
             <w:r>
               <w:rPr>
-                <w:rStyle w:val="801"/>
+                <w:rStyle w:val="969"/>
               </w:rPr>
               <w:t xml:space="preserve">5. Diagnóstico de disponibilidad y continuidad</w:t>
             </w:r>
             <w:r>
               <w:rPr>
-                <w:rStyle w:val="801"/>
+                <w:rStyle w:val="969"/>
               </w:rPr>
             </w:r>
             <w:r>
@@ -846,10 +872,11 @@
             </w:r>
           </w:hyperlink>
           <w:r/>
+          <w:r/>
         </w:p>
         <w:p>
           <w:pPr>
-            <w:pStyle w:val="189"/>
+            <w:pStyle w:val="951"/>
             <w:pBdr/>
             <w:tabs>
               <w:tab w:val="right" w:leader="dot" w:pos="9360"/>
@@ -858,21 +885,22 @@
             <w:ind/>
             <w:rPr/>
           </w:pPr>
+          <w:r/>
           <w:hyperlink w:tooltip="#_Toc16" w:anchor="_Toc16" w:history="1">
             <w:r>
               <w:rPr>
-                <w:rStyle w:val="801"/>
+                <w:rStyle w:val="969"/>
               </w:rPr>
             </w:r>
             <w:r>
               <w:rPr>
-                <w:rStyle w:val="801"/>
+                <w:rStyle w:val="969"/>
               </w:rPr>
               <w:t xml:space="preserve">6. Propuestas de mejora</w:t>
             </w:r>
             <w:r>
               <w:rPr>
-                <w:rStyle w:val="801"/>
+                <w:rStyle w:val="969"/>
               </w:rPr>
             </w:r>
             <w:r>
@@ -887,10 +915,11 @@
             </w:r>
           </w:hyperlink>
           <w:r/>
+          <w:r/>
         </w:p>
         <w:p>
           <w:pPr>
-            <w:pStyle w:val="190"/>
+            <w:pStyle w:val="952"/>
             <w:pBdr/>
             <w:tabs>
               <w:tab w:val="right" w:leader="dot" w:pos="9360"/>
@@ -899,21 +928,22 @@
             <w:ind/>
             <w:rPr/>
           </w:pPr>
+          <w:r/>
           <w:hyperlink w:tooltip="#_Toc17" w:anchor="_Toc17" w:history="1">
             <w:r>
               <w:rPr>
-                <w:rStyle w:val="801"/>
+                <w:rStyle w:val="969"/>
               </w:rPr>
             </w:r>
             <w:r>
               <w:rPr>
-                <w:rStyle w:val="801"/>
+                <w:rStyle w:val="969"/>
               </w:rPr>
               <w:t xml:space="preserve">6.1. Particionado del servidor de datos</w:t>
             </w:r>
             <w:r>
               <w:rPr>
-                <w:rStyle w:val="801"/>
+                <w:rStyle w:val="969"/>
               </w:rPr>
             </w:r>
             <w:r>
@@ -928,10 +958,11 @@
             </w:r>
           </w:hyperlink>
           <w:r/>
+          <w:r/>
         </w:p>
         <w:p>
           <w:pPr>
-            <w:pStyle w:val="190"/>
+            <w:pStyle w:val="952"/>
             <w:pBdr/>
             <w:tabs>
               <w:tab w:val="right" w:leader="dot" w:pos="9360"/>
@@ -940,21 +971,22 @@
             <w:ind/>
             <w:rPr/>
           </w:pPr>
+          <w:r/>
           <w:hyperlink w:tooltip="#_Toc18" w:anchor="_Toc18" w:history="1">
             <w:r>
               <w:rPr>
-                <w:rStyle w:val="801"/>
+                <w:rStyle w:val="969"/>
               </w:rPr>
             </w:r>
             <w:r>
               <w:rPr>
-                <w:rStyle w:val="801"/>
+                <w:rStyle w:val="969"/>
               </w:rPr>
               <w:t xml:space="preserve">6.2. Load Balancer</w:t>
             </w:r>
             <w:r>
               <w:rPr>
-                <w:rStyle w:val="801"/>
+                <w:rStyle w:val="969"/>
               </w:rPr>
             </w:r>
             <w:r>
@@ -969,10 +1001,11 @@
             </w:r>
           </w:hyperlink>
           <w:r/>
+          <w:r/>
         </w:p>
         <w:p>
           <w:pPr>
-            <w:pStyle w:val="190"/>
+            <w:pStyle w:val="952"/>
             <w:pBdr/>
             <w:tabs>
               <w:tab w:val="right" w:leader="dot" w:pos="9360"/>
@@ -981,21 +1014,22 @@
             <w:ind/>
             <w:rPr/>
           </w:pPr>
+          <w:r/>
           <w:hyperlink w:tooltip="#_Toc19" w:anchor="_Toc19" w:history="1">
             <w:r>
               <w:rPr>
-                <w:rStyle w:val="801"/>
+                <w:rStyle w:val="969"/>
               </w:rPr>
             </w:r>
             <w:r>
               <w:rPr>
-                <w:rStyle w:val="801"/>
+                <w:rStyle w:val="969"/>
               </w:rPr>
               <w:t xml:space="preserve">6.3. WAF (firewall de aplicación)</w:t>
             </w:r>
             <w:r>
               <w:rPr>
-                <w:rStyle w:val="801"/>
+                <w:rStyle w:val="969"/>
               </w:rPr>
             </w:r>
             <w:r>
@@ -1010,10 +1044,11 @@
             </w:r>
           </w:hyperlink>
           <w:r/>
+          <w:r/>
         </w:p>
         <w:p>
           <w:pPr>
-            <w:pStyle w:val="190"/>
+            <w:pStyle w:val="952"/>
             <w:pBdr/>
             <w:tabs>
               <w:tab w:val="right" w:leader="dot" w:pos="9360"/>
@@ -1022,21 +1057,22 @@
             <w:ind/>
             <w:rPr/>
           </w:pPr>
+          <w:r/>
           <w:hyperlink w:tooltip="#_Toc20" w:anchor="_Toc20" w:history="1">
             <w:r>
               <w:rPr>
-                <w:rStyle w:val="801"/>
+                <w:rStyle w:val="969"/>
               </w:rPr>
             </w:r>
             <w:r>
               <w:rPr>
-                <w:rStyle w:val="801"/>
+                <w:rStyle w:val="969"/>
               </w:rPr>
               <w:t xml:space="preserve">6.4. Arquitectura estándar de servidor</w:t>
             </w:r>
             <w:r>
               <w:rPr>
-                <w:rStyle w:val="801"/>
+                <w:rStyle w:val="969"/>
               </w:rPr>
             </w:r>
             <w:r>
@@ -1051,10 +1087,11 @@
             </w:r>
           </w:hyperlink>
           <w:r/>
+          <w:r/>
         </w:p>
         <w:p>
           <w:pPr>
-            <w:pStyle w:val="190"/>
+            <w:pStyle w:val="952"/>
             <w:pBdr/>
             <w:tabs>
               <w:tab w:val="right" w:leader="dot" w:pos="9360"/>
@@ -1063,21 +1100,22 @@
             <w:ind/>
             <w:rPr/>
           </w:pPr>
+          <w:r/>
           <w:hyperlink w:tooltip="#_Toc21" w:anchor="_Toc21" w:history="1">
             <w:r>
               <w:rPr>
-                <w:rStyle w:val="801"/>
+                <w:rStyle w:val="969"/>
               </w:rPr>
             </w:r>
             <w:r>
               <w:rPr>
-                <w:rStyle w:val="801"/>
+                <w:rStyle w:val="969"/>
               </w:rPr>
               <w:t xml:space="preserve">6.5. Copias de seguridad</w:t>
             </w:r>
             <w:r>
               <w:rPr>
-                <w:rStyle w:val="801"/>
+                <w:rStyle w:val="969"/>
               </w:rPr>
             </w:r>
             <w:r>
@@ -1092,10 +1130,11 @@
             </w:r>
           </w:hyperlink>
           <w:r/>
+          <w:r/>
         </w:p>
         <w:p>
           <w:pPr>
-            <w:pStyle w:val="190"/>
+            <w:pStyle w:val="952"/>
             <w:pBdr/>
             <w:tabs>
               <w:tab w:val="right" w:leader="dot" w:pos="9360"/>
@@ -1104,21 +1143,22 @@
             <w:ind/>
             <w:rPr/>
           </w:pPr>
+          <w:r/>
           <w:hyperlink w:tooltip="#_Toc22" w:anchor="_Toc22" w:history="1">
             <w:r>
               <w:rPr>
-                <w:rStyle w:val="801"/>
+                <w:rStyle w:val="969"/>
               </w:rPr>
             </w:r>
             <w:r>
               <w:rPr>
-                <w:rStyle w:val="801"/>
+                <w:rStyle w:val="969"/>
               </w:rPr>
               <w:t xml:space="preserve">6.6. Acceso seguro sin contraseña</w:t>
             </w:r>
             <w:r>
               <w:rPr>
-                <w:rStyle w:val="801"/>
+                <w:rStyle w:val="969"/>
               </w:rPr>
             </w:r>
             <w:r>
@@ -1133,10 +1173,11 @@
             </w:r>
           </w:hyperlink>
           <w:r/>
+          <w:r/>
         </w:p>
         <w:p>
           <w:pPr>
-            <w:pStyle w:val="190"/>
+            <w:pStyle w:val="952"/>
             <w:pBdr/>
             <w:tabs>
               <w:tab w:val="right" w:leader="dot" w:pos="9360"/>
@@ -1145,21 +1186,22 @@
             <w:ind/>
             <w:rPr/>
           </w:pPr>
+          <w:r/>
           <w:hyperlink w:tooltip="#_Toc23" w:anchor="_Toc23" w:history="1">
             <w:r>
               <w:rPr>
-                <w:rStyle w:val="801"/>
+                <w:rStyle w:val="969"/>
               </w:rPr>
             </w:r>
             <w:r>
               <w:rPr>
-                <w:rStyle w:val="801"/>
+                <w:rStyle w:val="969"/>
               </w:rPr>
               <w:t xml:space="preserve">6.7. Edición de base de datos: Standard</w:t>
             </w:r>
             <w:r>
               <w:rPr>
-                <w:rStyle w:val="801"/>
+                <w:rStyle w:val="969"/>
               </w:rPr>
             </w:r>
             <w:r>
@@ -1174,10 +1216,11 @@
             </w:r>
           </w:hyperlink>
           <w:r/>
+          <w:r/>
         </w:p>
         <w:p>
           <w:pPr>
-            <w:pStyle w:val="190"/>
+            <w:pStyle w:val="952"/>
             <w:pBdr/>
             <w:tabs>
               <w:tab w:val="right" w:leader="dot" w:pos="9360"/>
@@ -1186,21 +1229,22 @@
             <w:ind/>
             <w:rPr/>
           </w:pPr>
+          <w:r/>
           <w:hyperlink w:tooltip="#_Toc24" w:anchor="_Toc24" w:history="1">
             <w:r>
               <w:rPr>
-                <w:rStyle w:val="801"/>
+                <w:rStyle w:val="969"/>
               </w:rPr>
             </w:r>
             <w:r>
               <w:rPr>
-                <w:rStyle w:val="801"/>
+                <w:rStyle w:val="969"/>
               </w:rPr>
               <w:t xml:space="preserve">6.8. Gestión de actualizaciones</w:t>
             </w:r>
             <w:r>
               <w:rPr>
-                <w:rStyle w:val="801"/>
+                <w:rStyle w:val="969"/>
               </w:rPr>
             </w:r>
             <w:r>
@@ -1215,10 +1259,11 @@
             </w:r>
           </w:hyperlink>
           <w:r/>
+          <w:r/>
         </w:p>
         <w:p>
           <w:pPr>
-            <w:pStyle w:val="190"/>
+            <w:pStyle w:val="952"/>
             <w:pBdr/>
             <w:tabs>
               <w:tab w:val="right" w:leader="dot" w:pos="9360"/>
@@ -1227,21 +1272,22 @@
             <w:ind/>
             <w:rPr/>
           </w:pPr>
+          <w:r/>
           <w:hyperlink w:tooltip="#_Toc25" w:anchor="_Toc25" w:history="1">
             <w:r>
               <w:rPr>
-                <w:rStyle w:val="801"/>
+                <w:rStyle w:val="969"/>
               </w:rPr>
             </w:r>
             <w:r>
               <w:rPr>
-                <w:rStyle w:val="801"/>
+                <w:rStyle w:val="969"/>
               </w:rPr>
               <w:t xml:space="preserve">6.9. Monitorización gestionada</w:t>
             </w:r>
             <w:r>
               <w:rPr>
-                <w:rStyle w:val="801"/>
+                <w:rStyle w:val="969"/>
               </w:rPr>
             </w:r>
             <w:r>
@@ -1256,10 +1302,11 @@
             </w:r>
           </w:hyperlink>
           <w:r/>
+          <w:r/>
         </w:p>
         <w:p>
           <w:pPr>
-            <w:pStyle w:val="190"/>
+            <w:pStyle w:val="952"/>
             <w:pBdr/>
             <w:tabs>
               <w:tab w:val="right" w:leader="dot" w:pos="9360"/>
@@ -1268,21 +1315,22 @@
             <w:ind/>
             <w:rPr/>
           </w:pPr>
+          <w:r/>
           <w:hyperlink w:tooltip="#_Toc26" w:anchor="_Toc26" w:history="1">
             <w:r>
               <w:rPr>
-                <w:rStyle w:val="801"/>
+                <w:rStyle w:val="969"/>
               </w:rPr>
             </w:r>
             <w:r>
               <w:rPr>
-                <w:rStyle w:val="801"/>
+                <w:rStyle w:val="969"/>
               </w:rPr>
               <w:t xml:space="preserve">6.10. Pruebas de penetración periódicas</w:t>
             </w:r>
             <w:r>
               <w:rPr>
-                <w:rStyle w:val="801"/>
+                <w:rStyle w:val="969"/>
               </w:rPr>
             </w:r>
             <w:r>
@@ -1297,10 +1345,11 @@
             </w:r>
           </w:hyperlink>
           <w:r/>
+          <w:r/>
         </w:p>
         <w:p>
           <w:pPr>
-            <w:pStyle w:val="189"/>
+            <w:pStyle w:val="951"/>
             <w:pBdr/>
             <w:tabs>
               <w:tab w:val="right" w:leader="dot" w:pos="9360"/>
@@ -1309,21 +1358,22 @@
             <w:ind/>
             <w:rPr/>
           </w:pPr>
+          <w:r/>
           <w:hyperlink w:tooltip="#_Toc27" w:anchor="_Toc27" w:history="1">
             <w:r>
               <w:rPr>
-                <w:rStyle w:val="801"/>
+                <w:rStyle w:val="969"/>
               </w:rPr>
             </w:r>
             <w:r>
               <w:rPr>
-                <w:rStyle w:val="801"/>
+                <w:rStyle w:val="969"/>
               </w:rPr>
               <w:t xml:space="preserve">7. Resumen de impacto y priorización</w:t>
             </w:r>
             <w:r>
               <w:rPr>
-                <w:rStyle w:val="801"/>
+                <w:rStyle w:val="969"/>
               </w:rPr>
             </w:r>
             <w:r>
@@ -1338,10 +1388,11 @@
             </w:r>
           </w:hyperlink>
           <w:r/>
+          <w:r/>
         </w:p>
         <w:p>
           <w:pPr>
-            <w:pStyle w:val="189"/>
+            <w:pStyle w:val="951"/>
             <w:pBdr/>
             <w:tabs>
               <w:tab w:val="right" w:leader="dot" w:pos="9360"/>
@@ -1350,21 +1401,22 @@
             <w:ind/>
             <w:rPr/>
           </w:pPr>
+          <w:r/>
           <w:hyperlink w:tooltip="#_Toc28" w:anchor="_Toc28" w:history="1">
             <w:r>
               <w:rPr>
-                <w:rStyle w:val="801"/>
+                <w:rStyle w:val="969"/>
               </w:rPr>
             </w:r>
             <w:r>
               <w:rPr>
-                <w:rStyle w:val="801"/>
+                <w:rStyle w:val="969"/>
               </w:rPr>
               <w:t xml:space="preserve">8. Puntos a tratar con Aramón</w:t>
             </w:r>
             <w:r>
               <w:rPr>
-                <w:rStyle w:val="801"/>
+                <w:rStyle w:val="969"/>
               </w:rPr>
             </w:r>
             <w:r>
@@ -1379,10 +1431,11 @@
             </w:r>
           </w:hyperlink>
           <w:r/>
+          <w:r/>
         </w:p>
         <w:p>
           <w:pPr>
-            <w:pStyle w:val="189"/>
+            <w:pStyle w:val="951"/>
             <w:pBdr/>
             <w:tabs>
               <w:tab w:val="right" w:leader="dot" w:pos="9360"/>
@@ -1391,21 +1444,22 @@
             <w:ind/>
             <w:rPr/>
           </w:pPr>
+          <w:r/>
           <w:hyperlink w:tooltip="#_Toc29" w:anchor="_Toc29" w:history="1">
             <w:r>
               <w:rPr>
-                <w:rStyle w:val="801"/>
+                <w:rStyle w:val="969"/>
               </w:rPr>
             </w:r>
             <w:r>
               <w:rPr>
-                <w:rStyle w:val="801"/>
+                <w:rStyle w:val="969"/>
               </w:rPr>
               <w:t xml:space="preserve">Anexo A. Adaptación a Azure</w:t>
             </w:r>
             <w:r>
               <w:rPr>
-                <w:rStyle w:val="801"/>
+                <w:rStyle w:val="969"/>
               </w:rPr>
             </w:r>
             <w:r>
@@ -1420,10 +1474,11 @@
             </w:r>
           </w:hyperlink>
           <w:r/>
+          <w:r/>
         </w:p>
         <w:p>
           <w:pPr>
-            <w:pStyle w:val="189"/>
+            <w:pStyle w:val="951"/>
             <w:pBdr/>
             <w:tabs>
               <w:tab w:val="right" w:leader="dot" w:pos="9360"/>
@@ -1432,21 +1487,22 @@
             <w:ind/>
             <w:rPr/>
           </w:pPr>
+          <w:r/>
           <w:hyperlink w:tooltip="#_Toc30" w:anchor="_Toc30" w:history="1">
             <w:r>
               <w:rPr>
-                <w:rStyle w:val="801"/>
+                <w:rStyle w:val="969"/>
               </w:rPr>
             </w:r>
             <w:r>
               <w:rPr>
-                <w:rStyle w:val="801"/>
+                <w:rStyle w:val="969"/>
               </w:rPr>
               <w:t xml:space="preserve">Anexo B. Cumplimiento ENS-Media</w:t>
             </w:r>
             <w:r>
               <w:rPr>
-                <w:rStyle w:val="801"/>
+                <w:rStyle w:val="969"/>
               </w:rPr>
             </w:r>
             <w:r>
@@ -1461,6 +1517,7 @@
             </w:r>
           </w:hyperlink>
           <w:r/>
+          <w:r/>
         </w:p>
         <w:p>
           <w:pPr>
@@ -1469,11 +1526,9 @@
             <w:ind/>
             <w:rPr/>
           </w:pPr>
-          <w:r/>
           <w:r>
             <w:fldChar w:fldCharType="end"/>
           </w:r>
-          <w:r/>
           <w:r/>
         </w:p>
       </w:sdtContent>
@@ -1492,7 +1547,7 @@
     </w:p>
     <w:p>
       <w:pPr>
-        <w:pStyle w:val="808"/>
+        <w:pStyle w:val="976"/>
         <w:pBdr/>
         <w:spacing/>
         <w:ind/>
@@ -1503,7 +1558,6 @@
       <w:r>
         <w:t xml:space="preserve">1. Contexto y objetivo</w:t>
       </w:r>
-      <w:r/>
       <w:bookmarkEnd w:id="2"/>
       <w:r/>
       <w:r/>
@@ -1537,7 +1591,7 @@
     </w:p>
     <w:p>
       <w:pPr>
-        <w:pStyle w:val="800"/>
+        <w:pStyle w:val="968"/>
         <w:numPr>
           <w:ilvl w:val="0"/>
           <w:numId w:val="2"/>
@@ -1561,7 +1615,7 @@
     </w:p>
     <w:p>
       <w:pPr>
-        <w:pStyle w:val="800"/>
+        <w:pStyle w:val="968"/>
         <w:numPr>
           <w:ilvl w:val="0"/>
           <w:numId w:val="2"/>
@@ -1585,7 +1639,7 @@
     </w:p>
     <w:p>
       <w:pPr>
-        <w:pStyle w:val="800"/>
+        <w:pStyle w:val="968"/>
         <w:numPr>
           <w:ilvl w:val="0"/>
           <w:numId w:val="2"/>
@@ -1609,7 +1663,7 @@
     </w:p>
     <w:p>
       <w:pPr>
-        <w:pStyle w:val="800"/>
+        <w:pStyle w:val="968"/>
         <w:numPr>
           <w:ilvl w:val="0"/>
           <w:numId w:val="2"/>
@@ -1656,7 +1710,7 @@
     </w:p>
     <w:p>
       <w:pPr>
-        <w:pStyle w:val="808"/>
+        <w:pStyle w:val="976"/>
         <w:pBdr/>
         <w:spacing/>
         <w:ind/>
@@ -1667,7 +1721,6 @@
       <w:r>
         <w:t xml:space="preserve">2. Inventario de servidores</w:t>
       </w:r>
-      <w:r/>
       <w:bookmarkEnd w:id="3"/>
       <w:r/>
       <w:r/>
@@ -2712,7 +2765,7 @@
     </w:p>
     <w:p>
       <w:pPr>
-        <w:pStyle w:val="808"/>
+        <w:pStyle w:val="976"/>
         <w:pBdr/>
         <w:spacing/>
         <w:ind/>
@@ -2723,7 +2776,6 @@
       <w:r>
         <w:t xml:space="preserve">3. Arquitectura del ecosistema actual</w:t>
       </w:r>
-      <w:r/>
       <w:bookmarkEnd w:id="4"/>
       <w:r/>
       <w:r/>
@@ -2879,7 +2931,7 @@
     </w:p>
     <w:p>
       <w:pPr>
-        <w:pStyle w:val="809"/>
+        <w:pStyle w:val="977"/>
         <w:pBdr/>
         <w:spacing/>
         <w:ind/>
@@ -2890,7 +2942,6 @@
       <w:r>
         <w:t xml:space="preserve">3.1. Servidor WEB (ARAMONWEB)</w:t>
       </w:r>
-      <w:r/>
       <w:bookmarkEnd w:id="5"/>
       <w:r/>
       <w:r/>
@@ -2928,7 +2979,7 @@
     </w:p>
     <w:p>
       <w:pPr>
-        <w:pStyle w:val="810"/>
+        <w:pStyle w:val="978"/>
         <w:pBdr/>
         <w:spacing/>
         <w:ind/>
@@ -2941,7 +2992,7 @@
     </w:p>
     <w:p>
       <w:pPr>
-        <w:pStyle w:val="800"/>
+        <w:pStyle w:val="968"/>
         <w:numPr>
           <w:ilvl w:val="0"/>
           <w:numId w:val="2"/>
@@ -2958,7 +3009,7 @@
     </w:p>
     <w:p>
       <w:pPr>
-        <w:pStyle w:val="800"/>
+        <w:pStyle w:val="968"/>
         <w:numPr>
           <w:ilvl w:val="0"/>
           <w:numId w:val="2"/>
@@ -2975,7 +3026,7 @@
     </w:p>
     <w:p>
       <w:pPr>
-        <w:pStyle w:val="800"/>
+        <w:pStyle w:val="968"/>
         <w:numPr>
           <w:ilvl w:val="0"/>
           <w:numId w:val="2"/>
@@ -2992,7 +3043,7 @@
     </w:p>
     <w:p>
       <w:pPr>
-        <w:pStyle w:val="800"/>
+        <w:pStyle w:val="968"/>
         <w:numPr>
           <w:ilvl w:val="0"/>
           <w:numId w:val="2"/>
@@ -3009,7 +3060,7 @@
     </w:p>
     <w:p>
       <w:pPr>
-        <w:pStyle w:val="800"/>
+        <w:pStyle w:val="968"/>
         <w:numPr>
           <w:ilvl w:val="0"/>
           <w:numId w:val="2"/>
@@ -3026,7 +3077,7 @@
     </w:p>
     <w:p>
       <w:pPr>
-        <w:pStyle w:val="800"/>
+        <w:pStyle w:val="968"/>
         <w:numPr>
           <w:ilvl w:val="0"/>
           <w:numId w:val="2"/>
@@ -3043,7 +3094,7 @@
     </w:p>
     <w:p>
       <w:pPr>
-        <w:pStyle w:val="800"/>
+        <w:pStyle w:val="968"/>
         <w:numPr>
           <w:ilvl w:val="0"/>
           <w:numId w:val="2"/>
@@ -3060,7 +3111,7 @@
     </w:p>
     <w:p>
       <w:pPr>
-        <w:pStyle w:val="800"/>
+        <w:pStyle w:val="968"/>
         <w:numPr>
           <w:ilvl w:val="0"/>
           <w:numId w:val="2"/>
@@ -3077,7 +3128,7 @@
     </w:p>
     <w:p>
       <w:pPr>
-        <w:pStyle w:val="800"/>
+        <w:pStyle w:val="968"/>
         <w:numPr>
           <w:ilvl w:val="0"/>
           <w:numId w:val="2"/>
@@ -3094,7 +3145,7 @@
     </w:p>
     <w:p>
       <w:pPr>
-        <w:pStyle w:val="810"/>
+        <w:pStyle w:val="978"/>
         <w:pBdr/>
         <w:spacing/>
         <w:ind/>
@@ -3107,7 +3158,7 @@
     </w:p>
     <w:p>
       <w:pPr>
-        <w:pStyle w:val="800"/>
+        <w:pStyle w:val="968"/>
         <w:numPr>
           <w:ilvl w:val="0"/>
           <w:numId w:val="2"/>
@@ -3136,7 +3187,7 @@
     </w:p>
     <w:p>
       <w:pPr>
-        <w:pStyle w:val="800"/>
+        <w:pStyle w:val="968"/>
         <w:numPr>
           <w:ilvl w:val="0"/>
           <w:numId w:val="2"/>
@@ -3153,7 +3204,7 @@
     </w:p>
     <w:p>
       <w:pPr>
-        <w:pStyle w:val="800"/>
+        <w:pStyle w:val="968"/>
         <w:numPr>
           <w:ilvl w:val="0"/>
           <w:numId w:val="2"/>
@@ -3170,7 +3221,7 @@
     </w:p>
     <w:p>
       <w:pPr>
-        <w:pStyle w:val="800"/>
+        <w:pStyle w:val="968"/>
         <w:numPr>
           <w:ilvl w:val="0"/>
           <w:numId w:val="2"/>
@@ -3187,7 +3238,7 @@
     </w:p>
     <w:p>
       <w:pPr>
-        <w:pStyle w:val="800"/>
+        <w:pStyle w:val="968"/>
         <w:numPr>
           <w:ilvl w:val="0"/>
           <w:numId w:val="2"/>
@@ -3204,7 +3255,7 @@
     </w:p>
     <w:p>
       <w:pPr>
-        <w:pStyle w:val="800"/>
+        <w:pStyle w:val="968"/>
         <w:numPr>
           <w:ilvl w:val="0"/>
           <w:numId w:val="2"/>
@@ -3221,7 +3272,7 @@
     </w:p>
     <w:p>
       <w:pPr>
-        <w:pStyle w:val="800"/>
+        <w:pStyle w:val="968"/>
         <w:numPr>
           <w:ilvl w:val="0"/>
           <w:numId w:val="2"/>
@@ -3238,7 +3289,7 @@
     </w:p>
     <w:p>
       <w:pPr>
-        <w:pStyle w:val="800"/>
+        <w:pStyle w:val="968"/>
         <w:numPr>
           <w:ilvl w:val="0"/>
           <w:numId w:val="2"/>
@@ -3255,7 +3306,7 @@
     </w:p>
     <w:p>
       <w:pPr>
-        <w:pStyle w:val="800"/>
+        <w:pStyle w:val="968"/>
         <w:numPr>
           <w:ilvl w:val="0"/>
           <w:numId w:val="2"/>
@@ -3272,7 +3323,7 @@
     </w:p>
     <w:p>
       <w:pPr>
-        <w:pStyle w:val="809"/>
+        <w:pStyle w:val="977"/>
         <w:pBdr/>
         <w:spacing/>
         <w:ind/>
@@ -3283,7 +3334,6 @@
       <w:r>
         <w:t xml:space="preserve">3.2. Servidor Aramón WS (ARAMONBUSES)</w:t>
       </w:r>
-      <w:r/>
       <w:bookmarkEnd w:id="6"/>
       <w:r/>
       <w:r/>
@@ -3321,7 +3371,7 @@
     </w:p>
     <w:p>
       <w:pPr>
-        <w:pStyle w:val="800"/>
+        <w:pStyle w:val="968"/>
         <w:numPr>
           <w:ilvl w:val="0"/>
           <w:numId w:val="2"/>
@@ -3338,7 +3388,7 @@
     </w:p>
     <w:p>
       <w:pPr>
-        <w:pStyle w:val="800"/>
+        <w:pStyle w:val="968"/>
         <w:numPr>
           <w:ilvl w:val="0"/>
           <w:numId w:val="2"/>
@@ -3355,7 +3405,7 @@
     </w:p>
     <w:p>
       <w:pPr>
-        <w:pStyle w:val="800"/>
+        <w:pStyle w:val="968"/>
         <w:numPr>
           <w:ilvl w:val="0"/>
           <w:numId w:val="2"/>
@@ -3372,7 +3422,7 @@
     </w:p>
     <w:p>
       <w:pPr>
-        <w:pStyle w:val="800"/>
+        <w:pStyle w:val="968"/>
         <w:numPr>
           <w:ilvl w:val="0"/>
           <w:numId w:val="2"/>
@@ -3389,7 +3439,7 @@
     </w:p>
     <w:p>
       <w:pPr>
-        <w:pStyle w:val="800"/>
+        <w:pStyle w:val="968"/>
         <w:numPr>
           <w:ilvl w:val="0"/>
           <w:numId w:val="2"/>
@@ -3406,7 +3456,7 @@
     </w:p>
     <w:p>
       <w:pPr>
-        <w:pStyle w:val="809"/>
+        <w:pStyle w:val="977"/>
         <w:pBdr/>
         <w:spacing/>
         <w:ind/>
@@ -3417,7 +3467,6 @@
       <w:r>
         <w:t xml:space="preserve">3.3. Servidor APP (AramonAPP)</w:t>
       </w:r>
-      <w:r/>
       <w:bookmarkEnd w:id="7"/>
       <w:r/>
       <w:r/>
@@ -3436,7 +3485,7 @@
     </w:p>
     <w:p>
       <w:pPr>
-        <w:pStyle w:val="809"/>
+        <w:pStyle w:val="977"/>
         <w:pBdr/>
         <w:spacing/>
         <w:ind/>
@@ -3447,7 +3496,6 @@
       <w:r>
         <w:t xml:space="preserve">3.4. Servidor SQL (ARAMONSQLSERVER)</w:t>
       </w:r>
-      <w:r/>
       <w:bookmarkEnd w:id="8"/>
       <w:r/>
       <w:r/>
@@ -5041,7 +5089,7 @@
     </w:p>
     <w:p>
       <w:pPr>
-        <w:pStyle w:val="810"/>
+        <w:pStyle w:val="978"/>
         <w:pBdr/>
         <w:spacing/>
         <w:ind/>
@@ -5054,7 +5102,7 @@
     </w:p>
     <w:p>
       <w:pPr>
-        <w:pStyle w:val="800"/>
+        <w:pStyle w:val="968"/>
         <w:numPr>
           <w:ilvl w:val="0"/>
           <w:numId w:val="2"/>
@@ -5083,7 +5131,7 @@
     </w:p>
     <w:p>
       <w:pPr>
-        <w:pStyle w:val="800"/>
+        <w:pStyle w:val="968"/>
         <w:numPr>
           <w:ilvl w:val="0"/>
           <w:numId w:val="2"/>
@@ -5100,7 +5148,7 @@
     </w:p>
     <w:p>
       <w:pPr>
-        <w:pStyle w:val="800"/>
+        <w:pStyle w:val="968"/>
         <w:numPr>
           <w:ilvl w:val="0"/>
           <w:numId w:val="2"/>
@@ -5117,7 +5165,7 @@
     </w:p>
     <w:p>
       <w:pPr>
-        <w:pStyle w:val="800"/>
+        <w:pStyle w:val="968"/>
         <w:numPr>
           <w:ilvl w:val="0"/>
           <w:numId w:val="2"/>
@@ -5134,7 +5182,7 @@
     </w:p>
     <w:p>
       <w:pPr>
-        <w:pStyle w:val="800"/>
+        <w:pStyle w:val="968"/>
         <w:numPr>
           <w:ilvl w:val="0"/>
           <w:numId w:val="2"/>
@@ -5151,7 +5199,7 @@
     </w:p>
     <w:p>
       <w:pPr>
-        <w:pStyle w:val="800"/>
+        <w:pStyle w:val="968"/>
         <w:numPr>
           <w:ilvl w:val="0"/>
           <w:numId w:val="2"/>
@@ -5168,7 +5216,7 @@
     </w:p>
     <w:p>
       <w:pPr>
-        <w:pStyle w:val="800"/>
+        <w:pStyle w:val="968"/>
         <w:numPr>
           <w:ilvl w:val="0"/>
           <w:numId w:val="2"/>
@@ -5185,7 +5233,7 @@
     </w:p>
     <w:p>
       <w:pPr>
-        <w:pStyle w:val="809"/>
+        <w:pStyle w:val="977"/>
         <w:pBdr/>
         <w:spacing/>
         <w:ind/>
@@ -5196,14 +5244,13 @@
       <w:r>
         <w:t xml:space="preserve">3.5. Aplicaciones de usuario</w:t>
       </w:r>
-      <w:r/>
       <w:bookmarkEnd w:id="9"/>
       <w:r/>
       <w:r/>
     </w:p>
     <w:p>
       <w:pPr>
-        <w:pStyle w:val="800"/>
+        <w:pStyle w:val="968"/>
         <w:numPr>
           <w:ilvl w:val="0"/>
           <w:numId w:val="2"/>
@@ -5227,7 +5274,7 @@
     </w:p>
     <w:p>
       <w:pPr>
-        <w:pStyle w:val="800"/>
+        <w:pStyle w:val="968"/>
         <w:numPr>
           <w:ilvl w:val="0"/>
           <w:numId w:val="2"/>
@@ -5251,7 +5298,7 @@
     </w:p>
     <w:p>
       <w:pPr>
-        <w:pStyle w:val="809"/>
+        <w:pStyle w:val="977"/>
         <w:pBdr/>
         <w:spacing/>
         <w:ind/>
@@ -5260,16 +5307,20 @@
       <w:r/>
       <w:bookmarkStart w:id="10" w:name="_Toc10"/>
       <w:r>
-        <w:t xml:space="preserve">3.6. Herramientas de monitorización actuales</w:t>
+        <w:t xml:space="preserve">3.6. </w:t>
       </w:r>
       <w:r/>
+      <w:r>
+        <w:t xml:space="preserve">Herramientas de monitorización actuales</w:t>
+      </w:r>
       <w:bookmarkEnd w:id="10"/>
+      <w:r/>
       <w:r/>
       <w:r/>
     </w:p>
     <w:p>
       <w:pPr>
-        <w:pStyle w:val="800"/>
+        <w:pStyle w:val="968"/>
         <w:numPr>
           <w:ilvl w:val="0"/>
           <w:numId w:val="2"/>
@@ -5293,7 +5344,7 @@
     </w:p>
     <w:p>
       <w:pPr>
-        <w:pStyle w:val="800"/>
+        <w:pStyle w:val="968"/>
         <w:numPr>
           <w:ilvl w:val="0"/>
           <w:numId w:val="2"/>
@@ -5317,7 +5368,7 @@
     </w:p>
     <w:p>
       <w:pPr>
-        <w:pStyle w:val="800"/>
+        <w:pStyle w:val="968"/>
         <w:numPr>
           <w:ilvl w:val="0"/>
           <w:numId w:val="2"/>
@@ -5341,7 +5392,7 @@
     </w:p>
     <w:p>
       <w:pPr>
-        <w:pStyle w:val="800"/>
+        <w:pStyle w:val="968"/>
         <w:numPr>
           <w:ilvl w:val="0"/>
           <w:numId w:val="2"/>
@@ -5365,7 +5416,387 @@
     </w:p>
     <w:p>
       <w:pPr>
-        <w:pStyle w:val="808"/>
+        <w:pStyle w:val="977"/>
+        <w:pBdr/>
+        <w:spacing/>
+        <w:ind/>
+        <w:rPr/>
+      </w:pPr>
+      <w:r>
+        <w:rPr>
+          <w:highlight w:val="none"/>
+        </w:rPr>
+      </w:r>
+      <w:r>
+        <w:rPr>
+          <w:highlight w:val="none"/>
+        </w:rPr>
+        <w:t xml:space="preserve">3.7 </w:t>
+      </w:r>
+      <w:r/>
+      <w:r>
+        <w:t xml:space="preserve">Servicio de correo</w:t>
+      </w:r>
+      <w:r/>
+      <w:r/>
+    </w:p>
+    <w:p>
+      <w:pPr>
+        <w:pBdr/>
+        <w:spacing w:after="120" w:line="276" w:lineRule="auto"/>
+        <w:ind/>
+        <w:rPr/>
+      </w:pPr>
+      <w:r>
+        <w:t xml:space="preserve">El correo se gestiona mediante servidor propio de webDreams sobre Zimbra (servidor mailz01), con dominio dedicado mail.aramon.com.</w:t>
+      </w:r>
+      <w:r/>
+      <w:r/>
+    </w:p>
+    <w:p>
+      <w:pPr>
+        <w:pStyle w:val="968"/>
+        <w:numPr>
+          <w:ilvl w:val="0"/>
+          <w:numId w:val="3"/>
+        </w:numPr>
+        <w:pBdr/>
+        <w:spacing w:after="60"/>
+        <w:ind/>
+        <w:rPr/>
+      </w:pPr>
+      <w:r>
+        <w:rPr>
+          <w:b/>
+          <w:bCs/>
+        </w:rPr>
+        <w:t xml:space="preserve">DNS: </w:t>
+      </w:r>
+      <w:r>
+        <w:t xml:space="preserve">mail.aramon.com es un CNAME que apunta a mailz01.wdreams.com (TTL 60s). Registro publicado correctamente.</w:t>
+      </w:r>
+      <w:r/>
+      <w:r/>
+    </w:p>
+    <w:p>
+      <w:pPr>
+        <w:pStyle w:val="968"/>
+        <w:numPr>
+          <w:ilvl w:val="0"/>
+          <w:numId w:val="3"/>
+        </w:numPr>
+        <w:pBdr/>
+        <w:spacing w:after="60"/>
+        <w:ind/>
+        <w:rPr/>
+      </w:pPr>
+      <w:r>
+        <w:rPr>
+          <w:b/>
+          <w:bCs/>
+        </w:rPr>
+        <w:t xml:space="preserve">Dominio gestionado: </w:t>
+      </w:r>
+      <w:r>
+        <w:t xml:space="preserve">aramon.com</w:t>
+      </w:r>
+      <w:r/>
+      <w:r/>
+    </w:p>
+    <w:p>
+      <w:pPr>
+        <w:pBdr/>
+        <w:spacing w:after="80"/>
+        <w:ind/>
+        <w:rPr/>
+      </w:pPr>
+      <w:r/>
+      <w:r/>
+      <w:r/>
+    </w:p>
+    <w:tbl>
+      <w:tblPr>
+        <w:tblW w:w="9360" w:type="dxa"/>
+        <w:tblBorders>
+          <w:top w:val="single" w:color="000000" w:sz="4" w:space="0"/>
+          <w:left w:val="single" w:color="000000" w:sz="4" w:space="0"/>
+          <w:bottom w:val="single" w:color="000000" w:sz="4" w:space="0"/>
+          <w:right w:val="single" w:color="000000" w:sz="4" w:space="0"/>
+          <w:insideH w:val="single" w:color="000000" w:sz="4" w:space="0"/>
+          <w:insideV w:val="single" w:color="000000" w:sz="4" w:space="0"/>
+        </w:tblBorders>
+        <w:tblLook w:val="04A0" w:firstRow="1" w:lastRow="0" w:firstColumn="1" w:lastColumn="0" w:noHBand="0" w:noVBand="1"/>
+      </w:tblPr>
+      <w:tblGrid>
+        <w:gridCol w:w="9360"/>
+      </w:tblGrid>
+      <w:tr>
+        <w:trPr>
+          <w:tblHeader/>
+        </w:trPr>
+        <w:tc>
+          <w:tcPr>
+            <w:shd w:val="clear" w:color="ffffff" w:fill="1f3864"/>
+            <w:tcBorders>
+              <w:top w:val="single" w:color="bfbfbf" w:sz="1" w:space="0"/>
+              <w:left w:val="single" w:color="bfbfbf" w:sz="1" w:space="0"/>
+              <w:bottom w:val="single" w:color="bfbfbf" w:sz="1" w:space="0"/>
+              <w:right w:val="single" w:color="bfbfbf" w:sz="1" w:space="0"/>
+            </w:tcBorders>
+            <w:tcMar>
+              <w:left w:w="120" w:type="dxa"/>
+              <w:top w:w="80" w:type="dxa"/>
+              <w:right w:w="120" w:type="dxa"/>
+              <w:bottom w:w="80" w:type="dxa"/>
+            </w:tcMar>
+            <w:tcW w:w="9360" w:type="dxa"/>
+          </w:tcPr>
+          <w:p>
+            <w:pPr>
+              <w:pBdr/>
+              <w:spacing/>
+              <w:ind/>
+              <w:rPr/>
+            </w:pPr>
+            <w:r>
+              <w:rPr>
+                <w:b/>
+                <w:bCs/>
+                <w:color w:val="ffffff"/>
+                <w:sz w:val="20"/>
+                <w:szCs w:val="20"/>
+              </w:rPr>
+              <w:t xml:space="preserve">Cuentas de correo gestionadas (aramon.com)</w:t>
+            </w:r>
+            <w:r/>
+            <w:r/>
+          </w:p>
+        </w:tc>
+      </w:tr>
+      <w:tr>
+        <w:trPr/>
+        <w:tc>
+          <w:tcPr>
+            <w:shd w:val="clear" w:color="ffffff" w:fill="f2f5fb"/>
+            <w:tcBorders>
+              <w:top w:val="single" w:color="bfbfbf" w:sz="1" w:space="0"/>
+              <w:left w:val="single" w:color="bfbfbf" w:sz="1" w:space="0"/>
+              <w:bottom w:val="single" w:color="bfbfbf" w:sz="1" w:space="0"/>
+              <w:right w:val="single" w:color="bfbfbf" w:sz="1" w:space="0"/>
+            </w:tcBorders>
+            <w:tcMar>
+              <w:left w:w="120" w:type="dxa"/>
+              <w:top w:w="80" w:type="dxa"/>
+              <w:right w:w="120" w:type="dxa"/>
+              <w:bottom w:w="80" w:type="dxa"/>
+            </w:tcMar>
+            <w:tcW w:w="9360" w:type="dxa"/>
+          </w:tcPr>
+          <w:p>
+            <w:pPr>
+              <w:pBdr/>
+              <w:spacing/>
+              <w:ind/>
+              <w:rPr/>
+            </w:pPr>
+            <w:r>
+              <w:rPr>
+                <w:b w:val="0"/>
+                <w:bCs w:val="0"/>
+                <w:sz w:val="20"/>
+                <w:szCs w:val="20"/>
+              </w:rPr>
+              <w:t xml:space="preserve">correo@aramon.com</w:t>
+            </w:r>
+            <w:r/>
+            <w:r/>
+          </w:p>
+        </w:tc>
+      </w:tr>
+      <w:tr>
+        <w:trPr/>
+        <w:tc>
+          <w:tcPr>
+            <w:shd w:val="clear" w:color="ffffff" w:fill="ffffff"/>
+            <w:tcBorders>
+              <w:top w:val="single" w:color="bfbfbf" w:sz="1" w:space="0"/>
+              <w:left w:val="single" w:color="bfbfbf" w:sz="1" w:space="0"/>
+              <w:bottom w:val="single" w:color="bfbfbf" w:sz="1" w:space="0"/>
+              <w:right w:val="single" w:color="bfbfbf" w:sz="1" w:space="0"/>
+            </w:tcBorders>
+            <w:tcMar>
+              <w:left w:w="120" w:type="dxa"/>
+              <w:top w:w="80" w:type="dxa"/>
+              <w:right w:w="120" w:type="dxa"/>
+              <w:bottom w:w="80" w:type="dxa"/>
+            </w:tcMar>
+            <w:tcW w:w="9360" w:type="dxa"/>
+          </w:tcPr>
+          <w:p>
+            <w:pPr>
+              <w:pBdr/>
+              <w:spacing/>
+              <w:ind/>
+              <w:rPr/>
+            </w:pPr>
+            <w:r>
+              <w:rPr>
+                <w:b w:val="0"/>
+                <w:bCs w:val="0"/>
+                <w:sz w:val="20"/>
+                <w:szCs w:val="20"/>
+              </w:rPr>
+              <w:t xml:space="preserve">skipirineos@aramon.com</w:t>
+            </w:r>
+            <w:r/>
+            <w:r/>
+          </w:p>
+        </w:tc>
+      </w:tr>
+      <w:tr>
+        <w:trPr/>
+        <w:tc>
+          <w:tcPr>
+            <w:shd w:val="clear" w:color="ffffff" w:fill="f2f5fb"/>
+            <w:tcBorders>
+              <w:top w:val="single" w:color="bfbfbf" w:sz="1" w:space="0"/>
+              <w:left w:val="single" w:color="bfbfbf" w:sz="1" w:space="0"/>
+              <w:bottom w:val="single" w:color="bfbfbf" w:sz="1" w:space="0"/>
+              <w:right w:val="single" w:color="bfbfbf" w:sz="1" w:space="0"/>
+            </w:tcBorders>
+            <w:tcMar>
+              <w:left w:w="120" w:type="dxa"/>
+              <w:top w:w="80" w:type="dxa"/>
+              <w:right w:w="120" w:type="dxa"/>
+              <w:bottom w:w="80" w:type="dxa"/>
+            </w:tcMar>
+            <w:tcW w:w="9360" w:type="dxa"/>
+          </w:tcPr>
+          <w:p>
+            <w:pPr>
+              <w:pBdr/>
+              <w:spacing/>
+              <w:ind/>
+              <w:rPr/>
+            </w:pPr>
+            <w:r>
+              <w:rPr>
+                <w:b w:val="0"/>
+                <w:bCs w:val="0"/>
+                <w:sz w:val="20"/>
+                <w:szCs w:val="20"/>
+              </w:rPr>
+              <w:t xml:space="preserve">concursogeal@aramon.com</w:t>
+            </w:r>
+            <w:r/>
+            <w:r/>
+          </w:p>
+        </w:tc>
+      </w:tr>
+      <w:tr>
+        <w:trPr/>
+        <w:tc>
+          <w:tcPr>
+            <w:shd w:val="clear" w:color="ffffff" w:fill="ffffff"/>
+            <w:tcBorders>
+              <w:top w:val="single" w:color="bfbfbf" w:sz="1" w:space="0"/>
+              <w:left w:val="single" w:color="bfbfbf" w:sz="1" w:space="0"/>
+              <w:bottom w:val="single" w:color="bfbfbf" w:sz="1" w:space="0"/>
+              <w:right w:val="single" w:color="bfbfbf" w:sz="1" w:space="0"/>
+            </w:tcBorders>
+            <w:tcMar>
+              <w:left w:w="120" w:type="dxa"/>
+              <w:top w:w="80" w:type="dxa"/>
+              <w:right w:w="120" w:type="dxa"/>
+              <w:bottom w:w="80" w:type="dxa"/>
+            </w:tcMar>
+            <w:tcW w:w="9360" w:type="dxa"/>
+          </w:tcPr>
+          <w:p>
+            <w:pPr>
+              <w:pBdr/>
+              <w:spacing/>
+              <w:ind/>
+              <w:rPr/>
+            </w:pPr>
+            <w:r>
+              <w:rPr>
+                <w:b w:val="0"/>
+                <w:bCs w:val="0"/>
+                <w:sz w:val="20"/>
+                <w:szCs w:val="20"/>
+              </w:rPr>
+              <w:t xml:space="preserve">atenciontarjetas@aramon.com</w:t>
+            </w:r>
+            <w:r/>
+            <w:r/>
+          </w:p>
+        </w:tc>
+      </w:tr>
+      <w:tr>
+        <w:trPr/>
+        <w:tc>
+          <w:tcPr>
+            <w:shd w:val="clear" w:color="ffffff" w:fill="f2f5fb"/>
+            <w:tcBorders>
+              <w:top w:val="single" w:color="bfbfbf" w:sz="1" w:space="0"/>
+              <w:left w:val="single" w:color="bfbfbf" w:sz="1" w:space="0"/>
+              <w:bottom w:val="single" w:color="bfbfbf" w:sz="1" w:space="0"/>
+              <w:right w:val="single" w:color="bfbfbf" w:sz="1" w:space="0"/>
+            </w:tcBorders>
+            <w:tcMar>
+              <w:left w:w="120" w:type="dxa"/>
+              <w:top w:w="80" w:type="dxa"/>
+              <w:right w:w="120" w:type="dxa"/>
+              <w:bottom w:w="80" w:type="dxa"/>
+            </w:tcMar>
+            <w:tcW w:w="9360" w:type="dxa"/>
+          </w:tcPr>
+          <w:p>
+            <w:pPr>
+              <w:pBdr/>
+              <w:spacing/>
+              <w:ind/>
+              <w:rPr/>
+            </w:pPr>
+            <w:r>
+              <w:rPr>
+                <w:b w:val="0"/>
+                <w:bCs w:val="0"/>
+                <w:sz w:val="20"/>
+                <w:szCs w:val="20"/>
+              </w:rPr>
+              <w:t xml:space="preserve">contacto@aramon.com</w:t>
+            </w:r>
+            <w:r/>
+            <w:r/>
+          </w:p>
+        </w:tc>
+      </w:tr>
+    </w:tbl>
+    <w:p>
+      <w:pPr>
+        <w:pStyle w:val="977"/>
+        <w:pBdr/>
+        <w:spacing/>
+        <w:ind/>
+        <w:rPr/>
+      </w:pPr>
+      <w:r>
+        <w:rPr>
+          <w:highlight w:val="none"/>
+        </w:rPr>
+      </w:r>
+      <w:r>
+        <w:rPr>
+          <w:highlight w:val="none"/>
+        </w:rPr>
+      </w:r>
+      <w:r/>
+    </w:p>
+    <w:p>
+      <w:pPr>
+        <w:pStyle w:val="976"/>
         <w:pBdr/>
         <w:spacing/>
         <w:ind/>
@@ -5376,7 +5807,6 @@
       <w:r>
         <w:t xml:space="preserve">4. Diagnóstico de seguridad</w:t>
       </w:r>
-      <w:r/>
       <w:bookmarkEnd w:id="11"/>
       <w:r/>
       <w:r/>
@@ -5488,7 +5918,7 @@
     </w:p>
     <w:p>
       <w:pPr>
-        <w:pStyle w:val="809"/>
+        <w:pStyle w:val="977"/>
         <w:pBdr/>
         <w:spacing/>
         <w:ind/>
@@ -5499,14 +5929,13 @@
       <w:r>
         <w:t xml:space="preserve">4.1. Estado de las protecciones</w:t>
       </w:r>
-      <w:r/>
       <w:bookmarkEnd w:id="12"/>
       <w:r/>
       <w:r/>
     </w:p>
     <w:p>
       <w:pPr>
-        <w:pStyle w:val="800"/>
+        <w:pStyle w:val="968"/>
         <w:numPr>
           <w:ilvl w:val="0"/>
           <w:numId w:val="2"/>
@@ -5530,7 +5959,7 @@
     </w:p>
     <w:p>
       <w:pPr>
-        <w:pStyle w:val="800"/>
+        <w:pStyle w:val="968"/>
         <w:numPr>
           <w:ilvl w:val="0"/>
           <w:numId w:val="2"/>
@@ -5554,7 +5983,7 @@
     </w:p>
     <w:p>
       <w:pPr>
-        <w:pStyle w:val="800"/>
+        <w:pStyle w:val="968"/>
         <w:numPr>
           <w:ilvl w:val="0"/>
           <w:numId w:val="2"/>
@@ -5578,7 +6007,7 @@
     </w:p>
     <w:p>
       <w:pPr>
-        <w:pStyle w:val="800"/>
+        <w:pStyle w:val="968"/>
         <w:numPr>
           <w:ilvl w:val="0"/>
           <w:numId w:val="2"/>
@@ -5602,7 +6031,7 @@
     </w:p>
     <w:p>
       <w:pPr>
-        <w:pStyle w:val="809"/>
+        <w:pStyle w:val="977"/>
         <w:pBdr/>
         <w:spacing/>
         <w:ind/>
@@ -5613,7 +6042,6 @@
       <w:r>
         <w:t xml:space="preserve">4.2. Lo que está correctamente planteado</w:t>
       </w:r>
-      <w:r/>
       <w:bookmarkEnd w:id="13"/>
       <w:r/>
       <w:r/>
@@ -5632,7 +6060,7 @@
     </w:p>
     <w:p>
       <w:pPr>
-        <w:pStyle w:val="809"/>
+        <w:pStyle w:val="977"/>
         <w:pBdr/>
         <w:spacing/>
         <w:ind/>
@@ -5643,7 +6071,6 @@
       <w:r>
         <w:t xml:space="preserve">4.3. Correo y DNS</w:t>
       </w:r>
-      <w:r/>
       <w:bookmarkEnd w:id="14"/>
       <w:r/>
       <w:r/>
@@ -5665,7 +6092,7 @@
     </w:p>
     <w:p>
       <w:pPr>
-        <w:pStyle w:val="808"/>
+        <w:pStyle w:val="976"/>
         <w:pBdr/>
         <w:spacing/>
         <w:ind/>
@@ -5676,7 +6103,6 @@
       <w:r>
         <w:t xml:space="preserve">5. Diagnóstico de disponibilidad y continuidad</w:t>
       </w:r>
-      <w:r/>
       <w:bookmarkEnd w:id="15"/>
       <w:r/>
       <w:r/>
@@ -5695,7 +6121,7 @@
     </w:p>
     <w:p>
       <w:pPr>
-        <w:pStyle w:val="800"/>
+        <w:pStyle w:val="968"/>
         <w:numPr>
           <w:ilvl w:val="0"/>
           <w:numId w:val="2"/>
@@ -5719,7 +6145,7 @@
     </w:p>
     <w:p>
       <w:pPr>
-        <w:pStyle w:val="800"/>
+        <w:pStyle w:val="968"/>
         <w:numPr>
           <w:ilvl w:val="0"/>
           <w:numId w:val="2"/>
@@ -5743,7 +6169,7 @@
     </w:p>
     <w:p>
       <w:pPr>
-        <w:pStyle w:val="800"/>
+        <w:pStyle w:val="968"/>
         <w:numPr>
           <w:ilvl w:val="0"/>
           <w:numId w:val="2"/>
@@ -5767,7 +6193,7 @@
     </w:p>
     <w:p>
       <w:pPr>
-        <w:pStyle w:val="808"/>
+        <w:pStyle w:val="976"/>
         <w:pBdr/>
         <w:spacing/>
         <w:ind/>
@@ -5778,7 +6204,6 @@
       <w:r>
         <w:t xml:space="preserve">6. Propuestas de mejora</w:t>
       </w:r>
-      <w:r/>
       <w:bookmarkEnd w:id="16"/>
       <w:r/>
       <w:r/>
@@ -5937,7 +6362,7 @@
     </w:p>
     <w:p>
       <w:pPr>
-        <w:pStyle w:val="809"/>
+        <w:pStyle w:val="977"/>
         <w:pBdr/>
         <w:spacing/>
         <w:ind/>
@@ -5948,7 +6373,6 @@
       <w:r>
         <w:t xml:space="preserve">6.1. Particionado del servidor de datos</w:t>
       </w:r>
-      <w:r/>
       <w:bookmarkEnd w:id="17"/>
       <w:r/>
       <w:r/>
@@ -5967,7 +6391,7 @@
     </w:p>
     <w:p>
       <w:pPr>
-        <w:pStyle w:val="800"/>
+        <w:pStyle w:val="968"/>
         <w:numPr>
           <w:ilvl w:val="0"/>
           <w:numId w:val="2"/>
@@ -5991,7 +6415,7 @@
     </w:p>
     <w:p>
       <w:pPr>
-        <w:pStyle w:val="800"/>
+        <w:pStyle w:val="968"/>
         <w:numPr>
           <w:ilvl w:val="0"/>
           <w:numId w:val="2"/>
@@ -6015,7 +6439,7 @@
     </w:p>
     <w:p>
       <w:pPr>
-        <w:pStyle w:val="800"/>
+        <w:pStyle w:val="968"/>
         <w:numPr>
           <w:ilvl w:val="0"/>
           <w:numId w:val="2"/>
@@ -6055,7 +6479,7 @@
     </w:p>
     <w:p>
       <w:pPr>
-        <w:pStyle w:val="809"/>
+        <w:pStyle w:val="977"/>
         <w:pBdr/>
         <w:spacing/>
         <w:ind/>
@@ -6066,7 +6490,6 @@
       <w:r>
         <w:t xml:space="preserve">6.2. Load Balancer</w:t>
       </w:r>
-      <w:r/>
       <w:bookmarkEnd w:id="18"/>
       <w:r/>
       <w:r/>
@@ -6085,7 +6508,7 @@
     </w:p>
     <w:p>
       <w:pPr>
-        <w:pStyle w:val="800"/>
+        <w:pStyle w:val="968"/>
         <w:numPr>
           <w:ilvl w:val="0"/>
           <w:numId w:val="2"/>
@@ -6102,7 +6525,7 @@
     </w:p>
     <w:p>
       <w:pPr>
-        <w:pStyle w:val="800"/>
+        <w:pStyle w:val="968"/>
         <w:numPr>
           <w:ilvl w:val="0"/>
           <w:numId w:val="2"/>
@@ -6119,7 +6542,7 @@
     </w:p>
     <w:p>
       <w:pPr>
-        <w:pStyle w:val="800"/>
+        <w:pStyle w:val="968"/>
         <w:numPr>
           <w:ilvl w:val="0"/>
           <w:numId w:val="2"/>
@@ -6136,7 +6559,7 @@
     </w:p>
     <w:p>
       <w:pPr>
-        <w:pStyle w:val="800"/>
+        <w:pStyle w:val="968"/>
         <w:numPr>
           <w:ilvl w:val="0"/>
           <w:numId w:val="2"/>
@@ -6153,7 +6576,7 @@
     </w:p>
     <w:p>
       <w:pPr>
-        <w:pStyle w:val="800"/>
+        <w:pStyle w:val="968"/>
         <w:numPr>
           <w:ilvl w:val="0"/>
           <w:numId w:val="2"/>
@@ -6170,7 +6593,7 @@
     </w:p>
     <w:p>
       <w:pPr>
-        <w:pStyle w:val="809"/>
+        <w:pStyle w:val="977"/>
         <w:pBdr/>
         <w:spacing/>
         <w:ind/>
@@ -6181,7 +6604,6 @@
       <w:r>
         <w:t xml:space="preserve">6.3. WAF (firewall de aplicación)</w:t>
       </w:r>
-      <w:r/>
       <w:bookmarkEnd w:id="19"/>
       <w:r/>
       <w:r/>
@@ -6681,7 +7103,7 @@
     </w:p>
     <w:p>
       <w:pPr>
-        <w:pStyle w:val="809"/>
+        <w:pStyle w:val="977"/>
         <w:pBdr/>
         <w:spacing/>
         <w:ind/>
@@ -6692,7 +7114,6 @@
       <w:r>
         <w:t xml:space="preserve">6.4. Arquitectura estándar de servidor</w:t>
       </w:r>
-      <w:r/>
       <w:bookmarkEnd w:id="20"/>
       <w:r/>
       <w:r/>
@@ -6711,7 +7132,7 @@
     </w:p>
     <w:p>
       <w:pPr>
-        <w:pStyle w:val="800"/>
+        <w:pStyle w:val="968"/>
         <w:numPr>
           <w:ilvl w:val="0"/>
           <w:numId w:val="2"/>
@@ -6728,7 +7149,7 @@
     </w:p>
     <w:p>
       <w:pPr>
-        <w:pStyle w:val="800"/>
+        <w:pStyle w:val="968"/>
         <w:numPr>
           <w:ilvl w:val="0"/>
           <w:numId w:val="2"/>
@@ -6745,7 +7166,7 @@
     </w:p>
     <w:p>
       <w:pPr>
-        <w:pStyle w:val="800"/>
+        <w:pStyle w:val="968"/>
         <w:numPr>
           <w:ilvl w:val="0"/>
           <w:numId w:val="2"/>
@@ -6842,7 +7263,7 @@
     </w:tbl>
     <w:p>
       <w:pPr>
-        <w:pStyle w:val="809"/>
+        <w:pStyle w:val="977"/>
         <w:pBdr/>
         <w:spacing/>
         <w:ind/>
@@ -6853,14 +7274,13 @@
       <w:r>
         <w:t xml:space="preserve">6.5. Copias de seguridad</w:t>
       </w:r>
-      <w:r/>
       <w:bookmarkEnd w:id="21"/>
       <w:r/>
       <w:r/>
     </w:p>
     <w:p>
       <w:pPr>
-        <w:pStyle w:val="810"/>
+        <w:pStyle w:val="978"/>
         <w:pBdr/>
         <w:spacing/>
         <w:ind/>
@@ -6885,7 +7305,7 @@
     </w:p>
     <w:p>
       <w:pPr>
-        <w:pStyle w:val="800"/>
+        <w:pStyle w:val="968"/>
         <w:numPr>
           <w:ilvl w:val="0"/>
           <w:numId w:val="2"/>
@@ -6902,7 +7322,7 @@
     </w:p>
     <w:p>
       <w:pPr>
-        <w:pStyle w:val="800"/>
+        <w:pStyle w:val="968"/>
         <w:numPr>
           <w:ilvl w:val="0"/>
           <w:numId w:val="2"/>
@@ -6919,7 +7339,7 @@
     </w:p>
     <w:p>
       <w:pPr>
-        <w:pStyle w:val="800"/>
+        <w:pStyle w:val="968"/>
         <w:numPr>
           <w:ilvl w:val="0"/>
           <w:numId w:val="2"/>
@@ -6948,7 +7368,7 @@
     </w:p>
     <w:p>
       <w:pPr>
-        <w:pStyle w:val="810"/>
+        <w:pStyle w:val="978"/>
         <w:pBdr/>
         <w:spacing/>
         <w:ind/>
@@ -6979,7 +7399,7 @@
     </w:p>
     <w:p>
       <w:pPr>
-        <w:pStyle w:val="809"/>
+        <w:pStyle w:val="977"/>
         <w:pBdr/>
         <w:spacing/>
         <w:ind/>
@@ -6990,7 +7410,6 @@
       <w:r>
         <w:t xml:space="preserve">6.6. Acceso seguro sin contraseña</w:t>
       </w:r>
-      <w:r/>
       <w:bookmarkEnd w:id="22"/>
       <w:r/>
       <w:r/>
@@ -7012,7 +7431,7 @@
     </w:p>
     <w:p>
       <w:pPr>
-        <w:pStyle w:val="809"/>
+        <w:pStyle w:val="977"/>
         <w:pBdr/>
         <w:spacing/>
         <w:ind/>
@@ -7023,7 +7442,6 @@
       <w:r>
         <w:t xml:space="preserve">6.7. Edición de base de datos: Standard</w:t>
       </w:r>
-      <w:r/>
       <w:bookmarkEnd w:id="23"/>
       <w:r/>
       <w:r/>
@@ -7048,7 +7466,7 @@
     </w:p>
     <w:p>
       <w:pPr>
-        <w:pStyle w:val="809"/>
+        <w:pStyle w:val="977"/>
         <w:pBdr/>
         <w:spacing/>
         <w:ind/>
@@ -7059,7 +7477,6 @@
       <w:r>
         <w:t xml:space="preserve">6.8. Gestión de actualizaciones</w:t>
       </w:r>
-      <w:r/>
       <w:bookmarkEnd w:id="24"/>
       <w:r/>
       <w:r/>
@@ -7081,7 +7498,7 @@
     </w:p>
     <w:p>
       <w:pPr>
-        <w:pStyle w:val="809"/>
+        <w:pStyle w:val="977"/>
         <w:pBdr/>
         <w:spacing/>
         <w:ind/>
@@ -7092,7 +7509,6 @@
       <w:r>
         <w:t xml:space="preserve">6.9. Monitorización gestionada</w:t>
       </w:r>
-      <w:r/>
       <w:bookmarkEnd w:id="25"/>
       <w:r/>
       <w:r/>
@@ -7114,7 +7530,7 @@
     </w:p>
     <w:p>
       <w:pPr>
-        <w:pStyle w:val="809"/>
+        <w:pStyle w:val="977"/>
         <w:pBdr/>
         <w:spacing/>
         <w:ind/>
@@ -7125,7 +7541,6 @@
       <w:r>
         <w:t xml:space="preserve">6.10. Pruebas de penetración periódicas</w:t>
       </w:r>
-      <w:r/>
       <w:bookmarkEnd w:id="26"/>
       <w:r/>
       <w:r/>
@@ -7147,7 +7562,7 @@
     </w:p>
     <w:p>
       <w:pPr>
-        <w:pStyle w:val="808"/>
+        <w:pStyle w:val="976"/>
         <w:pBdr/>
         <w:spacing/>
         <w:ind/>
@@ -7158,7 +7573,6 @@
       <w:r>
         <w:t xml:space="preserve">7. Resumen de impacto y priorización</w:t>
       </w:r>
-      <w:r/>
       <w:bookmarkEnd w:id="27"/>
       <w:r/>
       <w:r/>
@@ -8620,7 +9034,7 @@
     </w:tbl>
     <w:p>
       <w:pPr>
-        <w:pStyle w:val="808"/>
+        <w:pStyle w:val="976"/>
         <w:pBdr/>
         <w:spacing/>
         <w:ind/>
@@ -8631,7 +9045,6 @@
       <w:r>
         <w:t xml:space="preserve">8. Puntos a tratar con Aramón</w:t>
       </w:r>
-      <w:r/>
       <w:bookmarkEnd w:id="28"/>
       <w:r/>
       <w:r/>
@@ -8650,7 +9063,7 @@
     </w:p>
     <w:p>
       <w:pPr>
-        <w:pStyle w:val="800"/>
+        <w:pStyle w:val="968"/>
         <w:numPr>
           <w:ilvl w:val="0"/>
           <w:numId w:val="2"/>
@@ -8667,7 +9080,7 @@
     </w:p>
     <w:p>
       <w:pPr>
-        <w:pStyle w:val="800"/>
+        <w:pStyle w:val="968"/>
         <w:numPr>
           <w:ilvl w:val="0"/>
           <w:numId w:val="2"/>
@@ -8684,7 +9097,7 @@
     </w:p>
     <w:p>
       <w:pPr>
-        <w:pStyle w:val="800"/>
+        <w:pStyle w:val="968"/>
         <w:numPr>
           <w:ilvl w:val="0"/>
           <w:numId w:val="2"/>
@@ -8701,7 +9114,7 @@
     </w:p>
     <w:p>
       <w:pPr>
-        <w:pStyle w:val="808"/>
+        <w:pStyle w:val="976"/>
         <w:pBdr/>
         <w:spacing/>
         <w:ind/>
@@ -8712,7 +9125,6 @@
       <w:r>
         <w:t xml:space="preserve">Anexo A. Adaptación a Azure</w:t>
       </w:r>
-      <w:r/>
       <w:bookmarkEnd w:id="29"/>
       <w:r/>
       <w:r/>
@@ -9510,7 +9922,7 @@
     </w:tbl>
     <w:p>
       <w:pPr>
-        <w:pStyle w:val="808"/>
+        <w:pStyle w:val="976"/>
         <w:pBdr/>
         <w:spacing/>
         <w:ind/>
@@ -9521,7 +9933,6 @@
       <w:r>
         <w:t xml:space="preserve">Anexo B. Cumplimiento ENS-Media</w:t>
       </w:r>
-      <w:r/>
       <w:bookmarkEnd w:id="30"/>
       <w:r/>
       <w:r/>
@@ -10404,7 +10815,6 @@
         <w:ind/>
         <w:rPr/>
       </w:pPr>
-      <w:r/>
       <w:r>
         <w:separator/>
       </w:r>
@@ -10419,7 +10829,6 @@
         <w:ind/>
         <w:rPr/>
       </w:pPr>
-      <w:r/>
       <w:r>
         <w:continuationSeparator/>
       </w:r>
@@ -10768,7 +11177,6 @@
         <w:ind/>
         <w:rPr/>
       </w:pPr>
-      <w:r/>
       <w:r>
         <w:separator/>
       </w:r>
@@ -10783,7 +11191,6 @@
         <w:ind/>
         <w:rPr/>
       </w:pPr>
-      <w:r/>
       <w:r>
         <w:continuationSeparator/>
       </w:r>
@@ -11051,6 +11458,134 @@
       <w:suff w:val="tab"/>
     </w:lvl>
   </w:abstractNum>
+  <w:abstractNum w:abstractNumId="2">
+    <w:lvl w:ilvl="0">
+      <w:isLgl w:val="false"/>
+      <w:lvlJc w:val="left"/>
+      <w:lvlText w:val="•"/>
+      <w:numFmt w:val="bullet"/>
+      <w:pPr>
+        <w:pBdr/>
+        <w:spacing/>
+        <w:ind w:hanging="360" w:left="720"/>
+      </w:pPr>
+      <w:rPr/>
+      <w:start w:val="1"/>
+      <w:suff w:val="tab"/>
+    </w:lvl>
+    <w:lvl w:ilvl="1">
+      <w:isLgl w:val="false"/>
+      <w:lvlJc w:val="left"/>
+      <w:lvlText w:val="–"/>
+      <w:numFmt w:val="bullet"/>
+      <w:pPr>
+        <w:pBdr/>
+        <w:spacing/>
+        <w:ind w:hanging="360" w:left="1440"/>
+      </w:pPr>
+      <w:rPr/>
+      <w:start w:val="1"/>
+      <w:suff w:val="tab"/>
+    </w:lvl>
+    <w:lvl w:ilvl="2">
+      <w:isLgl w:val="false"/>
+      <w:lvlJc w:val="left"/>
+      <w:lvlText w:val=""/>
+      <w:numFmt w:val="bullet"/>
+      <w:pPr>
+        <w:pBdr/>
+        <w:spacing/>
+        <w:ind/>
+      </w:pPr>
+      <w:rPr/>
+      <w:start w:val="0"/>
+      <w:suff w:val="tab"/>
+    </w:lvl>
+    <w:lvl w:ilvl="3">
+      <w:isLgl w:val="false"/>
+      <w:lvlJc w:val="left"/>
+      <w:lvlText w:val=""/>
+      <w:numFmt w:val="bullet"/>
+      <w:pPr>
+        <w:pBdr/>
+        <w:spacing/>
+        <w:ind/>
+      </w:pPr>
+      <w:rPr/>
+      <w:start w:val="0"/>
+      <w:suff w:val="tab"/>
+    </w:lvl>
+    <w:lvl w:ilvl="4">
+      <w:isLgl w:val="false"/>
+      <w:lvlJc w:val="left"/>
+      <w:lvlText w:val=""/>
+      <w:numFmt w:val="bullet"/>
+      <w:pPr>
+        <w:pBdr/>
+        <w:spacing/>
+        <w:ind/>
+      </w:pPr>
+      <w:rPr/>
+      <w:start w:val="0"/>
+      <w:suff w:val="tab"/>
+    </w:lvl>
+    <w:lvl w:ilvl="5">
+      <w:isLgl w:val="false"/>
+      <w:lvlJc w:val="left"/>
+      <w:lvlText w:val=""/>
+      <w:numFmt w:val="bullet"/>
+      <w:pPr>
+        <w:pBdr/>
+        <w:spacing/>
+        <w:ind/>
+      </w:pPr>
+      <w:rPr/>
+      <w:start w:val="0"/>
+      <w:suff w:val="tab"/>
+    </w:lvl>
+    <w:lvl w:ilvl="6">
+      <w:isLgl w:val="false"/>
+      <w:lvlJc w:val="left"/>
+      <w:lvlText w:val=""/>
+      <w:numFmt w:val="bullet"/>
+      <w:pPr>
+        <w:pBdr/>
+        <w:spacing/>
+        <w:ind/>
+      </w:pPr>
+      <w:rPr/>
+      <w:start w:val="0"/>
+      <w:suff w:val="tab"/>
+    </w:lvl>
+    <w:lvl w:ilvl="7">
+      <w:isLgl w:val="false"/>
+      <w:lvlJc w:val="left"/>
+      <w:lvlText w:val=""/>
+      <w:numFmt w:val="bullet"/>
+      <w:pPr>
+        <w:pBdr/>
+        <w:spacing/>
+        <w:ind/>
+      </w:pPr>
+      <w:rPr/>
+      <w:start w:val="0"/>
+      <w:suff w:val="tab"/>
+    </w:lvl>
+    <w:lvl w:ilvl="8">
+      <w:isLgl w:val="false"/>
+      <w:lvlJc w:val="left"/>
+      <w:lvlText w:val=""/>
+      <w:numFmt w:val="bullet"/>
+      <w:pPr>
+        <w:pBdr/>
+        <w:spacing/>
+        <w:ind/>
+      </w:pPr>
+      <w:rPr/>
+      <w:start w:val="0"/>
+      <w:suff w:val="tab"/>
+    </w:lvl>
+  </w:abstractNum>
   <w:num w:numId="1">
     <w:abstractNumId w:val="0"/>
     <w:lvlOverride w:ilvl="0">
@@ -11059,6 +11594,12 @@
   </w:num>
   <w:num w:numId="2">
     <w:abstractNumId w:val="1"/>
+    <w:lvlOverride w:ilvl="0">
+      <w:startOverride w:val="1"/>
+    </w:lvlOverride>
+  </w:num>
+  <w:num w:numId="3">
+    <w:abstractNumId w:val="2"/>
     <w:lvlOverride w:ilvl="0">
       <w:startOverride w:val="1"/>
     </w:lvlOverride>
@@ -11223,7 +11764,7 @@
     <w:lsdException w:name="Bibliography" w:uiPriority="37"/>
     <w:lsdException w:name="TOC Heading" w:uiPriority="39" w:qFormat="1"/>
   </w:latentStyles>
-  <w:style w:type="table" w:styleId="11" w:default="1">
+  <w:style w:type="table" w:styleId="789" w:default="1">
     <w:name w:val="Normal Table"/>
     <w:uiPriority w:val="99"/>
     <w:semiHidden/>
@@ -11416,9 +11957,9 @@
       </w:tcPr>
     </w:tblStylePr>
   </w:style>
-  <w:style w:type="table" w:styleId="12">
+  <w:style w:type="table" w:styleId="790">
     <w:name w:val="Table Grid"/>
-    <w:basedOn w:val="11"/>
+    <w:basedOn w:val="789"/>
     <w:uiPriority w:val="59"/>
     <w:pPr>
       <w:pBdr/>
@@ -11615,9 +12156,9 @@
       </w:tcPr>
     </w:tblStylePr>
   </w:style>
-  <w:style w:type="table" w:styleId="13">
+  <w:style w:type="table" w:styleId="791">
     <w:name w:val="Table Grid Light"/>
-    <w:basedOn w:val="11"/>
+    <w:basedOn w:val="789"/>
     <w:uiPriority w:val="59"/>
     <w:pPr>
       <w:pBdr/>
@@ -11814,9 +12355,9 @@
       </w:tcPr>
     </w:tblStylePr>
   </w:style>
-  <w:style w:type="table" w:styleId="14">
+  <w:style w:type="table" w:styleId="792">
     <w:name w:val="Plain Table 1"/>
-    <w:basedOn w:val="11"/>
+    <w:basedOn w:val="789"/>
     <w:uiPriority w:val="59"/>
     <w:pPr>
       <w:pBdr/>
@@ -12039,9 +12580,9 @@
       </w:tcPr>
     </w:tblStylePr>
   </w:style>
-  <w:style w:type="table" w:styleId="15">
+  <w:style w:type="table" w:styleId="793">
     <w:name w:val="Plain Table 2"/>
-    <w:basedOn w:val="11"/>
+    <w:basedOn w:val="789"/>
     <w:uiPriority w:val="59"/>
     <w:pPr>
       <w:pBdr/>
@@ -12272,9 +12813,9 @@
       </w:tcPr>
     </w:tblStylePr>
   </w:style>
-  <w:style w:type="table" w:styleId="16">
+  <w:style w:type="table" w:styleId="794">
     <w:name w:val="Plain Table 3"/>
-    <w:basedOn w:val="11"/>
+    <w:basedOn w:val="789"/>
     <w:uiPriority w:val="99"/>
     <w:pPr>
       <w:pBdr/>
@@ -12502,9 +13043,9 @@
       </w:tcPr>
     </w:tblStylePr>
   </w:style>
-  <w:style w:type="table" w:styleId="17">
+  <w:style w:type="table" w:styleId="795">
     <w:name w:val="Plain Table 4"/>
-    <w:basedOn w:val="11"/>
+    <w:basedOn w:val="789"/>
     <w:uiPriority w:val="99"/>
     <w:pPr>
       <w:pBdr/>
@@ -12718,9 +13259,9 @@
       </w:tcPr>
     </w:tblStylePr>
   </w:style>
-  <w:style w:type="table" w:styleId="18">
+  <w:style w:type="table" w:styleId="796">
     <w:name w:val="Plain Table 5"/>
-    <w:basedOn w:val="11"/>
+    <w:basedOn w:val="789"/>
     <w:uiPriority w:val="99"/>
     <w:pPr>
       <w:pBdr/>
@@ -12951,9 +13492,9 @@
       </w:tcPr>
     </w:tblStylePr>
   </w:style>
-  <w:style w:type="table" w:styleId="19">
+  <w:style w:type="table" w:styleId="797">
     <w:name w:val="Grid Table 1 Light"/>
-    <w:basedOn w:val="11"/>
+    <w:basedOn w:val="789"/>
     <w:uiPriority w:val="99"/>
     <w:pPr>
       <w:pBdr/>
@@ -13174,9 +13715,9 @@
       </w:tcPr>
     </w:tblStylePr>
   </w:style>
-  <w:style w:type="table" w:styleId="20">
+  <w:style w:type="table" w:styleId="798">
     <w:name w:val="Grid Table 1 Light - Accent 1"/>
-    <w:basedOn w:val="11"/>
+    <w:basedOn w:val="789"/>
     <w:uiPriority w:val="99"/>
     <w:pPr>
       <w:pBdr/>
@@ -13397,9 +13938,9 @@
       </w:tcPr>
     </w:tblStylePr>
   </w:style>
-  <w:style w:type="table" w:styleId="21">
+  <w:style w:type="table" w:styleId="799">
     <w:name w:val="Grid Table 1 Light - Accent 2"/>
-    <w:basedOn w:val="11"/>
+    <w:basedOn w:val="789"/>
     <w:uiPriority w:val="99"/>
     <w:pPr>
       <w:pBdr/>
@@ -13620,9 +14161,9 @@
       </w:tcPr>
     </w:tblStylePr>
   </w:style>
-  <w:style w:type="table" w:styleId="22">
+  <w:style w:type="table" w:styleId="800">
     <w:name w:val="Grid Table 1 Light - Accent 3"/>
-    <w:basedOn w:val="11"/>
+    <w:basedOn w:val="789"/>
     <w:uiPriority w:val="99"/>
     <w:pPr>
       <w:pBdr/>
@@ -13843,9 +14384,9 @@
       </w:tcPr>
     </w:tblStylePr>
   </w:style>
-  <w:style w:type="table" w:styleId="23">
+  <w:style w:type="table" w:styleId="801">
     <w:name w:val="Grid Table 1 Light - Accent 4"/>
-    <w:basedOn w:val="11"/>
+    <w:basedOn w:val="789"/>
     <w:uiPriority w:val="99"/>
     <w:pPr>
       <w:pBdr/>
@@ -14066,9 +14607,9 @@
       </w:tcPr>
     </w:tblStylePr>
   </w:style>
-  <w:style w:type="table" w:styleId="24">
+  <w:style w:type="table" w:styleId="802">
     <w:name w:val="Grid Table 1 Light - Accent 5"/>
-    <w:basedOn w:val="11"/>
+    <w:basedOn w:val="789"/>
     <w:uiPriority w:val="99"/>
     <w:pPr>
       <w:pBdr/>
@@ -14289,9 +14830,9 @@
       </w:tcPr>
     </w:tblStylePr>
   </w:style>
-  <w:style w:type="table" w:styleId="25">
+  <w:style w:type="table" w:styleId="803">
     <w:name w:val="Grid Table 1 Light - Accent 6"/>
-    <w:basedOn w:val="11"/>
+    <w:basedOn w:val="789"/>
     <w:uiPriority w:val="99"/>
     <w:pPr>
       <w:pBdr/>
@@ -14512,9 +15053,9 @@
       </w:tcPr>
     </w:tblStylePr>
   </w:style>
-  <w:style w:type="table" w:styleId="26">
+  <w:style w:type="table" w:styleId="804">
     <w:name w:val="Grid Table 2"/>
-    <w:basedOn w:val="11"/>
+    <w:basedOn w:val="789"/>
     <w:uiPriority w:val="99"/>
     <w:pPr>
       <w:pBdr/>
@@ -14744,9 +15285,9 @@
       </w:tcPr>
     </w:tblStylePr>
   </w:style>
-  <w:style w:type="table" w:styleId="27">
+  <w:style w:type="table" w:styleId="805">
     <w:name w:val="Grid Table 2 - Accent 1"/>
-    <w:basedOn w:val="11"/>
+    <w:basedOn w:val="789"/>
     <w:uiPriority w:val="99"/>
     <w:pPr>
       <w:pBdr/>
@@ -14976,9 +15517,9 @@
       </w:tcPr>
     </w:tblStylePr>
   </w:style>
-  <w:style w:type="table" w:styleId="28">
+  <w:style w:type="table" w:styleId="806">
     <w:name w:val="Grid Table 2 - Accent 2"/>
-    <w:basedOn w:val="11"/>
+    <w:basedOn w:val="789"/>
     <w:uiPriority w:val="99"/>
     <w:pPr>
       <w:pBdr/>
@@ -15208,9 +15749,9 @@
       </w:tcPr>
     </w:tblStylePr>
   </w:style>
-  <w:style w:type="table" w:styleId="29">
+  <w:style w:type="table" w:styleId="807">
     <w:name w:val="Grid Table 2 - Accent 3"/>
-    <w:basedOn w:val="11"/>
+    <w:basedOn w:val="789"/>
     <w:uiPriority w:val="99"/>
     <w:pPr>
       <w:pBdr/>
@@ -15440,9 +15981,9 @@
       </w:tcPr>
     </w:tblStylePr>
   </w:style>
-  <w:style w:type="table" w:styleId="30">
+  <w:style w:type="table" w:styleId="808">
     <w:name w:val="Grid Table 2 - Accent 4"/>
-    <w:basedOn w:val="11"/>
+    <w:basedOn w:val="789"/>
     <w:uiPriority w:val="99"/>
     <w:pPr>
       <w:pBdr/>
@@ -15672,9 +16213,9 @@
       </w:tcPr>
     </w:tblStylePr>
   </w:style>
-  <w:style w:type="table" w:styleId="31">
+  <w:style w:type="table" w:styleId="809">
     <w:name w:val="Grid Table 2 - Accent 5"/>
-    <w:basedOn w:val="11"/>
+    <w:basedOn w:val="789"/>
     <w:uiPriority w:val="99"/>
     <w:pPr>
       <w:pBdr/>
@@ -15904,9 +16445,9 @@
       </w:tcPr>
     </w:tblStylePr>
   </w:style>
-  <w:style w:type="table" w:styleId="32">
+  <w:style w:type="table" w:styleId="810">
     <w:name w:val="Grid Table 2 - Accent 6"/>
-    <w:basedOn w:val="11"/>
+    <w:basedOn w:val="789"/>
     <w:uiPriority w:val="99"/>
     <w:pPr>
       <w:pBdr/>
@@ -16136,9 +16677,9 @@
       </w:tcPr>
     </w:tblStylePr>
   </w:style>
-  <w:style w:type="table" w:styleId="33">
+  <w:style w:type="table" w:styleId="811">
     <w:name w:val="Grid Table 3"/>
-    <w:basedOn w:val="11"/>
+    <w:basedOn w:val="789"/>
     <w:uiPriority w:val="99"/>
     <w:pPr>
       <w:pBdr/>
@@ -16237,29 +16778,6 @@
         <w:tblBorders/>
       </w:tblPr>
       <w:tcPr>
-        <w:shd w:color="ffffff"/>
-        <w:tcBorders>
-          <w:top w:val="none" w:color="000000" w:sz="4" w:space="0"/>
-          <w:left w:val="none" w:color="000000" w:sz="4" w:space="0"/>
-          <w:bottom w:val="none" w:color="000000" w:sz="4" w:space="0"/>
-          <w:right w:val="none" w:color="000000" w:sz="4" w:space="0"/>
-        </w:tcBorders>
-      </w:tcPr>
-    </w:tblStylePr>
-    <w:tblStylePr w:type="firstRow">
-      <w:rPr>
-        <w:b/>
-        <w:color w:val="404040"/>
-      </w:rPr>
-      <w:pPr>
-        <w:pBdr/>
-        <w:spacing/>
-        <w:ind/>
-      </w:pPr>
-      <w:tblPr>
-        <w:tblBorders/>
-      </w:tblPr>
-      <w:tcPr>
         <w:shd w:val="clear" w:color="ffffff"/>
         <w:tcBorders>
           <w:top w:val="none" w:color="000000" w:sz="4" w:space="0"/>
@@ -16269,30 +16787,7 @@
         </w:tcBorders>
       </w:tcPr>
     </w:tblStylePr>
-    <w:tblStylePr w:type="lastCol">
-      <w:rPr>
-        <w:i/>
-        <w:color w:val="404040"/>
-      </w:rPr>
-      <w:pPr>
-        <w:pBdr/>
-        <w:spacing/>
-        <w:ind/>
-      </w:pPr>
-      <w:tblPr>
-        <w:tblBorders/>
-      </w:tblPr>
-      <w:tcPr>
-        <w:shd w:color="ffffff"/>
-        <w:tcBorders>
-          <w:top w:val="none" w:color="000000" w:sz="4" w:space="0"/>
-          <w:left w:val="none" w:color="000000" w:sz="4" w:space="0"/>
-          <w:bottom w:val="none" w:color="000000" w:sz="4" w:space="0"/>
-          <w:right w:val="none" w:color="000000" w:sz="4" w:space="0"/>
-        </w:tcBorders>
-      </w:tcPr>
-    </w:tblStylePr>
-    <w:tblStylePr w:type="lastRow">
+    <w:tblStylePr w:type="firstRow">
       <w:rPr>
         <w:b/>
         <w:color w:val="404040"/>
@@ -16315,6 +16810,52 @@
         </w:tcBorders>
       </w:tcPr>
     </w:tblStylePr>
+    <w:tblStylePr w:type="lastCol">
+      <w:rPr>
+        <w:i/>
+        <w:color w:val="404040"/>
+      </w:rPr>
+      <w:pPr>
+        <w:pBdr/>
+        <w:spacing/>
+        <w:ind/>
+      </w:pPr>
+      <w:tblPr>
+        <w:tblBorders/>
+      </w:tblPr>
+      <w:tcPr>
+        <w:shd w:val="clear" w:color="ffffff"/>
+        <w:tcBorders>
+          <w:top w:val="none" w:color="000000" w:sz="4" w:space="0"/>
+          <w:left w:val="none" w:color="000000" w:sz="4" w:space="0"/>
+          <w:bottom w:val="none" w:color="000000" w:sz="4" w:space="0"/>
+          <w:right w:val="none" w:color="000000" w:sz="4" w:space="0"/>
+        </w:tcBorders>
+      </w:tcPr>
+    </w:tblStylePr>
+    <w:tblStylePr w:type="lastRow">
+      <w:rPr>
+        <w:b/>
+        <w:color w:val="404040"/>
+      </w:rPr>
+      <w:pPr>
+        <w:pBdr/>
+        <w:spacing/>
+        <w:ind/>
+      </w:pPr>
+      <w:tblPr>
+        <w:tblBorders/>
+      </w:tblPr>
+      <w:tcPr>
+        <w:shd w:val="clear" w:color="ffffff"/>
+        <w:tcBorders>
+          <w:top w:val="none" w:color="000000" w:sz="4" w:space="0"/>
+          <w:left w:val="none" w:color="000000" w:sz="4" w:space="0"/>
+          <w:bottom w:val="none" w:color="000000" w:sz="4" w:space="0"/>
+          <w:right w:val="none" w:color="000000" w:sz="4" w:space="0"/>
+        </w:tcBorders>
+      </w:tcPr>
+    </w:tblStylePr>
     <w:tblStylePr w:type="nwCell">
       <w:pPr>
         <w:pBdr/>
@@ -16381,9 +16922,9 @@
       </w:tcPr>
     </w:tblStylePr>
   </w:style>
-  <w:style w:type="table" w:styleId="34">
+  <w:style w:type="table" w:styleId="812">
     <w:name w:val="Grid Table 3 - Accent 1"/>
-    <w:basedOn w:val="11"/>
+    <w:basedOn w:val="789"/>
     <w:uiPriority w:val="99"/>
     <w:pPr>
       <w:pBdr/>
@@ -16482,29 +17023,6 @@
         <w:tblBorders/>
       </w:tblPr>
       <w:tcPr>
-        <w:shd w:color="ffffff"/>
-        <w:tcBorders>
-          <w:top w:val="none" w:color="000000" w:sz="4" w:space="0"/>
-          <w:left w:val="none" w:color="000000" w:sz="4" w:space="0"/>
-          <w:bottom w:val="none" w:color="000000" w:sz="4" w:space="0"/>
-          <w:right w:val="none" w:color="000000" w:sz="4" w:space="0"/>
-        </w:tcBorders>
-      </w:tcPr>
-    </w:tblStylePr>
-    <w:tblStylePr w:type="firstRow">
-      <w:rPr>
-        <w:b/>
-        <w:color w:val="404040"/>
-      </w:rPr>
-      <w:pPr>
-        <w:pBdr/>
-        <w:spacing/>
-        <w:ind/>
-      </w:pPr>
-      <w:tblPr>
-        <w:tblBorders/>
-      </w:tblPr>
-      <w:tcPr>
         <w:shd w:val="clear" w:color="ffffff"/>
         <w:tcBorders>
           <w:top w:val="none" w:color="000000" w:sz="4" w:space="0"/>
@@ -16514,30 +17032,7 @@
         </w:tcBorders>
       </w:tcPr>
     </w:tblStylePr>
-    <w:tblStylePr w:type="lastCol">
-      <w:rPr>
-        <w:i/>
-        <w:color w:val="404040"/>
-      </w:rPr>
-      <w:pPr>
-        <w:pBdr/>
-        <w:spacing/>
-        <w:ind/>
-      </w:pPr>
-      <w:tblPr>
-        <w:tblBorders/>
-      </w:tblPr>
-      <w:tcPr>
-        <w:shd w:color="ffffff"/>
-        <w:tcBorders>
-          <w:top w:val="none" w:color="000000" w:sz="4" w:space="0"/>
-          <w:left w:val="none" w:color="000000" w:sz="4" w:space="0"/>
-          <w:bottom w:val="none" w:color="000000" w:sz="4" w:space="0"/>
-          <w:right w:val="none" w:color="000000" w:sz="4" w:space="0"/>
-        </w:tcBorders>
-      </w:tcPr>
-    </w:tblStylePr>
-    <w:tblStylePr w:type="lastRow">
+    <w:tblStylePr w:type="firstRow">
       <w:rPr>
         <w:b/>
         <w:color w:val="404040"/>
@@ -16560,6 +17055,52 @@
         </w:tcBorders>
       </w:tcPr>
     </w:tblStylePr>
+    <w:tblStylePr w:type="lastCol">
+      <w:rPr>
+        <w:i/>
+        <w:color w:val="404040"/>
+      </w:rPr>
+      <w:pPr>
+        <w:pBdr/>
+        <w:spacing/>
+        <w:ind/>
+      </w:pPr>
+      <w:tblPr>
+        <w:tblBorders/>
+      </w:tblPr>
+      <w:tcPr>
+        <w:shd w:val="clear" w:color="ffffff"/>
+        <w:tcBorders>
+          <w:top w:val="none" w:color="000000" w:sz="4" w:space="0"/>
+          <w:left w:val="none" w:color="000000" w:sz="4" w:space="0"/>
+          <w:bottom w:val="none" w:color="000000" w:sz="4" w:space="0"/>
+          <w:right w:val="none" w:color="000000" w:sz="4" w:space="0"/>
+        </w:tcBorders>
+      </w:tcPr>
+    </w:tblStylePr>
+    <w:tblStylePr w:type="lastRow">
+      <w:rPr>
+        <w:b/>
+        <w:color w:val="404040"/>
+      </w:rPr>
+      <w:pPr>
+        <w:pBdr/>
+        <w:spacing/>
+        <w:ind/>
+      </w:pPr>
+      <w:tblPr>
+        <w:tblBorders/>
+      </w:tblPr>
+      <w:tcPr>
+        <w:shd w:val="clear" w:color="ffffff"/>
+        <w:tcBorders>
+          <w:top w:val="none" w:color="000000" w:sz="4" w:space="0"/>
+          <w:left w:val="none" w:color="000000" w:sz="4" w:space="0"/>
+          <w:bottom w:val="none" w:color="000000" w:sz="4" w:space="0"/>
+          <w:right w:val="none" w:color="000000" w:sz="4" w:space="0"/>
+        </w:tcBorders>
+      </w:tcPr>
+    </w:tblStylePr>
     <w:tblStylePr w:type="nwCell">
       <w:pPr>
         <w:pBdr/>
@@ -16626,9 +17167,9 @@
       </w:tcPr>
     </w:tblStylePr>
   </w:style>
-  <w:style w:type="table" w:styleId="35">
+  <w:style w:type="table" w:styleId="813">
     <w:name w:val="Grid Table 3 - Accent 2"/>
-    <w:basedOn w:val="11"/>
+    <w:basedOn w:val="789"/>
     <w:uiPriority w:val="99"/>
     <w:pPr>
       <w:pBdr/>
@@ -16727,29 +17268,6 @@
         <w:tblBorders/>
       </w:tblPr>
       <w:tcPr>
-        <w:shd w:color="ffffff"/>
-        <w:tcBorders>
-          <w:top w:val="none" w:color="000000" w:sz="4" w:space="0"/>
-          <w:left w:val="none" w:color="000000" w:sz="4" w:space="0"/>
-          <w:bottom w:val="none" w:color="000000" w:sz="4" w:space="0"/>
-          <w:right w:val="none" w:color="000000" w:sz="4" w:space="0"/>
-        </w:tcBorders>
-      </w:tcPr>
-    </w:tblStylePr>
-    <w:tblStylePr w:type="firstRow">
-      <w:rPr>
-        <w:b/>
-        <w:color w:val="404040"/>
-      </w:rPr>
-      <w:pPr>
-        <w:pBdr/>
-        <w:spacing/>
-        <w:ind/>
-      </w:pPr>
-      <w:tblPr>
-        <w:tblBorders/>
-      </w:tblPr>
-      <w:tcPr>
         <w:shd w:val="clear" w:color="ffffff"/>
         <w:tcBorders>
           <w:top w:val="none" w:color="000000" w:sz="4" w:space="0"/>
@@ -16759,30 +17277,7 @@
         </w:tcBorders>
       </w:tcPr>
     </w:tblStylePr>
-    <w:tblStylePr w:type="lastCol">
-      <w:rPr>
-        <w:i/>
-        <w:color w:val="404040"/>
-      </w:rPr>
-      <w:pPr>
-        <w:pBdr/>
-        <w:spacing/>
-        <w:ind/>
-      </w:pPr>
-      <w:tblPr>
-        <w:tblBorders/>
-      </w:tblPr>
-      <w:tcPr>
-        <w:shd w:color="ffffff"/>
-        <w:tcBorders>
-          <w:top w:val="none" w:color="000000" w:sz="4" w:space="0"/>
-          <w:left w:val="none" w:color="000000" w:sz="4" w:space="0"/>
-          <w:bottom w:val="none" w:color="000000" w:sz="4" w:space="0"/>
-          <w:right w:val="none" w:color="000000" w:sz="4" w:space="0"/>
-        </w:tcBorders>
-      </w:tcPr>
-    </w:tblStylePr>
-    <w:tblStylePr w:type="lastRow">
+    <w:tblStylePr w:type="firstRow">
       <w:rPr>
         <w:b/>
         <w:color w:val="404040"/>
@@ -16805,6 +17300,52 @@
         </w:tcBorders>
       </w:tcPr>
     </w:tblStylePr>
+    <w:tblStylePr w:type="lastCol">
+      <w:rPr>
+        <w:i/>
+        <w:color w:val="404040"/>
+      </w:rPr>
+      <w:pPr>
+        <w:pBdr/>
+        <w:spacing/>
+        <w:ind/>
+      </w:pPr>
+      <w:tblPr>
+        <w:tblBorders/>
+      </w:tblPr>
+      <w:tcPr>
+        <w:shd w:val="clear" w:color="ffffff"/>
+        <w:tcBorders>
+          <w:top w:val="none" w:color="000000" w:sz="4" w:space="0"/>
+          <w:left w:val="none" w:color="000000" w:sz="4" w:space="0"/>
+          <w:bottom w:val="none" w:color="000000" w:sz="4" w:space="0"/>
+          <w:right w:val="none" w:color="000000" w:sz="4" w:space="0"/>
+        </w:tcBorders>
+      </w:tcPr>
+    </w:tblStylePr>
+    <w:tblStylePr w:type="lastRow">
+      <w:rPr>
+        <w:b/>
+        <w:color w:val="404040"/>
+      </w:rPr>
+      <w:pPr>
+        <w:pBdr/>
+        <w:spacing/>
+        <w:ind/>
+      </w:pPr>
+      <w:tblPr>
+        <w:tblBorders/>
+      </w:tblPr>
+      <w:tcPr>
+        <w:shd w:val="clear" w:color="ffffff"/>
+        <w:tcBorders>
+          <w:top w:val="none" w:color="000000" w:sz="4" w:space="0"/>
+          <w:left w:val="none" w:color="000000" w:sz="4" w:space="0"/>
+          <w:bottom w:val="none" w:color="000000" w:sz="4" w:space="0"/>
+          <w:right w:val="none" w:color="000000" w:sz="4" w:space="0"/>
+        </w:tcBorders>
+      </w:tcPr>
+    </w:tblStylePr>
     <w:tblStylePr w:type="nwCell">
       <w:pPr>
         <w:pBdr/>
@@ -16871,9 +17412,9 @@
       </w:tcPr>
     </w:tblStylePr>
   </w:style>
-  <w:style w:type="table" w:styleId="36">
+  <w:style w:type="table" w:styleId="814">
     <w:name w:val="Grid Table 3 - Accent 3"/>
-    <w:basedOn w:val="11"/>
+    <w:basedOn w:val="789"/>
     <w:uiPriority w:val="99"/>
     <w:pPr>
       <w:pBdr/>
@@ -16972,29 +17513,6 @@
         <w:tblBorders/>
       </w:tblPr>
       <w:tcPr>
-        <w:shd w:color="ffffff"/>
-        <w:tcBorders>
-          <w:top w:val="none" w:color="000000" w:sz="4" w:space="0"/>
-          <w:left w:val="none" w:color="000000" w:sz="4" w:space="0"/>
-          <w:bottom w:val="none" w:color="000000" w:sz="4" w:space="0"/>
-          <w:right w:val="none" w:color="000000" w:sz="4" w:space="0"/>
-        </w:tcBorders>
-      </w:tcPr>
-    </w:tblStylePr>
-    <w:tblStylePr w:type="firstRow">
-      <w:rPr>
-        <w:b/>
-        <w:color w:val="404040"/>
-      </w:rPr>
-      <w:pPr>
-        <w:pBdr/>
-        <w:spacing/>
-        <w:ind/>
-      </w:pPr>
-      <w:tblPr>
-        <w:tblBorders/>
-      </w:tblPr>
-      <w:tcPr>
         <w:shd w:val="clear" w:color="ffffff"/>
         <w:tcBorders>
           <w:top w:val="none" w:color="000000" w:sz="4" w:space="0"/>
@@ -17004,30 +17522,7 @@
         </w:tcBorders>
       </w:tcPr>
     </w:tblStylePr>
-    <w:tblStylePr w:type="lastCol">
-      <w:rPr>
-        <w:i/>
-        <w:color w:val="404040"/>
-      </w:rPr>
-      <w:pPr>
-        <w:pBdr/>
-        <w:spacing/>
-        <w:ind/>
-      </w:pPr>
-      <w:tblPr>
-        <w:tblBorders/>
-      </w:tblPr>
-      <w:tcPr>
-        <w:shd w:color="ffffff"/>
-        <w:tcBorders>
-          <w:top w:val="none" w:color="000000" w:sz="4" w:space="0"/>
-          <w:left w:val="none" w:color="000000" w:sz="4" w:space="0"/>
-          <w:bottom w:val="none" w:color="000000" w:sz="4" w:space="0"/>
-          <w:right w:val="none" w:color="000000" w:sz="4" w:space="0"/>
-        </w:tcBorders>
-      </w:tcPr>
-    </w:tblStylePr>
-    <w:tblStylePr w:type="lastRow">
+    <w:tblStylePr w:type="firstRow">
       <w:rPr>
         <w:b/>
         <w:color w:val="404040"/>
@@ -17050,6 +17545,52 @@
         </w:tcBorders>
       </w:tcPr>
     </w:tblStylePr>
+    <w:tblStylePr w:type="lastCol">
+      <w:rPr>
+        <w:i/>
+        <w:color w:val="404040"/>
+      </w:rPr>
+      <w:pPr>
+        <w:pBdr/>
+        <w:spacing/>
+        <w:ind/>
+      </w:pPr>
+      <w:tblPr>
+        <w:tblBorders/>
+      </w:tblPr>
+      <w:tcPr>
+        <w:shd w:val="clear" w:color="ffffff"/>
+        <w:tcBorders>
+          <w:top w:val="none" w:color="000000" w:sz="4" w:space="0"/>
+          <w:left w:val="none" w:color="000000" w:sz="4" w:space="0"/>
+          <w:bottom w:val="none" w:color="000000" w:sz="4" w:space="0"/>
+          <w:right w:val="none" w:color="000000" w:sz="4" w:space="0"/>
+        </w:tcBorders>
+      </w:tcPr>
+    </w:tblStylePr>
+    <w:tblStylePr w:type="lastRow">
+      <w:rPr>
+        <w:b/>
+        <w:color w:val="404040"/>
+      </w:rPr>
+      <w:pPr>
+        <w:pBdr/>
+        <w:spacing/>
+        <w:ind/>
+      </w:pPr>
+      <w:tblPr>
+        <w:tblBorders/>
+      </w:tblPr>
+      <w:tcPr>
+        <w:shd w:val="clear" w:color="ffffff"/>
+        <w:tcBorders>
+          <w:top w:val="none" w:color="000000" w:sz="4" w:space="0"/>
+          <w:left w:val="none" w:color="000000" w:sz="4" w:space="0"/>
+          <w:bottom w:val="none" w:color="000000" w:sz="4" w:space="0"/>
+          <w:right w:val="none" w:color="000000" w:sz="4" w:space="0"/>
+        </w:tcBorders>
+      </w:tcPr>
+    </w:tblStylePr>
     <w:tblStylePr w:type="nwCell">
       <w:pPr>
         <w:pBdr/>
@@ -17116,9 +17657,9 @@
       </w:tcPr>
     </w:tblStylePr>
   </w:style>
-  <w:style w:type="table" w:styleId="37">
+  <w:style w:type="table" w:styleId="815">
     <w:name w:val="Grid Table 3 - Accent 4"/>
-    <w:basedOn w:val="11"/>
+    <w:basedOn w:val="789"/>
     <w:uiPriority w:val="99"/>
     <w:pPr>
       <w:pBdr/>
@@ -17217,29 +17758,6 @@
         <w:tblBorders/>
       </w:tblPr>
       <w:tcPr>
-        <w:shd w:color="ffffff"/>
-        <w:tcBorders>
-          <w:top w:val="none" w:color="000000" w:sz="4" w:space="0"/>
-          <w:left w:val="none" w:color="000000" w:sz="4" w:space="0"/>
-          <w:bottom w:val="none" w:color="000000" w:sz="4" w:space="0"/>
-          <w:right w:val="none" w:color="000000" w:sz="4" w:space="0"/>
-        </w:tcBorders>
-      </w:tcPr>
-    </w:tblStylePr>
-    <w:tblStylePr w:type="firstRow">
-      <w:rPr>
-        <w:b/>
-        <w:color w:val="404040"/>
-      </w:rPr>
-      <w:pPr>
-        <w:pBdr/>
-        <w:spacing/>
-        <w:ind/>
-      </w:pPr>
-      <w:tblPr>
-        <w:tblBorders/>
-      </w:tblPr>
-      <w:tcPr>
         <w:shd w:val="clear" w:color="ffffff"/>
         <w:tcBorders>
           <w:top w:val="none" w:color="000000" w:sz="4" w:space="0"/>
@@ -17249,30 +17767,7 @@
         </w:tcBorders>
       </w:tcPr>
     </w:tblStylePr>
-    <w:tblStylePr w:type="lastCol">
-      <w:rPr>
-        <w:i/>
-        <w:color w:val="404040"/>
-      </w:rPr>
-      <w:pPr>
-        <w:pBdr/>
-        <w:spacing/>
-        <w:ind/>
-      </w:pPr>
-      <w:tblPr>
-        <w:tblBorders/>
-      </w:tblPr>
-      <w:tcPr>
-        <w:shd w:color="ffffff"/>
-        <w:tcBorders>
-          <w:top w:val="none" w:color="000000" w:sz="4" w:space="0"/>
-          <w:left w:val="none" w:color="000000" w:sz="4" w:space="0"/>
-          <w:bottom w:val="none" w:color="000000" w:sz="4" w:space="0"/>
-          <w:right w:val="none" w:color="000000" w:sz="4" w:space="0"/>
-        </w:tcBorders>
-      </w:tcPr>
-    </w:tblStylePr>
-    <w:tblStylePr w:type="lastRow">
+    <w:tblStylePr w:type="firstRow">
       <w:rPr>
         <w:b/>
         <w:color w:val="404040"/>
@@ -17295,6 +17790,52 @@
         </w:tcBorders>
       </w:tcPr>
     </w:tblStylePr>
+    <w:tblStylePr w:type="lastCol">
+      <w:rPr>
+        <w:i/>
+        <w:color w:val="404040"/>
+      </w:rPr>
+      <w:pPr>
+        <w:pBdr/>
+        <w:spacing/>
+        <w:ind/>
+      </w:pPr>
+      <w:tblPr>
+        <w:tblBorders/>
+      </w:tblPr>
+      <w:tcPr>
+        <w:shd w:val="clear" w:color="ffffff"/>
+        <w:tcBorders>
+          <w:top w:val="none" w:color="000000" w:sz="4" w:space="0"/>
+          <w:left w:val="none" w:color="000000" w:sz="4" w:space="0"/>
+          <w:bottom w:val="none" w:color="000000" w:sz="4" w:space="0"/>
+          <w:right w:val="none" w:color="000000" w:sz="4" w:space="0"/>
+        </w:tcBorders>
+      </w:tcPr>
+    </w:tblStylePr>
+    <w:tblStylePr w:type="lastRow">
+      <w:rPr>
+        <w:b/>
+        <w:color w:val="404040"/>
+      </w:rPr>
+      <w:pPr>
+        <w:pBdr/>
+        <w:spacing/>
+        <w:ind/>
+      </w:pPr>
+      <w:tblPr>
+        <w:tblBorders/>
+      </w:tblPr>
+      <w:tcPr>
+        <w:shd w:val="clear" w:color="ffffff"/>
+        <w:tcBorders>
+          <w:top w:val="none" w:color="000000" w:sz="4" w:space="0"/>
+          <w:left w:val="none" w:color="000000" w:sz="4" w:space="0"/>
+          <w:bottom w:val="none" w:color="000000" w:sz="4" w:space="0"/>
+          <w:right w:val="none" w:color="000000" w:sz="4" w:space="0"/>
+        </w:tcBorders>
+      </w:tcPr>
+    </w:tblStylePr>
     <w:tblStylePr w:type="nwCell">
       <w:pPr>
         <w:pBdr/>
@@ -17361,9 +17902,9 @@
       </w:tcPr>
     </w:tblStylePr>
   </w:style>
-  <w:style w:type="table" w:styleId="38">
+  <w:style w:type="table" w:styleId="816">
     <w:name w:val="Grid Table 3 - Accent 5"/>
-    <w:basedOn w:val="11"/>
+    <w:basedOn w:val="789"/>
     <w:uiPriority w:val="99"/>
     <w:pPr>
       <w:pBdr/>
@@ -17462,29 +18003,6 @@
         <w:tblBorders/>
       </w:tblPr>
       <w:tcPr>
-        <w:shd w:color="ffffff"/>
-        <w:tcBorders>
-          <w:top w:val="none" w:color="000000" w:sz="4" w:space="0"/>
-          <w:left w:val="none" w:color="000000" w:sz="4" w:space="0"/>
-          <w:bottom w:val="none" w:color="000000" w:sz="4" w:space="0"/>
-          <w:right w:val="none" w:color="000000" w:sz="4" w:space="0"/>
-        </w:tcBorders>
-      </w:tcPr>
-    </w:tblStylePr>
-    <w:tblStylePr w:type="firstRow">
-      <w:rPr>
-        <w:b/>
-        <w:color w:val="404040"/>
-      </w:rPr>
-      <w:pPr>
-        <w:pBdr/>
-        <w:spacing/>
-        <w:ind/>
-      </w:pPr>
-      <w:tblPr>
-        <w:tblBorders/>
-      </w:tblPr>
-      <w:tcPr>
         <w:shd w:val="clear" w:color="ffffff"/>
         <w:tcBorders>
           <w:top w:val="none" w:color="000000" w:sz="4" w:space="0"/>
@@ -17494,30 +18012,7 @@
         </w:tcBorders>
       </w:tcPr>
     </w:tblStylePr>
-    <w:tblStylePr w:type="lastCol">
-      <w:rPr>
-        <w:i/>
-        <w:color w:val="404040"/>
-      </w:rPr>
-      <w:pPr>
-        <w:pBdr/>
-        <w:spacing/>
-        <w:ind/>
-      </w:pPr>
-      <w:tblPr>
-        <w:tblBorders/>
-      </w:tblPr>
-      <w:tcPr>
-        <w:shd w:color="ffffff"/>
-        <w:tcBorders>
-          <w:top w:val="none" w:color="000000" w:sz="4" w:space="0"/>
-          <w:left w:val="none" w:color="000000" w:sz="4" w:space="0"/>
-          <w:bottom w:val="none" w:color="000000" w:sz="4" w:space="0"/>
-          <w:right w:val="none" w:color="000000" w:sz="4" w:space="0"/>
-        </w:tcBorders>
-      </w:tcPr>
-    </w:tblStylePr>
-    <w:tblStylePr w:type="lastRow">
+    <w:tblStylePr w:type="firstRow">
       <w:rPr>
         <w:b/>
         <w:color w:val="404040"/>
@@ -17540,6 +18035,52 @@
         </w:tcBorders>
       </w:tcPr>
     </w:tblStylePr>
+    <w:tblStylePr w:type="lastCol">
+      <w:rPr>
+        <w:i/>
+        <w:color w:val="404040"/>
+      </w:rPr>
+      <w:pPr>
+        <w:pBdr/>
+        <w:spacing/>
+        <w:ind/>
+      </w:pPr>
+      <w:tblPr>
+        <w:tblBorders/>
+      </w:tblPr>
+      <w:tcPr>
+        <w:shd w:val="clear" w:color="ffffff"/>
+        <w:tcBorders>
+          <w:top w:val="none" w:color="000000" w:sz="4" w:space="0"/>
+          <w:left w:val="none" w:color="000000" w:sz="4" w:space="0"/>
+          <w:bottom w:val="none" w:color="000000" w:sz="4" w:space="0"/>
+          <w:right w:val="none" w:color="000000" w:sz="4" w:space="0"/>
+        </w:tcBorders>
+      </w:tcPr>
+    </w:tblStylePr>
+    <w:tblStylePr w:type="lastRow">
+      <w:rPr>
+        <w:b/>
+        <w:color w:val="404040"/>
+      </w:rPr>
+      <w:pPr>
+        <w:pBdr/>
+        <w:spacing/>
+        <w:ind/>
+      </w:pPr>
+      <w:tblPr>
+        <w:tblBorders/>
+      </w:tblPr>
+      <w:tcPr>
+        <w:shd w:val="clear" w:color="ffffff"/>
+        <w:tcBorders>
+          <w:top w:val="none" w:color="000000" w:sz="4" w:space="0"/>
+          <w:left w:val="none" w:color="000000" w:sz="4" w:space="0"/>
+          <w:bottom w:val="none" w:color="000000" w:sz="4" w:space="0"/>
+          <w:right w:val="none" w:color="000000" w:sz="4" w:space="0"/>
+        </w:tcBorders>
+      </w:tcPr>
+    </w:tblStylePr>
     <w:tblStylePr w:type="nwCell">
       <w:pPr>
         <w:pBdr/>
@@ -17606,9 +18147,9 @@
       </w:tcPr>
     </w:tblStylePr>
   </w:style>
-  <w:style w:type="table" w:styleId="39">
+  <w:style w:type="table" w:styleId="817">
     <w:name w:val="Grid Table 3 - Accent 6"/>
-    <w:basedOn w:val="11"/>
+    <w:basedOn w:val="789"/>
     <w:uiPriority w:val="99"/>
     <w:pPr>
       <w:pBdr/>
@@ -17707,29 +18248,6 @@
         <w:tblBorders/>
       </w:tblPr>
       <w:tcPr>
-        <w:shd w:color="ffffff"/>
-        <w:tcBorders>
-          <w:top w:val="none" w:color="000000" w:sz="4" w:space="0"/>
-          <w:left w:val="none" w:color="000000" w:sz="4" w:space="0"/>
-          <w:bottom w:val="none" w:color="000000" w:sz="4" w:space="0"/>
-          <w:right w:val="none" w:color="000000" w:sz="4" w:space="0"/>
-        </w:tcBorders>
-      </w:tcPr>
-    </w:tblStylePr>
-    <w:tblStylePr w:type="firstRow">
-      <w:rPr>
-        <w:b/>
-        <w:color w:val="404040"/>
-      </w:rPr>
-      <w:pPr>
-        <w:pBdr/>
-        <w:spacing/>
-        <w:ind/>
-      </w:pPr>
-      <w:tblPr>
-        <w:tblBorders/>
-      </w:tblPr>
-      <w:tcPr>
         <w:shd w:val="clear" w:color="ffffff"/>
         <w:tcBorders>
           <w:top w:val="none" w:color="000000" w:sz="4" w:space="0"/>
@@ -17739,30 +18257,7 @@
         </w:tcBorders>
       </w:tcPr>
     </w:tblStylePr>
-    <w:tblStylePr w:type="lastCol">
-      <w:rPr>
-        <w:i/>
-        <w:color w:val="404040"/>
-      </w:rPr>
-      <w:pPr>
-        <w:pBdr/>
-        <w:spacing/>
-        <w:ind/>
-      </w:pPr>
-      <w:tblPr>
-        <w:tblBorders/>
-      </w:tblPr>
-      <w:tcPr>
-        <w:shd w:color="ffffff"/>
-        <w:tcBorders>
-          <w:top w:val="none" w:color="000000" w:sz="4" w:space="0"/>
-          <w:left w:val="none" w:color="000000" w:sz="4" w:space="0"/>
-          <w:bottom w:val="none" w:color="000000" w:sz="4" w:space="0"/>
-          <w:right w:val="none" w:color="000000" w:sz="4" w:space="0"/>
-        </w:tcBorders>
-      </w:tcPr>
-    </w:tblStylePr>
-    <w:tblStylePr w:type="lastRow">
+    <w:tblStylePr w:type="firstRow">
       <w:rPr>
         <w:b/>
         <w:color w:val="404040"/>
@@ -17785,6 +18280,52 @@
         </w:tcBorders>
       </w:tcPr>
     </w:tblStylePr>
+    <w:tblStylePr w:type="lastCol">
+      <w:rPr>
+        <w:i/>
+        <w:color w:val="404040"/>
+      </w:rPr>
+      <w:pPr>
+        <w:pBdr/>
+        <w:spacing/>
+        <w:ind/>
+      </w:pPr>
+      <w:tblPr>
+        <w:tblBorders/>
+      </w:tblPr>
+      <w:tcPr>
+        <w:shd w:val="clear" w:color="ffffff"/>
+        <w:tcBorders>
+          <w:top w:val="none" w:color="000000" w:sz="4" w:space="0"/>
+          <w:left w:val="none" w:color="000000" w:sz="4" w:space="0"/>
+          <w:bottom w:val="none" w:color="000000" w:sz="4" w:space="0"/>
+          <w:right w:val="none" w:color="000000" w:sz="4" w:space="0"/>
+        </w:tcBorders>
+      </w:tcPr>
+    </w:tblStylePr>
+    <w:tblStylePr w:type="lastRow">
+      <w:rPr>
+        <w:b/>
+        <w:color w:val="404040"/>
+      </w:rPr>
+      <w:pPr>
+        <w:pBdr/>
+        <w:spacing/>
+        <w:ind/>
+      </w:pPr>
+      <w:tblPr>
+        <w:tblBorders/>
+      </w:tblPr>
+      <w:tcPr>
+        <w:shd w:val="clear" w:color="ffffff"/>
+        <w:tcBorders>
+          <w:top w:val="none" w:color="000000" w:sz="4" w:space="0"/>
+          <w:left w:val="none" w:color="000000" w:sz="4" w:space="0"/>
+          <w:bottom w:val="none" w:color="000000" w:sz="4" w:space="0"/>
+          <w:right w:val="none" w:color="000000" w:sz="4" w:space="0"/>
+        </w:tcBorders>
+      </w:tcPr>
+    </w:tblStylePr>
     <w:tblStylePr w:type="nwCell">
       <w:pPr>
         <w:pBdr/>
@@ -17851,9 +18392,9 @@
       </w:tcPr>
     </w:tblStylePr>
   </w:style>
-  <w:style w:type="table" w:styleId="40">
+  <w:style w:type="table" w:styleId="818">
     <w:name w:val="Grid Table 4"/>
-    <w:basedOn w:val="11"/>
+    <w:basedOn w:val="789"/>
     <w:uiPriority w:val="59"/>
     <w:pPr>
       <w:pBdr/>
@@ -18084,9 +18625,9 @@
       </w:tcPr>
     </w:tblStylePr>
   </w:style>
-  <w:style w:type="table" w:styleId="41">
+  <w:style w:type="table" w:styleId="819">
     <w:name w:val="Grid Table 4 - Accent 1"/>
-    <w:basedOn w:val="11"/>
+    <w:basedOn w:val="789"/>
     <w:uiPriority w:val="59"/>
     <w:pPr>
       <w:pBdr/>
@@ -18317,9 +18858,9 @@
       </w:tcPr>
     </w:tblStylePr>
   </w:style>
-  <w:style w:type="table" w:styleId="42">
+  <w:style w:type="table" w:styleId="820">
     <w:name w:val="Grid Table 4 - Accent 2"/>
-    <w:basedOn w:val="11"/>
+    <w:basedOn w:val="789"/>
     <w:uiPriority w:val="59"/>
     <w:pPr>
       <w:pBdr/>
@@ -18550,9 +19091,9 @@
       </w:tcPr>
     </w:tblStylePr>
   </w:style>
-  <w:style w:type="table" w:styleId="43">
+  <w:style w:type="table" w:styleId="821">
     <w:name w:val="Grid Table 4 - Accent 3"/>
-    <w:basedOn w:val="11"/>
+    <w:basedOn w:val="789"/>
     <w:uiPriority w:val="59"/>
     <w:pPr>
       <w:pBdr/>
@@ -18783,9 +19324,9 @@
       </w:tcPr>
     </w:tblStylePr>
   </w:style>
-  <w:style w:type="table" w:styleId="44">
+  <w:style w:type="table" w:styleId="822">
     <w:name w:val="Grid Table 4 - Accent 4"/>
-    <w:basedOn w:val="11"/>
+    <w:basedOn w:val="789"/>
     <w:uiPriority w:val="59"/>
     <w:pPr>
       <w:pBdr/>
@@ -19016,9 +19557,9 @@
       </w:tcPr>
     </w:tblStylePr>
   </w:style>
-  <w:style w:type="table" w:styleId="45">
+  <w:style w:type="table" w:styleId="823">
     <w:name w:val="Grid Table 4 - Accent 5"/>
-    <w:basedOn w:val="11"/>
+    <w:basedOn w:val="789"/>
     <w:uiPriority w:val="59"/>
     <w:pPr>
       <w:pBdr/>
@@ -19249,9 +19790,9 @@
       </w:tcPr>
     </w:tblStylePr>
   </w:style>
-  <w:style w:type="table" w:styleId="46">
+  <w:style w:type="table" w:styleId="824">
     <w:name w:val="Grid Table 4 - Accent 6"/>
-    <w:basedOn w:val="11"/>
+    <w:basedOn w:val="789"/>
     <w:uiPriority w:val="59"/>
     <w:pPr>
       <w:pBdr/>
@@ -19482,9 +20023,9 @@
       </w:tcPr>
     </w:tblStylePr>
   </w:style>
-  <w:style w:type="table" w:styleId="47">
+  <w:style w:type="table" w:styleId="825">
     <w:name w:val="Grid Table 5 Dark"/>
-    <w:basedOn w:val="11"/>
+    <w:basedOn w:val="789"/>
     <w:uiPriority w:val="99"/>
     <w:pPr>
       <w:pBdr/>
@@ -19710,9 +20251,9 @@
       </w:tcPr>
     </w:tblStylePr>
   </w:style>
-  <w:style w:type="table" w:styleId="48">
+  <w:style w:type="table" w:styleId="826">
     <w:name w:val="Grid Table 5 Dark- Accent 1"/>
-    <w:basedOn w:val="11"/>
+    <w:basedOn w:val="789"/>
     <w:uiPriority w:val="99"/>
     <w:pPr>
       <w:pBdr/>
@@ -19938,9 +20479,9 @@
       </w:tcPr>
     </w:tblStylePr>
   </w:style>
-  <w:style w:type="table" w:styleId="49">
+  <w:style w:type="table" w:styleId="827">
     <w:name w:val="Grid Table 5 Dark - Accent 2"/>
-    <w:basedOn w:val="11"/>
+    <w:basedOn w:val="789"/>
     <w:uiPriority w:val="99"/>
     <w:pPr>
       <w:pBdr/>
@@ -20166,9 +20707,9 @@
       </w:tcPr>
     </w:tblStylePr>
   </w:style>
-  <w:style w:type="table" w:styleId="50">
+  <w:style w:type="table" w:styleId="828">
     <w:name w:val="Grid Table 5 Dark - Accent 3"/>
-    <w:basedOn w:val="11"/>
+    <w:basedOn w:val="789"/>
     <w:uiPriority w:val="99"/>
     <w:pPr>
       <w:pBdr/>
@@ -20394,9 +20935,9 @@
       </w:tcPr>
     </w:tblStylePr>
   </w:style>
-  <w:style w:type="table" w:styleId="51">
+  <w:style w:type="table" w:styleId="829">
     <w:name w:val="Grid Table 5 Dark- Accent 4"/>
-    <w:basedOn w:val="11"/>
+    <w:basedOn w:val="789"/>
     <w:uiPriority w:val="99"/>
     <w:pPr>
       <w:pBdr/>
@@ -20622,9 +21163,9 @@
       </w:tcPr>
     </w:tblStylePr>
   </w:style>
-  <w:style w:type="table" w:styleId="52">
+  <w:style w:type="table" w:styleId="830">
     <w:name w:val="Grid Table 5 Dark - Accent 5"/>
-    <w:basedOn w:val="11"/>
+    <w:basedOn w:val="789"/>
     <w:uiPriority w:val="99"/>
     <w:pPr>
       <w:pBdr/>
@@ -20850,9 +21391,9 @@
       </w:tcPr>
     </w:tblStylePr>
   </w:style>
-  <w:style w:type="table" w:styleId="53">
+  <w:style w:type="table" w:styleId="831">
     <w:name w:val="Grid Table 5 Dark - Accent 6"/>
-    <w:basedOn w:val="11"/>
+    <w:basedOn w:val="789"/>
     <w:uiPriority w:val="99"/>
     <w:pPr>
       <w:pBdr/>
@@ -21078,9 +21619,9 @@
       </w:tcPr>
     </w:tblStylePr>
   </w:style>
-  <w:style w:type="table" w:styleId="54">
+  <w:style w:type="table" w:styleId="832">
     <w:name w:val="Grid Table 6 Colorful"/>
-    <w:basedOn w:val="11"/>
+    <w:basedOn w:val="789"/>
     <w:uiPriority w:val="99"/>
     <w:pPr>
       <w:pBdr/>
@@ -21308,9 +21849,9 @@
       </w:tcPr>
     </w:tblStylePr>
   </w:style>
-  <w:style w:type="table" w:styleId="55">
+  <w:style w:type="table" w:styleId="833">
     <w:name w:val="Grid Table 6 Colorful - Accent 1"/>
-    <w:basedOn w:val="11"/>
+    <w:basedOn w:val="789"/>
     <w:uiPriority w:val="99"/>
     <w:pPr>
       <w:pBdr/>
@@ -21538,9 +22079,9 @@
       </w:tcPr>
     </w:tblStylePr>
   </w:style>
-  <w:style w:type="table" w:styleId="56">
+  <w:style w:type="table" w:styleId="834">
     <w:name w:val="Grid Table 6 Colorful - Accent 2"/>
-    <w:basedOn w:val="11"/>
+    <w:basedOn w:val="789"/>
     <w:uiPriority w:val="99"/>
     <w:pPr>
       <w:pBdr/>
@@ -21768,9 +22309,9 @@
       </w:tcPr>
     </w:tblStylePr>
   </w:style>
-  <w:style w:type="table" w:styleId="57">
+  <w:style w:type="table" w:styleId="835">
     <w:name w:val="Grid Table 6 Colorful - Accent 3"/>
-    <w:basedOn w:val="11"/>
+    <w:basedOn w:val="789"/>
     <w:uiPriority w:val="99"/>
     <w:pPr>
       <w:pBdr/>
@@ -21998,9 +22539,9 @@
       </w:tcPr>
     </w:tblStylePr>
   </w:style>
-  <w:style w:type="table" w:styleId="58">
+  <w:style w:type="table" w:styleId="836">
     <w:name w:val="Grid Table 6 Colorful - Accent 4"/>
-    <w:basedOn w:val="11"/>
+    <w:basedOn w:val="789"/>
     <w:uiPriority w:val="99"/>
     <w:pPr>
       <w:pBdr/>
@@ -22228,9 +22769,9 @@
       </w:tcPr>
     </w:tblStylePr>
   </w:style>
-  <w:style w:type="table" w:styleId="59">
+  <w:style w:type="table" w:styleId="837">
     <w:name w:val="Grid Table 6 Colorful - Accent 5"/>
-    <w:basedOn w:val="11"/>
+    <w:basedOn w:val="789"/>
     <w:uiPriority w:val="99"/>
     <w:pPr>
       <w:pBdr/>
@@ -22458,9 +22999,9 @@
       </w:tcPr>
     </w:tblStylePr>
   </w:style>
-  <w:style w:type="table" w:styleId="60">
+  <w:style w:type="table" w:styleId="838">
     <w:name w:val="Grid Table 6 Colorful - Accent 6"/>
-    <w:basedOn w:val="11"/>
+    <w:basedOn w:val="789"/>
     <w:uiPriority w:val="99"/>
     <w:pPr>
       <w:pBdr/>
@@ -22688,9 +23229,9 @@
       </w:tcPr>
     </w:tblStylePr>
   </w:style>
-  <w:style w:type="table" w:styleId="61">
+  <w:style w:type="table" w:styleId="839">
     <w:name w:val="Grid Table 7 Colorful"/>
-    <w:basedOn w:val="11"/>
+    <w:basedOn w:val="789"/>
     <w:uiPriority w:val="99"/>
     <w:pPr>
       <w:pBdr/>
@@ -22792,11 +23333,11 @@
         <w:tblBorders/>
       </w:tblPr>
       <w:tcPr>
-        <w:shd w:color="ffffff"/>
+        <w:shd w:val="clear" w:color="ffffff"/>
         <w:tcBorders>
-          <w:top w:val="none"/>
-          <w:left w:val="none"/>
-          <w:bottom w:val="none"/>
+          <w:top w:val="none" w:color="000000" w:sz="4" w:space="0"/>
+          <w:left w:val="none" w:color="000000" w:sz="4" w:space="0"/>
+          <w:bottom w:val="none" w:color="000000" w:sz="4" w:space="0"/>
           <w:right w:val="single" w:color="000000" w:themeColor="text1" w:themeTint="80" w:sz="4" w:space="0"/>
         </w:tcBorders>
       </w:tcPr>
@@ -22819,10 +23360,10 @@
       <w:tcPr>
         <w:shd w:val="clear" w:color="ffffff" w:themeColor="light1" w:fill="ffffff" w:themeFill="light1"/>
         <w:tcBorders>
-          <w:top w:val="none"/>
-          <w:left w:val="none"/>
+          <w:top w:val="none" w:color="000000" w:sz="4" w:space="0"/>
+          <w:left w:val="none" w:color="000000" w:sz="4" w:space="0"/>
           <w:bottom w:val="single" w:color="000000" w:themeColor="text1" w:themeTint="80" w:sz="4" w:space="0"/>
-          <w:right w:val="none"/>
+          <w:right w:val="none" w:color="000000" w:sz="4" w:space="0"/>
         </w:tcBorders>
       </w:tcPr>
     </w:tblStylePr>
@@ -22842,12 +23383,12 @@
         <w:tblBorders/>
       </w:tblPr>
       <w:tcPr>
-        <w:shd w:color="ffffff"/>
+        <w:shd w:val="clear" w:color="ffffff"/>
         <w:tcBorders>
-          <w:top w:val="none"/>
+          <w:top w:val="none" w:color="000000" w:sz="4" w:space="0"/>
           <w:left w:val="single" w:color="000000" w:themeColor="text1" w:themeTint="80" w:sz="4" w:space="0"/>
-          <w:bottom w:val="none"/>
-          <w:right w:val="none"/>
+          <w:bottom w:val="none" w:color="000000" w:sz="4" w:space="0"/>
+          <w:right w:val="none" w:color="000000" w:sz="4" w:space="0"/>
         </w:tcBorders>
       </w:tcPr>
     </w:tblStylePr>
@@ -22870,9 +23411,9 @@
         <w:shd w:val="clear" w:color="ffffff" w:themeColor="light1" w:fill="ffffff" w:themeFill="light1"/>
         <w:tcBorders>
           <w:top w:val="single" w:color="000000" w:themeColor="text1" w:themeTint="80" w:sz="4" w:space="0"/>
-          <w:left w:val="none"/>
-          <w:bottom w:val="none"/>
-          <w:right w:val="none"/>
+          <w:left w:val="none" w:color="000000" w:sz="4" w:space="0"/>
+          <w:bottom w:val="none" w:color="000000" w:sz="4" w:space="0"/>
+          <w:right w:val="none" w:color="000000" w:sz="4" w:space="0"/>
         </w:tcBorders>
       </w:tcPr>
     </w:tblStylePr>
@@ -22942,9 +23483,9 @@
       </w:tcPr>
     </w:tblStylePr>
   </w:style>
-  <w:style w:type="table" w:styleId="62">
+  <w:style w:type="table" w:styleId="840">
     <w:name w:val="Grid Table 7 Colorful - Accent 1"/>
-    <w:basedOn w:val="11"/>
+    <w:basedOn w:val="789"/>
     <w:uiPriority w:val="99"/>
     <w:pPr>
       <w:pBdr/>
@@ -23046,11 +23587,11 @@
         <w:tblBorders/>
       </w:tblPr>
       <w:tcPr>
-        <w:shd w:color="ffffff"/>
+        <w:shd w:val="clear" w:color="ffffff"/>
         <w:tcBorders>
-          <w:top w:val="none"/>
-          <w:left w:val="none"/>
-          <w:bottom w:val="none"/>
+          <w:top w:val="none" w:color="000000" w:sz="4" w:space="0"/>
+          <w:left w:val="none" w:color="000000" w:sz="4" w:space="0"/>
+          <w:bottom w:val="none" w:color="000000" w:sz="4" w:space="0"/>
           <w:right w:val="single" w:color="000000" w:themeColor="accent1" w:themeTint="80" w:sz="4" w:space="0"/>
         </w:tcBorders>
       </w:tcPr>
@@ -23073,10 +23614,10 @@
       <w:tcPr>
         <w:shd w:val="clear" w:color="ffffff" w:themeColor="light1" w:fill="ffffff" w:themeFill="light1"/>
         <w:tcBorders>
-          <w:top w:val="none"/>
-          <w:left w:val="none"/>
+          <w:top w:val="none" w:color="000000" w:sz="4" w:space="0"/>
+          <w:left w:val="none" w:color="000000" w:sz="4" w:space="0"/>
           <w:bottom w:val="single" w:color="000000" w:themeColor="accent1" w:themeTint="80" w:sz="4" w:space="0"/>
-          <w:right w:val="none"/>
+          <w:right w:val="none" w:color="000000" w:sz="4" w:space="0"/>
         </w:tcBorders>
       </w:tcPr>
     </w:tblStylePr>
@@ -23096,12 +23637,12 @@
         <w:tblBorders/>
       </w:tblPr>
       <w:tcPr>
-        <w:shd w:color="ffffff"/>
+        <w:shd w:val="clear" w:color="ffffff"/>
         <w:tcBorders>
-          <w:top w:val="none"/>
+          <w:top w:val="none" w:color="000000" w:sz="4" w:space="0"/>
           <w:left w:val="single" w:color="000000" w:themeColor="accent1" w:themeTint="80" w:sz="4" w:space="0"/>
-          <w:bottom w:val="none"/>
-          <w:right w:val="none"/>
+          <w:bottom w:val="none" w:color="000000" w:sz="4" w:space="0"/>
+          <w:right w:val="none" w:color="000000" w:sz="4" w:space="0"/>
         </w:tcBorders>
       </w:tcPr>
     </w:tblStylePr>
@@ -23124,9 +23665,9 @@
         <w:shd w:val="clear" w:color="ffffff" w:themeColor="light1" w:fill="ffffff" w:themeFill="light1"/>
         <w:tcBorders>
           <w:top w:val="single" w:color="000000" w:themeColor="accent1" w:themeTint="80" w:sz="4" w:space="0"/>
-          <w:left w:val="none"/>
-          <w:bottom w:val="none"/>
-          <w:right w:val="none"/>
+          <w:left w:val="none" w:color="000000" w:sz="4" w:space="0"/>
+          <w:bottom w:val="none" w:color="000000" w:sz="4" w:space="0"/>
+          <w:right w:val="none" w:color="000000" w:sz="4" w:space="0"/>
         </w:tcBorders>
       </w:tcPr>
     </w:tblStylePr>
@@ -23196,9 +23737,9 @@
       </w:tcPr>
     </w:tblStylePr>
   </w:style>
-  <w:style w:type="table" w:styleId="63">
+  <w:style w:type="table" w:styleId="841">
     <w:name w:val="Grid Table 7 Colorful - Accent 2"/>
-    <w:basedOn w:val="11"/>
+    <w:basedOn w:val="789"/>
     <w:uiPriority w:val="99"/>
     <w:pPr>
       <w:pBdr/>
@@ -23300,11 +23841,11 @@
         <w:tblBorders/>
       </w:tblPr>
       <w:tcPr>
-        <w:shd w:color="ffffff"/>
+        <w:shd w:val="clear" w:color="ffffff"/>
         <w:tcBorders>
-          <w:top w:val="none"/>
-          <w:left w:val="none"/>
-          <w:bottom w:val="none"/>
+          <w:top w:val="none" w:color="000000" w:sz="4" w:space="0"/>
+          <w:left w:val="none" w:color="000000" w:sz="4" w:space="0"/>
+          <w:bottom w:val="none" w:color="000000" w:sz="4" w:space="0"/>
           <w:right w:val="single" w:color="000000" w:themeColor="accent2" w:themeTint="97" w:sz="4" w:space="0"/>
         </w:tcBorders>
       </w:tcPr>
@@ -23327,10 +23868,10 @@
       <w:tcPr>
         <w:shd w:val="clear" w:color="ffffff" w:themeColor="light1" w:fill="ffffff" w:themeFill="light1"/>
         <w:tcBorders>
-          <w:top w:val="none"/>
-          <w:left w:val="none"/>
+          <w:top w:val="none" w:color="000000" w:sz="4" w:space="0"/>
+          <w:left w:val="none" w:color="000000" w:sz="4" w:space="0"/>
           <w:bottom w:val="single" w:color="000000" w:themeColor="accent2" w:themeTint="97" w:sz="4" w:space="0"/>
-          <w:right w:val="none"/>
+          <w:right w:val="none" w:color="000000" w:sz="4" w:space="0"/>
         </w:tcBorders>
       </w:tcPr>
     </w:tblStylePr>
@@ -23350,12 +23891,12 @@
         <w:tblBorders/>
       </w:tblPr>
       <w:tcPr>
-        <w:shd w:color="ffffff"/>
+        <w:shd w:val="clear" w:color="ffffff"/>
         <w:tcBorders>
-          <w:top w:val="none"/>
+          <w:top w:val="none" w:color="000000" w:sz="4" w:space="0"/>
           <w:left w:val="single" w:color="000000" w:themeColor="accent2" w:themeTint="97" w:sz="4" w:space="0"/>
-          <w:bottom w:val="none"/>
-          <w:right w:val="none"/>
+          <w:bottom w:val="none" w:color="000000" w:sz="4" w:space="0"/>
+          <w:right w:val="none" w:color="000000" w:sz="4" w:space="0"/>
         </w:tcBorders>
       </w:tcPr>
     </w:tblStylePr>
@@ -23378,9 +23919,9 @@
         <w:shd w:val="clear" w:color="ffffff" w:themeColor="light1" w:fill="ffffff" w:themeFill="light1"/>
         <w:tcBorders>
           <w:top w:val="single" w:color="000000" w:themeColor="accent2" w:themeTint="97" w:sz="4" w:space="0"/>
-          <w:left w:val="none"/>
-          <w:bottom w:val="none"/>
-          <w:right w:val="none"/>
+          <w:left w:val="none" w:color="000000" w:sz="4" w:space="0"/>
+          <w:bottom w:val="none" w:color="000000" w:sz="4" w:space="0"/>
+          <w:right w:val="none" w:color="000000" w:sz="4" w:space="0"/>
         </w:tcBorders>
       </w:tcPr>
     </w:tblStylePr>
@@ -23450,9 +23991,9 @@
       </w:tcPr>
     </w:tblStylePr>
   </w:style>
-  <w:style w:type="table" w:styleId="64">
+  <w:style w:type="table" w:styleId="842">
     <w:name w:val="Grid Table 7 Colorful - Accent 3"/>
-    <w:basedOn w:val="11"/>
+    <w:basedOn w:val="789"/>
     <w:uiPriority w:val="99"/>
     <w:pPr>
       <w:pBdr/>
@@ -23554,11 +24095,11 @@
         <w:tblBorders/>
       </w:tblPr>
       <w:tcPr>
-        <w:shd w:color="ffffff"/>
+        <w:shd w:val="clear" w:color="ffffff"/>
         <w:tcBorders>
-          <w:top w:val="none"/>
-          <w:left w:val="none"/>
-          <w:bottom w:val="none"/>
+          <w:top w:val="none" w:color="000000" w:sz="4" w:space="0"/>
+          <w:left w:val="none" w:color="000000" w:sz="4" w:space="0"/>
+          <w:bottom w:val="none" w:color="000000" w:sz="4" w:space="0"/>
           <w:right w:val="single" w:color="000000" w:themeColor="accent3" w:themeTint="FE" w:sz="4" w:space="0"/>
         </w:tcBorders>
       </w:tcPr>
@@ -23581,10 +24122,10 @@
       <w:tcPr>
         <w:shd w:val="clear" w:color="ffffff" w:themeColor="light1" w:fill="ffffff" w:themeFill="light1"/>
         <w:tcBorders>
-          <w:top w:val="none"/>
-          <w:left w:val="none"/>
+          <w:top w:val="none" w:color="000000" w:sz="4" w:space="0"/>
+          <w:left w:val="none" w:color="000000" w:sz="4" w:space="0"/>
           <w:bottom w:val="single" w:color="000000" w:themeColor="accent3" w:themeTint="FE" w:sz="4" w:space="0"/>
-          <w:right w:val="none"/>
+          <w:right w:val="none" w:color="000000" w:sz="4" w:space="0"/>
         </w:tcBorders>
       </w:tcPr>
     </w:tblStylePr>
@@ -23604,12 +24145,12 @@
         <w:tblBorders/>
       </w:tblPr>
       <w:tcPr>
-        <w:shd w:color="ffffff"/>
+        <w:shd w:val="clear" w:color="ffffff"/>
         <w:tcBorders>
-          <w:top w:val="none"/>
+          <w:top w:val="none" w:color="000000" w:sz="4" w:space="0"/>
           <w:left w:val="single" w:color="000000" w:themeColor="accent3" w:themeTint="FE" w:sz="4" w:space="0"/>
-          <w:bottom w:val="none"/>
-          <w:right w:val="none"/>
+          <w:bottom w:val="none" w:color="000000" w:sz="4" w:space="0"/>
+          <w:right w:val="none" w:color="000000" w:sz="4" w:space="0"/>
         </w:tcBorders>
       </w:tcPr>
     </w:tblStylePr>
@@ -23632,9 +24173,9 @@
         <w:shd w:val="clear" w:color="ffffff" w:themeColor="light1" w:fill="ffffff" w:themeFill="light1"/>
         <w:tcBorders>
           <w:top w:val="single" w:color="000000" w:themeColor="accent3" w:themeTint="FE" w:sz="4" w:space="0"/>
-          <w:left w:val="none"/>
-          <w:bottom w:val="none"/>
-          <w:right w:val="none"/>
+          <w:left w:val="none" w:color="000000" w:sz="4" w:space="0"/>
+          <w:bottom w:val="none" w:color="000000" w:sz="4" w:space="0"/>
+          <w:right w:val="none" w:color="000000" w:sz="4" w:space="0"/>
         </w:tcBorders>
       </w:tcPr>
     </w:tblStylePr>
@@ -23704,9 +24245,9 @@
       </w:tcPr>
     </w:tblStylePr>
   </w:style>
-  <w:style w:type="table" w:styleId="65">
+  <w:style w:type="table" w:styleId="843">
     <w:name w:val="Grid Table 7 Colorful - Accent 4"/>
-    <w:basedOn w:val="11"/>
+    <w:basedOn w:val="789"/>
     <w:uiPriority w:val="99"/>
     <w:pPr>
       <w:pBdr/>
@@ -23808,11 +24349,11 @@
         <w:tblBorders/>
       </w:tblPr>
       <w:tcPr>
-        <w:shd w:color="ffffff"/>
+        <w:shd w:val="clear" w:color="ffffff"/>
         <w:tcBorders>
-          <w:top w:val="none"/>
-          <w:left w:val="none"/>
-          <w:bottom w:val="none"/>
+          <w:top w:val="none" w:color="000000" w:sz="4" w:space="0"/>
+          <w:left w:val="none" w:color="000000" w:sz="4" w:space="0"/>
+          <w:bottom w:val="none" w:color="000000" w:sz="4" w:space="0"/>
           <w:right w:val="single" w:color="000000" w:themeColor="accent4" w:themeTint="9A" w:sz="4" w:space="0"/>
         </w:tcBorders>
       </w:tcPr>
@@ -23835,10 +24376,10 @@
       <w:tcPr>
         <w:shd w:val="clear" w:color="ffffff" w:themeColor="light1" w:fill="ffffff" w:themeFill="light1"/>
         <w:tcBorders>
-          <w:top w:val="none"/>
-          <w:left w:val="none"/>
+          <w:top w:val="none" w:color="000000" w:sz="4" w:space="0"/>
+          <w:left w:val="none" w:color="000000" w:sz="4" w:space="0"/>
           <w:bottom w:val="single" w:color="000000" w:themeColor="accent4" w:themeTint="9A" w:sz="4" w:space="0"/>
-          <w:right w:val="none"/>
+          <w:right w:val="none" w:color="000000" w:sz="4" w:space="0"/>
         </w:tcBorders>
       </w:tcPr>
     </w:tblStylePr>
@@ -23858,12 +24399,12 @@
         <w:tblBorders/>
       </w:tblPr>
       <w:tcPr>
-        <w:shd w:color="ffffff"/>
+        <w:shd w:val="clear" w:color="ffffff"/>
         <w:tcBorders>
-          <w:top w:val="none"/>
+          <w:top w:val="none" w:color="000000" w:sz="4" w:space="0"/>
           <w:left w:val="single" w:color="000000" w:themeColor="accent4" w:themeTint="9A" w:sz="4" w:space="0"/>
-          <w:bottom w:val="none"/>
-          <w:right w:val="none"/>
+          <w:bottom w:val="none" w:color="000000" w:sz="4" w:space="0"/>
+          <w:right w:val="none" w:color="000000" w:sz="4" w:space="0"/>
         </w:tcBorders>
       </w:tcPr>
     </w:tblStylePr>
@@ -23886,9 +24427,9 @@
         <w:shd w:val="clear" w:color="ffffff" w:themeColor="light1" w:fill="ffffff" w:themeFill="light1"/>
         <w:tcBorders>
           <w:top w:val="single" w:color="000000" w:themeColor="accent4" w:themeTint="9A" w:sz="4" w:space="0"/>
-          <w:left w:val="none"/>
-          <w:bottom w:val="none"/>
-          <w:right w:val="none"/>
+          <w:left w:val="none" w:color="000000" w:sz="4" w:space="0"/>
+          <w:bottom w:val="none" w:color="000000" w:sz="4" w:space="0"/>
+          <w:right w:val="none" w:color="000000" w:sz="4" w:space="0"/>
         </w:tcBorders>
       </w:tcPr>
     </w:tblStylePr>
@@ -23958,9 +24499,9 @@
       </w:tcPr>
     </w:tblStylePr>
   </w:style>
-  <w:style w:type="table" w:styleId="66">
+  <w:style w:type="table" w:styleId="844">
     <w:name w:val="Grid Table 7 Colorful - Accent 5"/>
-    <w:basedOn w:val="11"/>
+    <w:basedOn w:val="789"/>
     <w:uiPriority w:val="99"/>
     <w:pPr>
       <w:pBdr/>
@@ -24062,11 +24603,11 @@
         <w:tblBorders/>
       </w:tblPr>
       <w:tcPr>
-        <w:shd w:color="ffffff"/>
+        <w:shd w:val="clear" w:color="ffffff"/>
         <w:tcBorders>
-          <w:top w:val="none"/>
-          <w:left w:val="none"/>
-          <w:bottom w:val="none"/>
+          <w:top w:val="none" w:color="000000" w:sz="4" w:space="0"/>
+          <w:left w:val="none" w:color="000000" w:sz="4" w:space="0"/>
+          <w:bottom w:val="none" w:color="000000" w:sz="4" w:space="0"/>
           <w:right w:val="single" w:color="000000" w:themeColor="accent5" w:themeTint="90" w:sz="4" w:space="0"/>
         </w:tcBorders>
       </w:tcPr>
@@ -24089,10 +24630,10 @@
       <w:tcPr>
         <w:shd w:val="clear" w:color="ffffff" w:themeColor="light1" w:fill="ffffff" w:themeFill="light1"/>
         <w:tcBorders>
-          <w:top w:val="none"/>
-          <w:left w:val="none"/>
+          <w:top w:val="none" w:color="000000" w:sz="4" w:space="0"/>
+          <w:left w:val="none" w:color="000000" w:sz="4" w:space="0"/>
           <w:bottom w:val="single" w:color="000000" w:themeColor="accent5" w:themeTint="90" w:sz="4" w:space="0"/>
-          <w:right w:val="none"/>
+          <w:right w:val="none" w:color="000000" w:sz="4" w:space="0"/>
         </w:tcBorders>
       </w:tcPr>
     </w:tblStylePr>
@@ -24112,12 +24653,12 @@
         <w:tblBorders/>
       </w:tblPr>
       <w:tcPr>
-        <w:shd w:color="ffffff"/>
+        <w:shd w:val="clear" w:color="ffffff"/>
         <w:tcBorders>
-          <w:top w:val="none"/>
+          <w:top w:val="none" w:color="000000" w:sz="4" w:space="0"/>
           <w:left w:val="single" w:color="000000" w:themeColor="accent5" w:themeTint="90" w:sz="4" w:space="0"/>
-          <w:bottom w:val="none"/>
-          <w:right w:val="none"/>
+          <w:bottom w:val="none" w:color="000000" w:sz="4" w:space="0"/>
+          <w:right w:val="none" w:color="000000" w:sz="4" w:space="0"/>
         </w:tcBorders>
       </w:tcPr>
     </w:tblStylePr>
@@ -24140,9 +24681,9 @@
         <w:shd w:val="clear" w:color="ffffff" w:themeColor="light1" w:fill="ffffff" w:themeFill="light1"/>
         <w:tcBorders>
           <w:top w:val="single" w:color="000000" w:themeColor="accent5" w:themeTint="90" w:sz="4" w:space="0"/>
-          <w:left w:val="none"/>
-          <w:bottom w:val="none"/>
-          <w:right w:val="none"/>
+          <w:left w:val="none" w:color="000000" w:sz="4" w:space="0"/>
+          <w:bottom w:val="none" w:color="000000" w:sz="4" w:space="0"/>
+          <w:right w:val="none" w:color="000000" w:sz="4" w:space="0"/>
         </w:tcBorders>
       </w:tcPr>
     </w:tblStylePr>
@@ -24212,9 +24753,9 @@
       </w:tcPr>
     </w:tblStylePr>
   </w:style>
-  <w:style w:type="table" w:styleId="67">
+  <w:style w:type="table" w:styleId="845">
     <w:name w:val="Grid Table 7 Colorful - Accent 6"/>
-    <w:basedOn w:val="11"/>
+    <w:basedOn w:val="789"/>
     <w:uiPriority w:val="99"/>
     <w:pPr>
       <w:pBdr/>
@@ -24316,11 +24857,11 @@
         <w:tblBorders/>
       </w:tblPr>
       <w:tcPr>
-        <w:shd w:color="ffffff"/>
+        <w:shd w:val="clear" w:color="ffffff"/>
         <w:tcBorders>
-          <w:top w:val="none"/>
-          <w:left w:val="none"/>
-          <w:bottom w:val="none"/>
+          <w:top w:val="none" w:color="000000" w:sz="4" w:space="0"/>
+          <w:left w:val="none" w:color="000000" w:sz="4" w:space="0"/>
+          <w:bottom w:val="none" w:color="000000" w:sz="4" w:space="0"/>
           <w:right w:val="single" w:color="000000" w:themeColor="accent6" w:themeTint="90" w:sz="4" w:space="0"/>
         </w:tcBorders>
       </w:tcPr>
@@ -24343,10 +24884,10 @@
       <w:tcPr>
         <w:shd w:val="clear" w:color="ffffff" w:themeColor="light1" w:fill="ffffff" w:themeFill="light1"/>
         <w:tcBorders>
-          <w:top w:val="none"/>
-          <w:left w:val="none"/>
+          <w:top w:val="none" w:color="000000" w:sz="4" w:space="0"/>
+          <w:left w:val="none" w:color="000000" w:sz="4" w:space="0"/>
           <w:bottom w:val="single" w:color="000000" w:themeColor="accent6" w:themeTint="90" w:sz="4" w:space="0"/>
-          <w:right w:val="none"/>
+          <w:right w:val="none" w:color="000000" w:sz="4" w:space="0"/>
         </w:tcBorders>
       </w:tcPr>
     </w:tblStylePr>
@@ -24366,12 +24907,12 @@
         <w:tblBorders/>
       </w:tblPr>
       <w:tcPr>
-        <w:shd w:color="ffffff"/>
+        <w:shd w:val="clear" w:color="ffffff"/>
         <w:tcBorders>
-          <w:top w:val="none"/>
+          <w:top w:val="none" w:color="000000" w:sz="4" w:space="0"/>
           <w:left w:val="single" w:color="000000" w:themeColor="accent6" w:themeTint="90" w:sz="4" w:space="0"/>
-          <w:bottom w:val="none"/>
-          <w:right w:val="none"/>
+          <w:bottom w:val="none" w:color="000000" w:sz="4" w:space="0"/>
+          <w:right w:val="none" w:color="000000" w:sz="4" w:space="0"/>
         </w:tcBorders>
       </w:tcPr>
     </w:tblStylePr>
@@ -24394,9 +24935,9 @@
         <w:shd w:val="clear" w:color="ffffff" w:themeColor="light1" w:fill="ffffff" w:themeFill="light1"/>
         <w:tcBorders>
           <w:top w:val="single" w:color="000000" w:themeColor="accent6" w:themeTint="90" w:sz="4" w:space="0"/>
-          <w:left w:val="none"/>
-          <w:bottom w:val="none"/>
-          <w:right w:val="none"/>
+          <w:left w:val="none" w:color="000000" w:sz="4" w:space="0"/>
+          <w:bottom w:val="none" w:color="000000" w:sz="4" w:space="0"/>
+          <w:right w:val="none" w:color="000000" w:sz="4" w:space="0"/>
         </w:tcBorders>
       </w:tcPr>
     </w:tblStylePr>
@@ -24466,9 +25007,9 @@
       </w:tcPr>
     </w:tblStylePr>
   </w:style>
-  <w:style w:type="table" w:styleId="68">
+  <w:style w:type="table" w:styleId="846">
     <w:name w:val="List Table 1 Light"/>
-    <w:basedOn w:val="11"/>
+    <w:basedOn w:val="789"/>
     <w:uiPriority w:val="99"/>
     <w:pPr>
       <w:pBdr/>
@@ -24682,9 +25223,9 @@
       </w:tcPr>
     </w:tblStylePr>
   </w:style>
-  <w:style w:type="table" w:styleId="69">
+  <w:style w:type="table" w:styleId="847">
     <w:name w:val="List Table 1 Light - Accent 1"/>
-    <w:basedOn w:val="11"/>
+    <w:basedOn w:val="789"/>
     <w:uiPriority w:val="99"/>
     <w:pPr>
       <w:pBdr/>
@@ -24898,9 +25439,9 @@
       </w:tcPr>
     </w:tblStylePr>
   </w:style>
-  <w:style w:type="table" w:styleId="70">
+  <w:style w:type="table" w:styleId="848">
     <w:name w:val="List Table 1 Light - Accent 2"/>
-    <w:basedOn w:val="11"/>
+    <w:basedOn w:val="789"/>
     <w:uiPriority w:val="99"/>
     <w:pPr>
       <w:pBdr/>
@@ -25114,9 +25655,9 @@
       </w:tcPr>
     </w:tblStylePr>
   </w:style>
-  <w:style w:type="table" w:styleId="71">
+  <w:style w:type="table" w:styleId="849">
     <w:name w:val="List Table 1 Light - Accent 3"/>
-    <w:basedOn w:val="11"/>
+    <w:basedOn w:val="789"/>
     <w:uiPriority w:val="99"/>
     <w:pPr>
       <w:pBdr/>
@@ -25330,9 +25871,9 @@
       </w:tcPr>
     </w:tblStylePr>
   </w:style>
-  <w:style w:type="table" w:styleId="72">
+  <w:style w:type="table" w:styleId="850">
     <w:name w:val="List Table 1 Light - Accent 4"/>
-    <w:basedOn w:val="11"/>
+    <w:basedOn w:val="789"/>
     <w:uiPriority w:val="99"/>
     <w:pPr>
       <w:pBdr/>
@@ -25546,9 +26087,9 @@
       </w:tcPr>
     </w:tblStylePr>
   </w:style>
-  <w:style w:type="table" w:styleId="73">
+  <w:style w:type="table" w:styleId="851">
     <w:name w:val="List Table 1 Light - Accent 5"/>
-    <w:basedOn w:val="11"/>
+    <w:basedOn w:val="789"/>
     <w:uiPriority w:val="99"/>
     <w:pPr>
       <w:pBdr/>
@@ -25762,9 +26303,9 @@
       </w:tcPr>
     </w:tblStylePr>
   </w:style>
-  <w:style w:type="table" w:styleId="74">
+  <w:style w:type="table" w:styleId="852">
     <w:name w:val="List Table 1 Light - Accent 6"/>
-    <w:basedOn w:val="11"/>
+    <w:basedOn w:val="789"/>
     <w:uiPriority w:val="99"/>
     <w:pPr>
       <w:pBdr/>
@@ -25978,9 +26519,9 @@
       </w:tcPr>
     </w:tblStylePr>
   </w:style>
-  <w:style w:type="table" w:styleId="75">
+  <w:style w:type="table" w:styleId="853">
     <w:name w:val="List Table 2"/>
-    <w:basedOn w:val="11"/>
+    <w:basedOn w:val="789"/>
     <w:uiPriority w:val="99"/>
     <w:pPr>
       <w:pBdr/>
@@ -26216,9 +26757,9 @@
       </w:tcPr>
     </w:tblStylePr>
   </w:style>
-  <w:style w:type="table" w:styleId="76">
+  <w:style w:type="table" w:styleId="854">
     <w:name w:val="List Table 2 - Accent 1"/>
-    <w:basedOn w:val="11"/>
+    <w:basedOn w:val="789"/>
     <w:uiPriority w:val="99"/>
     <w:pPr>
       <w:pBdr/>
@@ -26454,9 +26995,9 @@
       </w:tcPr>
     </w:tblStylePr>
   </w:style>
-  <w:style w:type="table" w:styleId="77">
+  <w:style w:type="table" w:styleId="855">
     <w:name w:val="List Table 2 - Accent 2"/>
-    <w:basedOn w:val="11"/>
+    <w:basedOn w:val="789"/>
     <w:uiPriority w:val="99"/>
     <w:pPr>
       <w:pBdr/>
@@ -26692,9 +27233,9 @@
       </w:tcPr>
     </w:tblStylePr>
   </w:style>
-  <w:style w:type="table" w:styleId="78">
+  <w:style w:type="table" w:styleId="856">
     <w:name w:val="List Table 2 - Accent 3"/>
-    <w:basedOn w:val="11"/>
+    <w:basedOn w:val="789"/>
     <w:uiPriority w:val="99"/>
     <w:pPr>
       <w:pBdr/>
@@ -26930,9 +27471,9 @@
       </w:tcPr>
     </w:tblStylePr>
   </w:style>
-  <w:style w:type="table" w:styleId="79">
+  <w:style w:type="table" w:styleId="857">
     <w:name w:val="List Table 2 - Accent 4"/>
-    <w:basedOn w:val="11"/>
+    <w:basedOn w:val="789"/>
     <w:uiPriority w:val="99"/>
     <w:pPr>
       <w:pBdr/>
@@ -27168,9 +27709,9 @@
       </w:tcPr>
     </w:tblStylePr>
   </w:style>
-  <w:style w:type="table" w:styleId="80">
+  <w:style w:type="table" w:styleId="858">
     <w:name w:val="List Table 2 - Accent 5"/>
-    <w:basedOn w:val="11"/>
+    <w:basedOn w:val="789"/>
     <w:uiPriority w:val="99"/>
     <w:pPr>
       <w:pBdr/>
@@ -27406,9 +27947,9 @@
       </w:tcPr>
     </w:tblStylePr>
   </w:style>
-  <w:style w:type="table" w:styleId="81">
+  <w:style w:type="table" w:styleId="859">
     <w:name w:val="List Table 2 - Accent 6"/>
-    <w:basedOn w:val="11"/>
+    <w:basedOn w:val="789"/>
     <w:uiPriority w:val="99"/>
     <w:pPr>
       <w:pBdr/>
@@ -27644,9 +28185,9 @@
       </w:tcPr>
     </w:tblStylePr>
   </w:style>
-  <w:style w:type="table" w:styleId="82">
+  <w:style w:type="table" w:styleId="860">
     <w:name w:val="List Table 3"/>
-    <w:basedOn w:val="11"/>
+    <w:basedOn w:val="789"/>
     <w:uiPriority w:val="99"/>
     <w:pPr>
       <w:pBdr/>
@@ -27872,9 +28413,9 @@
       </w:tcPr>
     </w:tblStylePr>
   </w:style>
-  <w:style w:type="table" w:styleId="83">
+  <w:style w:type="table" w:styleId="861">
     <w:name w:val="List Table 3 - Accent 1"/>
-    <w:basedOn w:val="11"/>
+    <w:basedOn w:val="789"/>
     <w:uiPriority w:val="99"/>
     <w:pPr>
       <w:pBdr/>
@@ -28100,9 +28641,9 @@
       </w:tcPr>
     </w:tblStylePr>
   </w:style>
-  <w:style w:type="table" w:styleId="84">
+  <w:style w:type="table" w:styleId="862">
     <w:name w:val="List Table 3 - Accent 2"/>
-    <w:basedOn w:val="11"/>
+    <w:basedOn w:val="789"/>
     <w:uiPriority w:val="99"/>
     <w:pPr>
       <w:pBdr/>
@@ -28328,9 +28869,9 @@
       </w:tcPr>
     </w:tblStylePr>
   </w:style>
-  <w:style w:type="table" w:styleId="85">
+  <w:style w:type="table" w:styleId="863">
     <w:name w:val="List Table 3 - Accent 3"/>
-    <w:basedOn w:val="11"/>
+    <w:basedOn w:val="789"/>
     <w:uiPriority w:val="99"/>
     <w:pPr>
       <w:pBdr/>
@@ -28556,9 +29097,9 @@
       </w:tcPr>
     </w:tblStylePr>
   </w:style>
-  <w:style w:type="table" w:styleId="86">
+  <w:style w:type="table" w:styleId="864">
     <w:name w:val="List Table 3 - Accent 4"/>
-    <w:basedOn w:val="11"/>
+    <w:basedOn w:val="789"/>
     <w:uiPriority w:val="99"/>
     <w:pPr>
       <w:pBdr/>
@@ -28784,9 +29325,9 @@
       </w:tcPr>
     </w:tblStylePr>
   </w:style>
-  <w:style w:type="table" w:styleId="87">
+  <w:style w:type="table" w:styleId="865">
     <w:name w:val="List Table 3 - Accent 5"/>
-    <w:basedOn w:val="11"/>
+    <w:basedOn w:val="789"/>
     <w:uiPriority w:val="99"/>
     <w:pPr>
       <w:pBdr/>
@@ -29012,9 +29553,9 @@
       </w:tcPr>
     </w:tblStylePr>
   </w:style>
-  <w:style w:type="table" w:styleId="88">
+  <w:style w:type="table" w:styleId="866">
     <w:name w:val="List Table 3 - Accent 6"/>
-    <w:basedOn w:val="11"/>
+    <w:basedOn w:val="789"/>
     <w:uiPriority w:val="99"/>
     <w:pPr>
       <w:pBdr/>
@@ -29240,9 +29781,9 @@
       </w:tcPr>
     </w:tblStylePr>
   </w:style>
-  <w:style w:type="table" w:styleId="89">
+  <w:style w:type="table" w:styleId="867">
     <w:name w:val="List Table 4"/>
-    <w:basedOn w:val="11"/>
+    <w:basedOn w:val="789"/>
     <w:uiPriority w:val="99"/>
     <w:pPr>
       <w:pBdr/>
@@ -29465,9 +30006,9 @@
       </w:tcPr>
     </w:tblStylePr>
   </w:style>
-  <w:style w:type="table" w:styleId="90">
+  <w:style w:type="table" w:styleId="868">
     <w:name w:val="List Table 4 - Accent 1"/>
-    <w:basedOn w:val="11"/>
+    <w:basedOn w:val="789"/>
     <w:uiPriority w:val="99"/>
     <w:pPr>
       <w:pBdr/>
@@ -29690,9 +30231,9 @@
       </w:tcPr>
     </w:tblStylePr>
   </w:style>
-  <w:style w:type="table" w:styleId="91">
+  <w:style w:type="table" w:styleId="869">
     <w:name w:val="List Table 4 - Accent 2"/>
-    <w:basedOn w:val="11"/>
+    <w:basedOn w:val="789"/>
     <w:uiPriority w:val="99"/>
     <w:pPr>
       <w:pBdr/>
@@ -29915,9 +30456,9 @@
       </w:tcPr>
     </w:tblStylePr>
   </w:style>
-  <w:style w:type="table" w:styleId="92">
+  <w:style w:type="table" w:styleId="870">
     <w:name w:val="List Table 4 - Accent 3"/>
-    <w:basedOn w:val="11"/>
+    <w:basedOn w:val="789"/>
     <w:uiPriority w:val="99"/>
     <w:pPr>
       <w:pBdr/>
@@ -30140,9 +30681,9 @@
       </w:tcPr>
     </w:tblStylePr>
   </w:style>
-  <w:style w:type="table" w:styleId="93">
+  <w:style w:type="table" w:styleId="871">
     <w:name w:val="List Table 4 - Accent 4"/>
-    <w:basedOn w:val="11"/>
+    <w:basedOn w:val="789"/>
     <w:uiPriority w:val="99"/>
     <w:pPr>
       <w:pBdr/>
@@ -30365,9 +30906,9 @@
       </w:tcPr>
     </w:tblStylePr>
   </w:style>
-  <w:style w:type="table" w:styleId="94">
+  <w:style w:type="table" w:styleId="872">
     <w:name w:val="List Table 4 - Accent 5"/>
-    <w:basedOn w:val="11"/>
+    <w:basedOn w:val="789"/>
     <w:uiPriority w:val="99"/>
     <w:pPr>
       <w:pBdr/>
@@ -30590,9 +31131,9 @@
       </w:tcPr>
     </w:tblStylePr>
   </w:style>
-  <w:style w:type="table" w:styleId="95">
+  <w:style w:type="table" w:styleId="873">
     <w:name w:val="List Table 4 - Accent 6"/>
-    <w:basedOn w:val="11"/>
+    <w:basedOn w:val="789"/>
     <w:uiPriority w:val="99"/>
     <w:pPr>
       <w:pBdr/>
@@ -30815,9 +31356,9 @@
       </w:tcPr>
     </w:tblStylePr>
   </w:style>
-  <w:style w:type="table" w:styleId="96">
+  <w:style w:type="table" w:styleId="874">
     <w:name w:val="List Table 5 Dark"/>
-    <w:basedOn w:val="11"/>
+    <w:basedOn w:val="789"/>
     <w:uiPriority w:val="99"/>
     <w:pPr>
       <w:pBdr/>
@@ -31057,9 +31598,9 @@
       </w:tcPr>
     </w:tblStylePr>
   </w:style>
-  <w:style w:type="table" w:styleId="97">
+  <w:style w:type="table" w:styleId="875">
     <w:name w:val="List Table 5 Dark - Accent 1"/>
-    <w:basedOn w:val="11"/>
+    <w:basedOn w:val="789"/>
     <w:uiPriority w:val="99"/>
     <w:pPr>
       <w:pBdr/>
@@ -31299,9 +31840,9 @@
       </w:tcPr>
     </w:tblStylePr>
   </w:style>
-  <w:style w:type="table" w:styleId="98">
+  <w:style w:type="table" w:styleId="876">
     <w:name w:val="List Table 5 Dark - Accent 2"/>
-    <w:basedOn w:val="11"/>
+    <w:basedOn w:val="789"/>
     <w:uiPriority w:val="99"/>
     <w:pPr>
       <w:pBdr/>
@@ -31541,9 +32082,9 @@
       </w:tcPr>
     </w:tblStylePr>
   </w:style>
-  <w:style w:type="table" w:styleId="99">
+  <w:style w:type="table" w:styleId="877">
     <w:name w:val="List Table 5 Dark - Accent 3"/>
-    <w:basedOn w:val="11"/>
+    <w:basedOn w:val="789"/>
     <w:uiPriority w:val="99"/>
     <w:pPr>
       <w:pBdr/>
@@ -31783,9 +32324,9 @@
       </w:tcPr>
     </w:tblStylePr>
   </w:style>
-  <w:style w:type="table" w:styleId="100">
+  <w:style w:type="table" w:styleId="878">
     <w:name w:val="List Table 5 Dark - Accent 4"/>
-    <w:basedOn w:val="11"/>
+    <w:basedOn w:val="789"/>
     <w:uiPriority w:val="99"/>
     <w:pPr>
       <w:pBdr/>
@@ -32025,9 +32566,9 @@
       </w:tcPr>
     </w:tblStylePr>
   </w:style>
-  <w:style w:type="table" w:styleId="101">
+  <w:style w:type="table" w:styleId="879">
     <w:name w:val="List Table 5 Dark - Accent 5"/>
-    <w:basedOn w:val="11"/>
+    <w:basedOn w:val="789"/>
     <w:uiPriority w:val="99"/>
     <w:pPr>
       <w:pBdr/>
@@ -32267,9 +32808,9 @@
       </w:tcPr>
     </w:tblStylePr>
   </w:style>
-  <w:style w:type="table" w:styleId="102">
+  <w:style w:type="table" w:styleId="880">
     <w:name w:val="List Table 5 Dark - Accent 6"/>
-    <w:basedOn w:val="11"/>
+    <w:basedOn w:val="789"/>
     <w:uiPriority w:val="99"/>
     <w:pPr>
       <w:pBdr/>
@@ -32509,9 +33050,9 @@
       </w:tcPr>
     </w:tblStylePr>
   </w:style>
-  <w:style w:type="table" w:styleId="103">
+  <w:style w:type="table" w:styleId="881">
     <w:name w:val="List Table 6 Colorful"/>
-    <w:basedOn w:val="11"/>
+    <w:basedOn w:val="789"/>
     <w:uiPriority w:val="99"/>
     <w:pPr>
       <w:pBdr/>
@@ -32732,9 +33273,9 @@
       </w:tcPr>
     </w:tblStylePr>
   </w:style>
-  <w:style w:type="table" w:styleId="104">
+  <w:style w:type="table" w:styleId="882">
     <w:name w:val="List Table 6 Colorful - Accent 1"/>
-    <w:basedOn w:val="11"/>
+    <w:basedOn w:val="789"/>
     <w:uiPriority w:val="99"/>
     <w:pPr>
       <w:pBdr/>
@@ -32955,9 +33496,9 @@
       </w:tcPr>
     </w:tblStylePr>
   </w:style>
-  <w:style w:type="table" w:styleId="105">
+  <w:style w:type="table" w:styleId="883">
     <w:name w:val="List Table 6 Colorful - Accent 2"/>
-    <w:basedOn w:val="11"/>
+    <w:basedOn w:val="789"/>
     <w:uiPriority w:val="99"/>
     <w:pPr>
       <w:pBdr/>
@@ -33178,9 +33719,9 @@
       </w:tcPr>
     </w:tblStylePr>
   </w:style>
-  <w:style w:type="table" w:styleId="106">
+  <w:style w:type="table" w:styleId="884">
     <w:name w:val="List Table 6 Colorful - Accent 3"/>
-    <w:basedOn w:val="11"/>
+    <w:basedOn w:val="789"/>
     <w:uiPriority w:val="99"/>
     <w:pPr>
       <w:pBdr/>
@@ -33401,9 +33942,9 @@
       </w:tcPr>
     </w:tblStylePr>
   </w:style>
-  <w:style w:type="table" w:styleId="107">
+  <w:style w:type="table" w:styleId="885">
     <w:name w:val="List Table 6 Colorful - Accent 4"/>
-    <w:basedOn w:val="11"/>
+    <w:basedOn w:val="789"/>
     <w:uiPriority w:val="99"/>
     <w:pPr>
       <w:pBdr/>
@@ -33624,9 +34165,9 @@
       </w:tcPr>
     </w:tblStylePr>
   </w:style>
-  <w:style w:type="table" w:styleId="108">
+  <w:style w:type="table" w:styleId="886">
     <w:name w:val="List Table 6 Colorful - Accent 5"/>
-    <w:basedOn w:val="11"/>
+    <w:basedOn w:val="789"/>
     <w:uiPriority w:val="99"/>
     <w:pPr>
       <w:pBdr/>
@@ -33847,9 +34388,9 @@
       </w:tcPr>
     </w:tblStylePr>
   </w:style>
-  <w:style w:type="table" w:styleId="109">
+  <w:style w:type="table" w:styleId="887">
     <w:name w:val="List Table 6 Colorful - Accent 6"/>
-    <w:basedOn w:val="11"/>
+    <w:basedOn w:val="789"/>
     <w:uiPriority w:val="99"/>
     <w:pPr>
       <w:pBdr/>
@@ -34070,9 +34611,9 @@
       </w:tcPr>
     </w:tblStylePr>
   </w:style>
-  <w:style w:type="table" w:styleId="110">
+  <w:style w:type="table" w:styleId="888">
     <w:name w:val="List Table 7 Colorful"/>
-    <w:basedOn w:val="11"/>
+    <w:basedOn w:val="789"/>
     <w:uiPriority w:val="99"/>
     <w:pPr>
       <w:pBdr/>
@@ -34171,11 +34712,11 @@
         <w:tblBorders/>
       </w:tblPr>
       <w:tcPr>
-        <w:shd w:color="ffffff"/>
+        <w:shd w:val="clear" w:color="ffffff"/>
         <w:tcBorders>
-          <w:top w:val="none"/>
-          <w:left w:val="none"/>
-          <w:bottom w:val="none"/>
+          <w:top w:val="none" w:color="000000" w:sz="4" w:space="0"/>
+          <w:left w:val="none" w:color="000000" w:sz="4" w:space="0"/>
+          <w:bottom w:val="none" w:color="000000" w:sz="4" w:space="0"/>
           <w:right w:val="single" w:color="000000" w:themeColor="text1" w:themeTint="80" w:sz="4" w:space="0"/>
         </w:tcBorders>
       </w:tcPr>
@@ -34198,10 +34739,10 @@
       <w:tcPr>
         <w:shd w:val="clear" w:color="ffffff" w:themeColor="light1" w:fill="ffffff" w:themeFill="light1"/>
         <w:tcBorders>
-          <w:top w:val="none"/>
-          <w:left w:val="none"/>
+          <w:top w:val="none" w:color="000000" w:sz="4" w:space="0"/>
+          <w:left w:val="none" w:color="000000" w:sz="4" w:space="0"/>
           <w:bottom w:val="single" w:color="000000" w:themeColor="text1" w:themeTint="80" w:sz="4" w:space="0"/>
-          <w:right w:val="none"/>
+          <w:right w:val="none" w:color="000000" w:sz="4" w:space="0"/>
         </w:tcBorders>
       </w:tcPr>
     </w:tblStylePr>
@@ -34221,12 +34762,12 @@
         <w:tblBorders/>
       </w:tblPr>
       <w:tcPr>
-        <w:shd w:color="ffffff"/>
+        <w:shd w:val="clear" w:color="ffffff"/>
         <w:tcBorders>
-          <w:top w:val="none"/>
+          <w:top w:val="none" w:color="000000" w:sz="4" w:space="0"/>
           <w:left w:val="single" w:color="000000" w:themeColor="text1" w:themeTint="80" w:sz="4" w:space="0"/>
-          <w:bottom w:val="none"/>
-          <w:right w:val="none"/>
+          <w:bottom w:val="none" w:color="000000" w:sz="4" w:space="0"/>
+          <w:right w:val="none" w:color="000000" w:sz="4" w:space="0"/>
         </w:tcBorders>
       </w:tcPr>
     </w:tblStylePr>
@@ -34249,9 +34790,9 @@
         <w:shd w:val="clear" w:color="ffffff" w:themeColor="light1" w:fill="ffffff" w:themeFill="light1"/>
         <w:tcBorders>
           <w:top w:val="single" w:color="000000" w:themeColor="text1" w:themeTint="80" w:sz="4" w:space="0"/>
-          <w:left w:val="none"/>
-          <w:bottom w:val="none"/>
-          <w:right w:val="none"/>
+          <w:left w:val="none" w:color="000000" w:sz="4" w:space="0"/>
+          <w:bottom w:val="none" w:color="000000" w:sz="4" w:space="0"/>
+          <w:right w:val="none" w:color="000000" w:sz="4" w:space="0"/>
         </w:tcBorders>
       </w:tcPr>
     </w:tblStylePr>
@@ -34326,9 +34867,9 @@
       </w:tcPr>
     </w:tblStylePr>
   </w:style>
-  <w:style w:type="table" w:styleId="111">
+  <w:style w:type="table" w:styleId="889">
     <w:name w:val="List Table 7 Colorful - Accent 1"/>
-    <w:basedOn w:val="11"/>
+    <w:basedOn w:val="789"/>
     <w:uiPriority w:val="99"/>
     <w:pPr>
       <w:pBdr/>
@@ -34427,11 +34968,11 @@
         <w:tblBorders/>
       </w:tblPr>
       <w:tcPr>
-        <w:shd w:color="ffffff"/>
+        <w:shd w:val="clear" w:color="ffffff"/>
         <w:tcBorders>
-          <w:top w:val="none"/>
-          <w:left w:val="none"/>
-          <w:bottom w:val="none"/>
+          <w:top w:val="none" w:color="000000" w:sz="4" w:space="0"/>
+          <w:left w:val="none" w:color="000000" w:sz="4" w:space="0"/>
+          <w:bottom w:val="none" w:color="000000" w:sz="4" w:space="0"/>
           <w:right w:val="single" w:color="000000" w:themeColor="accent1" w:sz="4" w:space="0"/>
         </w:tcBorders>
       </w:tcPr>
@@ -34454,10 +34995,10 @@
       <w:tcPr>
         <w:shd w:val="clear" w:color="ffffff" w:themeColor="light1" w:fill="ffffff" w:themeFill="light1"/>
         <w:tcBorders>
-          <w:top w:val="none"/>
-          <w:left w:val="none"/>
+          <w:top w:val="none" w:color="000000" w:sz="4" w:space="0"/>
+          <w:left w:val="none" w:color="000000" w:sz="4" w:space="0"/>
           <w:bottom w:val="single" w:color="000000" w:themeColor="accent1" w:sz="4" w:space="0"/>
-          <w:right w:val="none"/>
+          <w:right w:val="none" w:color="000000" w:sz="4" w:space="0"/>
         </w:tcBorders>
       </w:tcPr>
     </w:tblStylePr>
@@ -34477,12 +35018,12 @@
         <w:tblBorders/>
       </w:tblPr>
       <w:tcPr>
-        <w:shd w:color="ffffff"/>
+        <w:shd w:val="clear" w:color="ffffff"/>
         <w:tcBorders>
-          <w:top w:val="none"/>
+          <w:top w:val="none" w:color="000000" w:sz="4" w:space="0"/>
           <w:left w:val="single" w:color="000000" w:themeColor="accent1" w:sz="4" w:space="0"/>
-          <w:bottom w:val="none"/>
-          <w:right w:val="none"/>
+          <w:bottom w:val="none" w:color="000000" w:sz="4" w:space="0"/>
+          <w:right w:val="none" w:color="000000" w:sz="4" w:space="0"/>
         </w:tcBorders>
       </w:tcPr>
     </w:tblStylePr>
@@ -34505,9 +35046,9 @@
         <w:shd w:val="clear" w:color="ffffff" w:themeColor="light1" w:fill="ffffff" w:themeFill="light1"/>
         <w:tcBorders>
           <w:top w:val="single" w:color="000000" w:themeColor="accent1" w:sz="4" w:space="0"/>
-          <w:left w:val="none"/>
-          <w:bottom w:val="none"/>
-          <w:right w:val="none"/>
+          <w:left w:val="none" w:color="000000" w:sz="4" w:space="0"/>
+          <w:bottom w:val="none" w:color="000000" w:sz="4" w:space="0"/>
+          <w:right w:val="none" w:color="000000" w:sz="4" w:space="0"/>
         </w:tcBorders>
       </w:tcPr>
     </w:tblStylePr>
@@ -34582,9 +35123,9 @@
       </w:tcPr>
     </w:tblStylePr>
   </w:style>
-  <w:style w:type="table" w:styleId="112">
+  <w:style w:type="table" w:styleId="890">
     <w:name w:val="List Table 7 Colorful - Accent 2"/>
-    <w:basedOn w:val="11"/>
+    <w:basedOn w:val="789"/>
     <w:uiPriority w:val="99"/>
     <w:pPr>
       <w:pBdr/>
@@ -34683,11 +35224,11 @@
         <w:tblBorders/>
       </w:tblPr>
       <w:tcPr>
-        <w:shd w:color="ffffff"/>
+        <w:shd w:val="clear" w:color="ffffff"/>
         <w:tcBorders>
-          <w:top w:val="none"/>
-          <w:left w:val="none"/>
-          <w:bottom w:val="none"/>
+          <w:top w:val="none" w:color="000000" w:sz="4" w:space="0"/>
+          <w:left w:val="none" w:color="000000" w:sz="4" w:space="0"/>
+          <w:bottom w:val="none" w:color="000000" w:sz="4" w:space="0"/>
           <w:right w:val="single" w:color="000000" w:themeColor="accent2" w:themeTint="97" w:sz="4" w:space="0"/>
         </w:tcBorders>
       </w:tcPr>
@@ -34710,10 +35251,10 @@
       <w:tcPr>
         <w:shd w:val="clear" w:color="ffffff" w:themeColor="light1" w:fill="ffffff" w:themeFill="light1"/>
         <w:tcBorders>
-          <w:top w:val="none"/>
-          <w:left w:val="none"/>
+          <w:top w:val="none" w:color="000000" w:sz="4" w:space="0"/>
+          <w:left w:val="none" w:color="000000" w:sz="4" w:space="0"/>
           <w:bottom w:val="single" w:color="000000" w:themeColor="accent2" w:themeTint="97" w:sz="4" w:space="0"/>
-          <w:right w:val="none"/>
+          <w:right w:val="none" w:color="000000" w:sz="4" w:space="0"/>
         </w:tcBorders>
       </w:tcPr>
     </w:tblStylePr>
@@ -34733,12 +35274,12 @@
         <w:tblBorders/>
       </w:tblPr>
       <w:tcPr>
-        <w:shd w:color="ffffff"/>
+        <w:shd w:val="clear" w:color="ffffff"/>
         <w:tcBorders>
-          <w:top w:val="none"/>
+          <w:top w:val="none" w:color="000000" w:sz="4" w:space="0"/>
           <w:left w:val="single" w:color="000000" w:themeColor="accent2" w:themeTint="97" w:sz="4" w:space="0"/>
-          <w:bottom w:val="none"/>
-          <w:right w:val="none"/>
+          <w:bottom w:val="none" w:color="000000" w:sz="4" w:space="0"/>
+          <w:right w:val="none" w:color="000000" w:sz="4" w:space="0"/>
         </w:tcBorders>
       </w:tcPr>
     </w:tblStylePr>
@@ -34761,9 +35302,9 @@
         <w:shd w:val="clear" w:color="ffffff" w:themeColor="light1" w:fill="ffffff" w:themeFill="light1"/>
         <w:tcBorders>
           <w:top w:val="single" w:color="000000" w:themeColor="accent2" w:themeTint="97" w:sz="4" w:space="0"/>
-          <w:left w:val="none"/>
-          <w:bottom w:val="none"/>
-          <w:right w:val="none"/>
+          <w:left w:val="none" w:color="000000" w:sz="4" w:space="0"/>
+          <w:bottom w:val="none" w:color="000000" w:sz="4" w:space="0"/>
+          <w:right w:val="none" w:color="000000" w:sz="4" w:space="0"/>
         </w:tcBorders>
       </w:tcPr>
     </w:tblStylePr>
@@ -34838,9 +35379,9 @@
       </w:tcPr>
     </w:tblStylePr>
   </w:style>
-  <w:style w:type="table" w:styleId="113">
+  <w:style w:type="table" w:styleId="891">
     <w:name w:val="List Table 7 Colorful - Accent 3"/>
-    <w:basedOn w:val="11"/>
+    <w:basedOn w:val="789"/>
     <w:uiPriority w:val="99"/>
     <w:pPr>
       <w:pBdr/>
@@ -34939,11 +35480,11 @@
         <w:tblBorders/>
       </w:tblPr>
       <w:tcPr>
-        <w:shd w:color="ffffff"/>
+        <w:shd w:val="clear" w:color="ffffff"/>
         <w:tcBorders>
-          <w:top w:val="none"/>
-          <w:left w:val="none"/>
-          <w:bottom w:val="none"/>
+          <w:top w:val="none" w:color="000000" w:sz="4" w:space="0"/>
+          <w:left w:val="none" w:color="000000" w:sz="4" w:space="0"/>
+          <w:bottom w:val="none" w:color="000000" w:sz="4" w:space="0"/>
           <w:right w:val="single" w:color="000000" w:themeColor="accent3" w:themeTint="98" w:sz="4" w:space="0"/>
         </w:tcBorders>
       </w:tcPr>
@@ -34966,10 +35507,10 @@
       <w:tcPr>
         <w:shd w:val="clear" w:color="ffffff" w:themeColor="light1" w:fill="ffffff" w:themeFill="light1"/>
         <w:tcBorders>
-          <w:top w:val="none"/>
-          <w:left w:val="none"/>
+          <w:top w:val="none" w:color="000000" w:sz="4" w:space="0"/>
+          <w:left w:val="none" w:color="000000" w:sz="4" w:space="0"/>
           <w:bottom w:val="single" w:color="000000" w:themeColor="accent3" w:themeTint="98" w:sz="4" w:space="0"/>
-          <w:right w:val="none"/>
+          <w:right w:val="none" w:color="000000" w:sz="4" w:space="0"/>
         </w:tcBorders>
       </w:tcPr>
     </w:tblStylePr>
@@ -34989,12 +35530,12 @@
         <w:tblBorders/>
       </w:tblPr>
       <w:tcPr>
-        <w:shd w:color="ffffff"/>
+        <w:shd w:val="clear" w:color="ffffff"/>
         <w:tcBorders>
-          <w:top w:val="none"/>
+          <w:top w:val="none" w:color="000000" w:sz="4" w:space="0"/>
           <w:left w:val="single" w:color="000000" w:themeColor="accent3" w:themeTint="98" w:sz="4" w:space="0"/>
-          <w:bottom w:val="none"/>
-          <w:right w:val="none"/>
+          <w:bottom w:val="none" w:color="000000" w:sz="4" w:space="0"/>
+          <w:right w:val="none" w:color="000000" w:sz="4" w:space="0"/>
         </w:tcBorders>
       </w:tcPr>
     </w:tblStylePr>
@@ -35017,9 +35558,9 @@
         <w:shd w:val="clear" w:color="ffffff" w:themeColor="light1" w:fill="ffffff" w:themeFill="light1"/>
         <w:tcBorders>
           <w:top w:val="single" w:color="000000" w:themeColor="accent3" w:themeTint="98" w:sz="4" w:space="0"/>
-          <w:left w:val="none"/>
-          <w:bottom w:val="none"/>
-          <w:right w:val="none"/>
+          <w:left w:val="none" w:color="000000" w:sz="4" w:space="0"/>
+          <w:bottom w:val="none" w:color="000000" w:sz="4" w:space="0"/>
+          <w:right w:val="none" w:color="000000" w:sz="4" w:space="0"/>
         </w:tcBorders>
       </w:tcPr>
     </w:tblStylePr>
@@ -35094,9 +35635,9 @@
       </w:tcPr>
     </w:tblStylePr>
   </w:style>
-  <w:style w:type="table" w:styleId="114">
+  <w:style w:type="table" w:styleId="892">
     <w:name w:val="List Table 7 Colorful - Accent 4"/>
-    <w:basedOn w:val="11"/>
+    <w:basedOn w:val="789"/>
     <w:uiPriority w:val="99"/>
     <w:pPr>
       <w:pBdr/>
@@ -35195,11 +35736,11 @@
         <w:tblBorders/>
       </w:tblPr>
       <w:tcPr>
-        <w:shd w:color="ffffff"/>
+        <w:shd w:val="clear" w:color="ffffff"/>
         <w:tcBorders>
-          <w:top w:val="none"/>
-          <w:left w:val="none"/>
-          <w:bottom w:val="none"/>
+          <w:top w:val="none" w:color="000000" w:sz="4" w:space="0"/>
+          <w:left w:val="none" w:color="000000" w:sz="4" w:space="0"/>
+          <w:bottom w:val="none" w:color="000000" w:sz="4" w:space="0"/>
           <w:right w:val="single" w:color="000000" w:themeColor="accent4" w:themeTint="9A" w:sz="4" w:space="0"/>
         </w:tcBorders>
       </w:tcPr>
@@ -35222,10 +35763,10 @@
       <w:tcPr>
         <w:shd w:val="clear" w:color="ffffff" w:themeColor="light1" w:fill="ffffff" w:themeFill="light1"/>
         <w:tcBorders>
-          <w:top w:val="none"/>
-          <w:left w:val="none"/>
+          <w:top w:val="none" w:color="000000" w:sz="4" w:space="0"/>
+          <w:left w:val="none" w:color="000000" w:sz="4" w:space="0"/>
           <w:bottom w:val="single" w:color="000000" w:themeColor="accent4" w:themeTint="9A" w:sz="4" w:space="0"/>
-          <w:right w:val="none"/>
+          <w:right w:val="none" w:color="000000" w:sz="4" w:space="0"/>
         </w:tcBorders>
       </w:tcPr>
     </w:tblStylePr>
@@ -35245,12 +35786,12 @@
         <w:tblBorders/>
       </w:tblPr>
       <w:tcPr>
-        <w:shd w:color="ffffff"/>
+        <w:shd w:val="clear" w:color="ffffff"/>
         <w:tcBorders>
-          <w:top w:val="none"/>
+          <w:top w:val="none" w:color="000000" w:sz="4" w:space="0"/>
           <w:left w:val="single" w:color="000000" w:themeColor="accent4" w:themeTint="9A" w:sz="4" w:space="0"/>
-          <w:bottom w:val="none"/>
-          <w:right w:val="none"/>
+          <w:bottom w:val="none" w:color="000000" w:sz="4" w:space="0"/>
+          <w:right w:val="none" w:color="000000" w:sz="4" w:space="0"/>
         </w:tcBorders>
       </w:tcPr>
     </w:tblStylePr>
@@ -35273,9 +35814,9 @@
         <w:shd w:val="clear" w:color="ffffff" w:themeColor="light1" w:fill="ffffff" w:themeFill="light1"/>
         <w:tcBorders>
           <w:top w:val="single" w:color="000000" w:themeColor="accent4" w:themeTint="9A" w:sz="4" w:space="0"/>
-          <w:left w:val="none"/>
-          <w:bottom w:val="none"/>
-          <w:right w:val="none"/>
+          <w:left w:val="none" w:color="000000" w:sz="4" w:space="0"/>
+          <w:bottom w:val="none" w:color="000000" w:sz="4" w:space="0"/>
+          <w:right w:val="none" w:color="000000" w:sz="4" w:space="0"/>
         </w:tcBorders>
       </w:tcPr>
     </w:tblStylePr>
@@ -35350,9 +35891,9 @@
       </w:tcPr>
     </w:tblStylePr>
   </w:style>
-  <w:style w:type="table" w:styleId="115">
+  <w:style w:type="table" w:styleId="893">
     <w:name w:val="List Table 7 Colorful - Accent 5"/>
-    <w:basedOn w:val="11"/>
+    <w:basedOn w:val="789"/>
     <w:uiPriority w:val="99"/>
     <w:pPr>
       <w:pBdr/>
@@ -35451,11 +35992,11 @@
         <w:tblBorders/>
       </w:tblPr>
       <w:tcPr>
-        <w:shd w:color="ffffff"/>
+        <w:shd w:val="clear" w:color="ffffff"/>
         <w:tcBorders>
-          <w:top w:val="none"/>
-          <w:left w:val="none"/>
-          <w:bottom w:val="none"/>
+          <w:top w:val="none" w:color="000000" w:sz="4" w:space="0"/>
+          <w:left w:val="none" w:color="000000" w:sz="4" w:space="0"/>
+          <w:bottom w:val="none" w:color="000000" w:sz="4" w:space="0"/>
           <w:right w:val="single" w:color="000000" w:themeColor="accent5" w:themeTint="9A" w:sz="4" w:space="0"/>
         </w:tcBorders>
       </w:tcPr>
@@ -35478,10 +36019,10 @@
       <w:tcPr>
         <w:shd w:val="clear" w:color="ffffff" w:themeColor="light1" w:fill="ffffff" w:themeFill="light1"/>
         <w:tcBorders>
-          <w:top w:val="none"/>
-          <w:left w:val="none"/>
+          <w:top w:val="none" w:color="000000" w:sz="4" w:space="0"/>
+          <w:left w:val="none" w:color="000000" w:sz="4" w:space="0"/>
           <w:bottom w:val="single" w:color="000000" w:themeColor="accent5" w:themeTint="9A" w:sz="4" w:space="0"/>
-          <w:right w:val="none"/>
+          <w:right w:val="none" w:color="000000" w:sz="4" w:space="0"/>
         </w:tcBorders>
       </w:tcPr>
     </w:tblStylePr>
@@ -35501,12 +36042,12 @@
         <w:tblBorders/>
       </w:tblPr>
       <w:tcPr>
-        <w:shd w:color="ffffff"/>
+        <w:shd w:val="clear" w:color="ffffff"/>
         <w:tcBorders>
-          <w:top w:val="none"/>
+          <w:top w:val="none" w:color="000000" w:sz="4" w:space="0"/>
           <w:left w:val="single" w:color="000000" w:themeColor="accent5" w:themeTint="9A" w:sz="4" w:space="0"/>
-          <w:bottom w:val="none"/>
-          <w:right w:val="none"/>
+          <w:bottom w:val="none" w:color="000000" w:sz="4" w:space="0"/>
+          <w:right w:val="none" w:color="000000" w:sz="4" w:space="0"/>
         </w:tcBorders>
       </w:tcPr>
     </w:tblStylePr>
@@ -35529,9 +36070,9 @@
         <w:shd w:val="clear" w:color="ffffff" w:themeColor="light1" w:fill="ffffff" w:themeFill="light1"/>
         <w:tcBorders>
           <w:top w:val="single" w:color="000000" w:themeColor="accent5" w:themeTint="9A" w:sz="4" w:space="0"/>
-          <w:left w:val="none"/>
-          <w:bottom w:val="none"/>
-          <w:right w:val="none"/>
+          <w:left w:val="none" w:color="000000" w:sz="4" w:space="0"/>
+          <w:bottom w:val="none" w:color="000000" w:sz="4" w:space="0"/>
+          <w:right w:val="none" w:color="000000" w:sz="4" w:space="0"/>
         </w:tcBorders>
       </w:tcPr>
     </w:tblStylePr>
@@ -35606,9 +36147,9 @@
       </w:tcPr>
     </w:tblStylePr>
   </w:style>
-  <w:style w:type="table" w:styleId="116">
+  <w:style w:type="table" w:styleId="894">
     <w:name w:val="List Table 7 Colorful - Accent 6"/>
-    <w:basedOn w:val="11"/>
+    <w:basedOn w:val="789"/>
     <w:uiPriority w:val="99"/>
     <w:pPr>
       <w:pBdr/>
@@ -35707,11 +36248,11 @@
         <w:tblBorders/>
       </w:tblPr>
       <w:tcPr>
-        <w:shd w:color="ffffff"/>
+        <w:shd w:val="clear" w:color="ffffff"/>
         <w:tcBorders>
-          <w:top w:val="none"/>
-          <w:left w:val="none"/>
-          <w:bottom w:val="none"/>
+          <w:top w:val="none" w:color="000000" w:sz="4" w:space="0"/>
+          <w:left w:val="none" w:color="000000" w:sz="4" w:space="0"/>
+          <w:bottom w:val="none" w:color="000000" w:sz="4" w:space="0"/>
           <w:right w:val="single" w:color="000000" w:themeColor="accent6" w:themeTint="98" w:sz="4" w:space="0"/>
         </w:tcBorders>
       </w:tcPr>
@@ -35734,10 +36275,10 @@
       <w:tcPr>
         <w:shd w:val="clear" w:color="ffffff" w:themeColor="light1" w:fill="ffffff" w:themeFill="light1"/>
         <w:tcBorders>
-          <w:top w:val="none"/>
-          <w:left w:val="none"/>
+          <w:top w:val="none" w:color="000000" w:sz="4" w:space="0"/>
+          <w:left w:val="none" w:color="000000" w:sz="4" w:space="0"/>
           <w:bottom w:val="single" w:color="000000" w:themeColor="accent6" w:themeTint="98" w:sz="4" w:space="0"/>
-          <w:right w:val="none"/>
+          <w:right w:val="none" w:color="000000" w:sz="4" w:space="0"/>
         </w:tcBorders>
       </w:tcPr>
     </w:tblStylePr>
@@ -35757,12 +36298,12 @@
         <w:tblBorders/>
       </w:tblPr>
       <w:tcPr>
-        <w:shd w:color="ffffff"/>
+        <w:shd w:val="clear" w:color="ffffff"/>
         <w:tcBorders>
-          <w:top w:val="none"/>
+          <w:top w:val="none" w:color="000000" w:sz="4" w:space="0"/>
           <w:left w:val="single" w:color="000000" w:themeColor="accent6" w:themeTint="98" w:sz="4" w:space="0"/>
-          <w:bottom w:val="none"/>
-          <w:right w:val="none"/>
+          <w:bottom w:val="none" w:color="000000" w:sz="4" w:space="0"/>
+          <w:right w:val="none" w:color="000000" w:sz="4" w:space="0"/>
         </w:tcBorders>
       </w:tcPr>
     </w:tblStylePr>
@@ -35785,9 +36326,9 @@
         <w:shd w:val="clear" w:color="ffffff" w:themeColor="light1" w:fill="ffffff" w:themeFill="light1"/>
         <w:tcBorders>
           <w:top w:val="single" w:color="000000" w:themeColor="accent6" w:themeTint="98" w:sz="4" w:space="0"/>
-          <w:left w:val="none"/>
-          <w:bottom w:val="none"/>
-          <w:right w:val="none"/>
+          <w:left w:val="none" w:color="000000" w:sz="4" w:space="0"/>
+          <w:bottom w:val="none" w:color="000000" w:sz="4" w:space="0"/>
+          <w:right w:val="none" w:color="000000" w:sz="4" w:space="0"/>
         </w:tcBorders>
       </w:tcPr>
     </w:tblStylePr>
@@ -35862,9 +36403,9 @@
       </w:tcPr>
     </w:tblStylePr>
   </w:style>
-  <w:style w:type="table" w:styleId="117">
+  <w:style w:type="table" w:styleId="895">
     <w:name w:val="Lined - Accent"/>
-    <w:basedOn w:val="11"/>
+    <w:basedOn w:val="789"/>
     <w:uiPriority w:val="99"/>
     <w:pPr>
       <w:pBdr/>
@@ -36099,9 +36640,9 @@
       </w:tcPr>
     </w:tblStylePr>
   </w:style>
-  <w:style w:type="table" w:styleId="118">
+  <w:style w:type="table" w:styleId="896">
     <w:name w:val="Lined - Accent 1"/>
-    <w:basedOn w:val="11"/>
+    <w:basedOn w:val="789"/>
     <w:uiPriority w:val="99"/>
     <w:pPr>
       <w:pBdr/>
@@ -36336,9 +36877,9 @@
       </w:tcPr>
     </w:tblStylePr>
   </w:style>
-  <w:style w:type="table" w:styleId="119">
+  <w:style w:type="table" w:styleId="897">
     <w:name w:val="Lined - Accent 2"/>
-    <w:basedOn w:val="11"/>
+    <w:basedOn w:val="789"/>
     <w:uiPriority w:val="99"/>
     <w:pPr>
       <w:pBdr/>
@@ -36573,9 +37114,9 @@
       </w:tcPr>
     </w:tblStylePr>
   </w:style>
-  <w:style w:type="table" w:styleId="120">
+  <w:style w:type="table" w:styleId="898">
     <w:name w:val="Lined - Accent 3"/>
-    <w:basedOn w:val="11"/>
+    <w:basedOn w:val="789"/>
     <w:uiPriority w:val="99"/>
     <w:pPr>
       <w:pBdr/>
@@ -36810,9 +37351,9 @@
       </w:tcPr>
     </w:tblStylePr>
   </w:style>
-  <w:style w:type="table" w:styleId="121">
+  <w:style w:type="table" w:styleId="899">
     <w:name w:val="Lined - Accent 4"/>
-    <w:basedOn w:val="11"/>
+    <w:basedOn w:val="789"/>
     <w:uiPriority w:val="99"/>
     <w:pPr>
       <w:pBdr/>
@@ -37047,9 +37588,9 @@
       </w:tcPr>
     </w:tblStylePr>
   </w:style>
-  <w:style w:type="table" w:styleId="122">
+  <w:style w:type="table" w:styleId="900">
     <w:name w:val="Lined - Accent 5"/>
-    <w:basedOn w:val="11"/>
+    <w:basedOn w:val="789"/>
     <w:uiPriority w:val="99"/>
     <w:pPr>
       <w:pBdr/>
@@ -37284,9 +37825,9 @@
       </w:tcPr>
     </w:tblStylePr>
   </w:style>
-  <w:style w:type="table" w:styleId="123">
+  <w:style w:type="table" w:styleId="901">
     <w:name w:val="Lined - Accent 6"/>
-    <w:basedOn w:val="11"/>
+    <w:basedOn w:val="789"/>
     <w:uiPriority w:val="99"/>
     <w:pPr>
       <w:pBdr/>
@@ -37521,9 +38062,9 @@
       </w:tcPr>
     </w:tblStylePr>
   </w:style>
-  <w:style w:type="table" w:styleId="124">
+  <w:style w:type="table" w:styleId="902">
     <w:name w:val="Bordered &amp; Lined - Accent"/>
-    <w:basedOn w:val="11"/>
+    <w:basedOn w:val="789"/>
     <w:uiPriority w:val="99"/>
     <w:pPr>
       <w:pBdr/>
@@ -37765,9 +38306,9 @@
       </w:tcPr>
     </w:tblStylePr>
   </w:style>
-  <w:style w:type="table" w:styleId="125">
+  <w:style w:type="table" w:styleId="903">
     <w:name w:val="Bordered &amp; Lined - Accent 1"/>
-    <w:basedOn w:val="11"/>
+    <w:basedOn w:val="789"/>
     <w:uiPriority w:val="99"/>
     <w:pPr>
       <w:pBdr/>
@@ -38009,9 +38550,9 @@
       </w:tcPr>
     </w:tblStylePr>
   </w:style>
-  <w:style w:type="table" w:styleId="126">
+  <w:style w:type="table" w:styleId="904">
     <w:name w:val="Bordered &amp; Lined - Accent 2"/>
-    <w:basedOn w:val="11"/>
+    <w:basedOn w:val="789"/>
     <w:uiPriority w:val="99"/>
     <w:pPr>
       <w:pBdr/>
@@ -38253,9 +38794,9 @@
       </w:tcPr>
     </w:tblStylePr>
   </w:style>
-  <w:style w:type="table" w:styleId="127">
+  <w:style w:type="table" w:styleId="905">
     <w:name w:val="Bordered &amp; Lined - Accent 3"/>
-    <w:basedOn w:val="11"/>
+    <w:basedOn w:val="789"/>
     <w:uiPriority w:val="99"/>
     <w:pPr>
       <w:pBdr/>
@@ -38497,9 +39038,9 @@
       </w:tcPr>
     </w:tblStylePr>
   </w:style>
-  <w:style w:type="table" w:styleId="128">
+  <w:style w:type="table" w:styleId="906">
     <w:name w:val="Bordered &amp; Lined - Accent 4"/>
-    <w:basedOn w:val="11"/>
+    <w:basedOn w:val="789"/>
     <w:uiPriority w:val="99"/>
     <w:pPr>
       <w:pBdr/>
@@ -38741,9 +39282,9 @@
       </w:tcPr>
     </w:tblStylePr>
   </w:style>
-  <w:style w:type="table" w:styleId="129">
+  <w:style w:type="table" w:styleId="907">
     <w:name w:val="Bordered &amp; Lined - Accent 5"/>
-    <w:basedOn w:val="11"/>
+    <w:basedOn w:val="789"/>
     <w:uiPriority w:val="99"/>
     <w:pPr>
       <w:pBdr/>
@@ -38985,9 +39526,9 @@
       </w:tcPr>
     </w:tblStylePr>
   </w:style>
-  <w:style w:type="table" w:styleId="130">
+  <w:style w:type="table" w:styleId="908">
     <w:name w:val="Bordered &amp; Lined - Accent 6"/>
-    <w:basedOn w:val="11"/>
+    <w:basedOn w:val="789"/>
     <w:uiPriority w:val="99"/>
     <w:pPr>
       <w:pBdr/>
@@ -39229,9 +39770,9 @@
       </w:tcPr>
     </w:tblStylePr>
   </w:style>
-  <w:style w:type="table" w:styleId="131">
+  <w:style w:type="table" w:styleId="909">
     <w:name w:val="Bordered"/>
-    <w:basedOn w:val="11"/>
+    <w:basedOn w:val="789"/>
     <w:uiPriority w:val="99"/>
     <w:pPr>
       <w:pBdr/>
@@ -39460,9 +40001,9 @@
       </w:tcPr>
     </w:tblStylePr>
   </w:style>
-  <w:style w:type="table" w:styleId="132">
+  <w:style w:type="table" w:styleId="910">
     <w:name w:val="Bordered - Accent 1"/>
-    <w:basedOn w:val="11"/>
+    <w:basedOn w:val="789"/>
     <w:uiPriority w:val="99"/>
     <w:pPr>
       <w:pBdr/>
@@ -39691,9 +40232,9 @@
       </w:tcPr>
     </w:tblStylePr>
   </w:style>
-  <w:style w:type="table" w:styleId="133">
+  <w:style w:type="table" w:styleId="911">
     <w:name w:val="Bordered - Accent 2"/>
-    <w:basedOn w:val="11"/>
+    <w:basedOn w:val="789"/>
     <w:uiPriority w:val="99"/>
     <w:pPr>
       <w:pBdr/>
@@ -39922,9 +40463,9 @@
       </w:tcPr>
     </w:tblStylePr>
   </w:style>
-  <w:style w:type="table" w:styleId="134">
+  <w:style w:type="table" w:styleId="912">
     <w:name w:val="Bordered - Accent 3"/>
-    <w:basedOn w:val="11"/>
+    <w:basedOn w:val="789"/>
     <w:uiPriority w:val="99"/>
     <w:pPr>
       <w:pBdr/>
@@ -40153,9 +40694,9 @@
       </w:tcPr>
     </w:tblStylePr>
   </w:style>
-  <w:style w:type="table" w:styleId="135">
+  <w:style w:type="table" w:styleId="913">
     <w:name w:val="Bordered - Accent 4"/>
-    <w:basedOn w:val="11"/>
+    <w:basedOn w:val="789"/>
     <w:uiPriority w:val="99"/>
     <w:pPr>
       <w:pBdr/>
@@ -40384,9 +40925,9 @@
       </w:tcPr>
     </w:tblStylePr>
   </w:style>
-  <w:style w:type="table" w:styleId="136">
+  <w:style w:type="table" w:styleId="914">
     <w:name w:val="Bordered - Accent 5"/>
-    <w:basedOn w:val="11"/>
+    <w:basedOn w:val="789"/>
     <w:uiPriority w:val="99"/>
     <w:pPr>
       <w:pBdr/>
@@ -40615,9 +41156,9 @@
       </w:tcPr>
     </w:tblStylePr>
   </w:style>
-  <w:style w:type="table" w:styleId="137">
+  <w:style w:type="table" w:styleId="915">
     <w:name w:val="Bordered - Accent 6"/>
-    <w:basedOn w:val="11"/>
+    <w:basedOn w:val="789"/>
     <w:uiPriority w:val="99"/>
     <w:pPr>
       <w:pBdr/>
@@ -40846,7 +41387,7 @@
       </w:tcPr>
     </w:tblStylePr>
   </w:style>
-  <w:style w:type="paragraph" w:styleId="138" w:default="1">
+  <w:style w:type="paragraph" w:styleId="916" w:default="1">
     <w:name w:val="Normal"/>
     <w:qFormat/>
     <w:pPr>
@@ -40855,11 +41396,11 @@
       <w:ind/>
     </w:pPr>
   </w:style>
-  <w:style w:type="paragraph" w:styleId="145">
+  <w:style w:type="paragraph" w:styleId="917">
     <w:name w:val="Heading 7"/>
-    <w:basedOn w:val="138"/>
-    <w:next w:val="138"/>
-    <w:link w:val="156"/>
+    <w:basedOn w:val="916"/>
+    <w:next w:val="916"/>
+    <w:link w:val="928"/>
     <w:uiPriority w:val="9"/>
     <w:unhideWhenUsed/>
     <w:qFormat/>
@@ -40876,11 +41417,11 @@
       <w:color w:val="595959" w:themeColor="text1" w:themeTint="A6"/>
     </w:rPr>
   </w:style>
-  <w:style w:type="paragraph" w:styleId="146">
+  <w:style w:type="paragraph" w:styleId="918">
     <w:name w:val="Heading 8"/>
-    <w:basedOn w:val="138"/>
-    <w:next w:val="138"/>
-    <w:link w:val="157"/>
+    <w:basedOn w:val="916"/>
+    <w:next w:val="916"/>
+    <w:link w:val="929"/>
     <w:uiPriority w:val="9"/>
     <w:unhideWhenUsed/>
     <w:qFormat/>
@@ -40899,11 +41440,11 @@
       <w:color w:val="272727" w:themeColor="text1" w:themeTint="D8"/>
     </w:rPr>
   </w:style>
-  <w:style w:type="paragraph" w:styleId="147">
+  <w:style w:type="paragraph" w:styleId="919">
     <w:name w:val="Heading 9"/>
-    <w:basedOn w:val="138"/>
-    <w:next w:val="138"/>
-    <w:link w:val="158"/>
+    <w:basedOn w:val="916"/>
+    <w:next w:val="916"/>
+    <w:link w:val="930"/>
     <w:uiPriority w:val="9"/>
     <w:unhideWhenUsed/>
     <w:qFormat/>
@@ -40922,7 +41463,7 @@
       <w:color w:val="272727" w:themeColor="text1" w:themeTint="D8"/>
     </w:rPr>
   </w:style>
-  <w:style w:type="character" w:styleId="148" w:default="1">
+  <w:style w:type="character" w:styleId="920" w:default="1">
     <w:name w:val="Default Paragraph Font"/>
     <w:uiPriority w:val="1"/>
     <w:semiHidden/>
@@ -40933,7 +41474,7 @@
       <w:ind/>
     </w:pPr>
   </w:style>
-  <w:style w:type="numbering" w:styleId="149" w:default="1">
+  <w:style w:type="numbering" w:styleId="921" w:default="1">
     <w:name w:val="No List"/>
     <w:uiPriority w:val="99"/>
     <w:semiHidden/>
@@ -40944,10 +41485,10 @@
       <w:ind/>
     </w:pPr>
   </w:style>
-  <w:style w:type="character" w:styleId="150">
+  <w:style w:type="character" w:styleId="922">
     <w:name w:val="Heading 1 Char"/>
-    <w:basedOn w:val="148"/>
-    <w:link w:val="808"/>
+    <w:basedOn w:val="920"/>
+    <w:link w:val="976"/>
     <w:uiPriority w:val="9"/>
     <w:pPr>
       <w:pBdr/>
@@ -40961,10 +41502,10 @@
       <w:szCs w:val="40"/>
     </w:rPr>
   </w:style>
-  <w:style w:type="character" w:styleId="151">
+  <w:style w:type="character" w:styleId="923">
     <w:name w:val="Heading 2 Char"/>
-    <w:basedOn w:val="148"/>
-    <w:link w:val="809"/>
+    <w:basedOn w:val="920"/>
+    <w:link w:val="977"/>
     <w:uiPriority w:val="9"/>
     <w:pPr>
       <w:pBdr/>
@@ -40978,10 +41519,10 @@
       <w:szCs w:val="32"/>
     </w:rPr>
   </w:style>
-  <w:style w:type="character" w:styleId="152">
+  <w:style w:type="character" w:styleId="924">
     <w:name w:val="Heading 3 Char"/>
-    <w:basedOn w:val="148"/>
-    <w:link w:val="810"/>
+    <w:basedOn w:val="920"/>
+    <w:link w:val="978"/>
     <w:uiPriority w:val="9"/>
     <w:pPr>
       <w:pBdr/>
@@ -40995,10 +41536,10 @@
       <w:szCs w:val="28"/>
     </w:rPr>
   </w:style>
-  <w:style w:type="character" w:styleId="153">
+  <w:style w:type="character" w:styleId="925">
     <w:name w:val="Heading 4 Char"/>
-    <w:basedOn w:val="148"/>
-    <w:link w:val="796"/>
+    <w:basedOn w:val="920"/>
+    <w:link w:val="964"/>
     <w:uiPriority w:val="9"/>
     <w:pPr>
       <w:pBdr/>
@@ -41012,10 +41553,10 @@
       <w:color w:val="0f4761" w:themeColor="accent1" w:themeShade="BF"/>
     </w:rPr>
   </w:style>
-  <w:style w:type="character" w:styleId="154">
+  <w:style w:type="character" w:styleId="926">
     <w:name w:val="Heading 5 Char"/>
-    <w:basedOn w:val="148"/>
-    <w:link w:val="797"/>
+    <w:basedOn w:val="920"/>
+    <w:link w:val="965"/>
     <w:uiPriority w:val="9"/>
     <w:pPr>
       <w:pBdr/>
@@ -41027,10 +41568,10 @@
       <w:color w:val="0f4761" w:themeColor="accent1" w:themeShade="BF"/>
     </w:rPr>
   </w:style>
-  <w:style w:type="character" w:styleId="155">
+  <w:style w:type="character" w:styleId="927">
     <w:name w:val="Heading 6 Char"/>
-    <w:basedOn w:val="148"/>
-    <w:link w:val="798"/>
+    <w:basedOn w:val="920"/>
+    <w:link w:val="966"/>
     <w:uiPriority w:val="9"/>
     <w:pPr>
       <w:pBdr/>
@@ -41044,10 +41585,10 @@
       <w:color w:val="595959" w:themeColor="text1" w:themeTint="A6"/>
     </w:rPr>
   </w:style>
-  <w:style w:type="character" w:styleId="156">
+  <w:style w:type="character" w:styleId="928">
     <w:name w:val="Heading 7 Char"/>
-    <w:basedOn w:val="148"/>
-    <w:link w:val="145"/>
+    <w:basedOn w:val="920"/>
+    <w:link w:val="917"/>
     <w:uiPriority w:val="9"/>
     <w:pPr>
       <w:pBdr/>
@@ -41059,10 +41600,10 @@
       <w:color w:val="595959" w:themeColor="text1" w:themeTint="A6"/>
     </w:rPr>
   </w:style>
-  <w:style w:type="character" w:styleId="157">
+  <w:style w:type="character" w:styleId="929">
     <w:name w:val="Heading 8 Char"/>
-    <w:basedOn w:val="148"/>
-    <w:link w:val="146"/>
+    <w:basedOn w:val="920"/>
+    <w:link w:val="918"/>
     <w:uiPriority w:val="9"/>
     <w:pPr>
       <w:pBdr/>
@@ -41076,10 +41617,10 @@
       <w:color w:val="272727" w:themeColor="text1" w:themeTint="D8"/>
     </w:rPr>
   </w:style>
-  <w:style w:type="character" w:styleId="158">
+  <w:style w:type="character" w:styleId="930">
     <w:name w:val="Heading 9 Char"/>
-    <w:basedOn w:val="148"/>
-    <w:link w:val="147"/>
+    <w:basedOn w:val="920"/>
+    <w:link w:val="919"/>
     <w:uiPriority w:val="9"/>
     <w:pPr>
       <w:pBdr/>
@@ -41093,10 +41634,10 @@
       <w:color w:val="272727" w:themeColor="text1" w:themeTint="D8"/>
     </w:rPr>
   </w:style>
-  <w:style w:type="character" w:styleId="160">
+  <w:style w:type="character" w:styleId="931">
     <w:name w:val="Title Char"/>
-    <w:basedOn w:val="148"/>
-    <w:link w:val="792"/>
+    <w:basedOn w:val="920"/>
+    <w:link w:val="963"/>
     <w:uiPriority w:val="10"/>
     <w:pPr>
       <w:pBdr/>
@@ -41110,11 +41651,11 @@
       <w:szCs w:val="56"/>
     </w:rPr>
   </w:style>
-  <w:style w:type="paragraph" w:styleId="161">
+  <w:style w:type="paragraph" w:styleId="932">
     <w:name w:val="Subtitle"/>
-    <w:basedOn w:val="138"/>
-    <w:next w:val="138"/>
-    <w:link w:val="162"/>
+    <w:basedOn w:val="916"/>
+    <w:next w:val="916"/>
+    <w:link w:val="933"/>
     <w:uiPriority w:val="11"/>
     <w:qFormat/>
     <w:pPr>
@@ -41132,10 +41673,10 @@
       <w:szCs w:val="28"/>
     </w:rPr>
   </w:style>
-  <w:style w:type="character" w:styleId="162">
+  <w:style w:type="character" w:styleId="933">
     <w:name w:val="Subtitle Char"/>
-    <w:basedOn w:val="148"/>
-    <w:link w:val="161"/>
+    <w:basedOn w:val="920"/>
+    <w:link w:val="932"/>
     <w:uiPriority w:val="11"/>
     <w:pPr>
       <w:pBdr/>
@@ -41149,11 +41690,11 @@
       <w:szCs w:val="28"/>
     </w:rPr>
   </w:style>
-  <w:style w:type="paragraph" w:styleId="163">
+  <w:style w:type="paragraph" w:styleId="934">
     <w:name w:val="Quote"/>
-    <w:basedOn w:val="138"/>
-    <w:next w:val="138"/>
-    <w:link w:val="164"/>
+    <w:basedOn w:val="916"/>
+    <w:next w:val="916"/>
+    <w:link w:val="935"/>
     <w:uiPriority w:val="29"/>
     <w:qFormat/>
     <w:pPr>
@@ -41168,10 +41709,10 @@
       <w:color w:val="404040" w:themeColor="text1" w:themeTint="BF"/>
     </w:rPr>
   </w:style>
-  <w:style w:type="character" w:styleId="164">
+  <w:style w:type="character" w:styleId="935">
     <w:name w:val="Quote Char"/>
-    <w:basedOn w:val="148"/>
-    <w:link w:val="163"/>
+    <w:basedOn w:val="920"/>
+    <w:link w:val="934"/>
     <w:uiPriority w:val="29"/>
     <w:pPr>
       <w:pBdr/>
@@ -41184,9 +41725,9 @@
       <w:color w:val="404040" w:themeColor="text1" w:themeTint="BF"/>
     </w:rPr>
   </w:style>
-  <w:style w:type="character" w:styleId="166">
+  <w:style w:type="character" w:styleId="936">
     <w:name w:val="Intense Emphasis"/>
-    <w:basedOn w:val="148"/>
+    <w:basedOn w:val="920"/>
     <w:uiPriority w:val="21"/>
     <w:qFormat/>
     <w:pPr>
@@ -41200,11 +41741,11 @@
       <w:color w:val="0f4761" w:themeColor="accent1" w:themeShade="BF"/>
     </w:rPr>
   </w:style>
-  <w:style w:type="paragraph" w:styleId="167">
+  <w:style w:type="paragraph" w:styleId="937">
     <w:name w:val="Intense Quote"/>
-    <w:basedOn w:val="138"/>
-    <w:next w:val="138"/>
-    <w:link w:val="168"/>
+    <w:basedOn w:val="916"/>
+    <w:next w:val="916"/>
+    <w:link w:val="938"/>
     <w:uiPriority w:val="30"/>
     <w:qFormat/>
     <w:pPr>
@@ -41222,10 +41763,10 @@
       <w:color w:val="0f4761" w:themeColor="accent1" w:themeShade="BF"/>
     </w:rPr>
   </w:style>
-  <w:style w:type="character" w:styleId="168">
+  <w:style w:type="character" w:styleId="938">
     <w:name w:val="Intense Quote Char"/>
-    <w:basedOn w:val="148"/>
-    <w:link w:val="167"/>
+    <w:basedOn w:val="920"/>
+    <w:link w:val="937"/>
     <w:uiPriority w:val="30"/>
     <w:pPr>
       <w:pBdr/>
@@ -41238,9 +41779,9 @@
       <w:color w:val="0f4761" w:themeColor="accent1" w:themeShade="BF"/>
     </w:rPr>
   </w:style>
-  <w:style w:type="character" w:styleId="169">
+  <w:style w:type="character" w:styleId="939">
     <w:name w:val="Intense Reference"/>
-    <w:basedOn w:val="148"/>
+    <w:basedOn w:val="920"/>
     <w:uiPriority w:val="32"/>
     <w:qFormat/>
     <w:pPr>
@@ -41256,9 +41797,9 @@
       <w:spacing w:val="5"/>
     </w:rPr>
   </w:style>
-  <w:style w:type="paragraph" w:styleId="170">
+  <w:style w:type="paragraph" w:styleId="940">
     <w:name w:val="No Spacing"/>
-    <w:basedOn w:val="138"/>
+    <w:basedOn w:val="916"/>
     <w:uiPriority w:val="1"/>
     <w:qFormat/>
     <w:pPr>
@@ -41267,9 +41808,9 @@
       <w:ind/>
     </w:pPr>
   </w:style>
-  <w:style w:type="character" w:styleId="171">
+  <w:style w:type="character" w:styleId="941">
     <w:name w:val="Subtle Emphasis"/>
-    <w:basedOn w:val="148"/>
+    <w:basedOn w:val="920"/>
     <w:uiPriority w:val="19"/>
     <w:qFormat/>
     <w:pPr>
@@ -41283,9 +41824,9 @@
       <w:color w:val="404040" w:themeColor="text1" w:themeTint="BF"/>
     </w:rPr>
   </w:style>
-  <w:style w:type="character" w:styleId="172">
+  <w:style w:type="character" w:styleId="942">
     <w:name w:val="Emphasis"/>
-    <w:basedOn w:val="148"/>
+    <w:basedOn w:val="920"/>
     <w:uiPriority w:val="20"/>
     <w:qFormat/>
     <w:pPr>
@@ -41298,9 +41839,9 @@
       <w:iCs/>
     </w:rPr>
   </w:style>
-  <w:style w:type="character" w:styleId="174">
+  <w:style w:type="character" w:styleId="943">
     <w:name w:val="Subtle Reference"/>
-    <w:basedOn w:val="148"/>
+    <w:basedOn w:val="920"/>
     <w:uiPriority w:val="31"/>
     <w:qFormat/>
     <w:pPr>
@@ -41313,9 +41854,9 @@
       <w:color w:val="5a5a5a" w:themeColor="text1" w:themeTint="A5"/>
     </w:rPr>
   </w:style>
-  <w:style w:type="character" w:styleId="175">
+  <w:style w:type="character" w:styleId="944">
     <w:name w:val="Book Title"/>
-    <w:basedOn w:val="148"/>
+    <w:basedOn w:val="920"/>
     <w:uiPriority w:val="33"/>
     <w:qFormat/>
     <w:pPr>
@@ -41331,10 +41872,10 @@
       <w:spacing w:val="5"/>
     </w:rPr>
   </w:style>
-  <w:style w:type="paragraph" w:styleId="176">
+  <w:style w:type="paragraph" w:styleId="945">
     <w:name w:val="Header"/>
-    <w:basedOn w:val="138"/>
-    <w:link w:val="177"/>
+    <w:basedOn w:val="916"/>
+    <w:link w:val="946"/>
     <w:uiPriority w:val="99"/>
     <w:unhideWhenUsed/>
     <w:pPr>
@@ -41347,10 +41888,10 @@
       <w:ind/>
     </w:pPr>
   </w:style>
-  <w:style w:type="character" w:styleId="177">
+  <w:style w:type="character" w:styleId="946">
     <w:name w:val="Header Char"/>
-    <w:basedOn w:val="148"/>
-    <w:link w:val="176"/>
+    <w:basedOn w:val="920"/>
+    <w:link w:val="945"/>
     <w:uiPriority w:val="99"/>
     <w:pPr>
       <w:pBdr/>
@@ -41358,10 +41899,10 @@
       <w:ind/>
     </w:pPr>
   </w:style>
-  <w:style w:type="paragraph" w:styleId="178">
+  <w:style w:type="paragraph" w:styleId="947">
     <w:name w:val="Footer"/>
-    <w:basedOn w:val="138"/>
-    <w:link w:val="179"/>
+    <w:basedOn w:val="916"/>
+    <w:link w:val="948"/>
     <w:uiPriority w:val="99"/>
     <w:unhideWhenUsed/>
     <w:pPr>
@@ -41374,10 +41915,10 @@
       <w:ind/>
     </w:pPr>
   </w:style>
-  <w:style w:type="character" w:styleId="179">
+  <w:style w:type="character" w:styleId="948">
     <w:name w:val="Footer Char"/>
-    <w:basedOn w:val="148"/>
-    <w:link w:val="178"/>
+    <w:basedOn w:val="920"/>
+    <w:link w:val="947"/>
     <w:uiPriority w:val="99"/>
     <w:pPr>
       <w:pBdr/>
@@ -41385,10 +41926,10 @@
       <w:ind/>
     </w:pPr>
   </w:style>
-  <w:style w:type="paragraph" w:styleId="180">
+  <w:style w:type="paragraph" w:styleId="949">
     <w:name w:val="Caption"/>
-    <w:basedOn w:val="138"/>
-    <w:next w:val="138"/>
+    <w:basedOn w:val="916"/>
+    <w:next w:val="916"/>
     <w:uiPriority w:val="35"/>
     <w:unhideWhenUsed/>
     <w:qFormat/>
@@ -41405,9 +41946,9 @@
       <w:szCs w:val="18"/>
     </w:rPr>
   </w:style>
-  <w:style w:type="character" w:styleId="188">
+  <w:style w:type="character" w:styleId="950">
     <w:name w:val="FollowedHyperlink"/>
-    <w:basedOn w:val="148"/>
+    <w:basedOn w:val="920"/>
     <w:uiPriority w:val="99"/>
     <w:semiHidden/>
     <w:unhideWhenUsed/>
@@ -41421,10 +41962,10 @@
       <w:u w:val="single"/>
     </w:rPr>
   </w:style>
-  <w:style w:type="paragraph" w:styleId="189">
+  <w:style w:type="paragraph" w:styleId="951">
     <w:name w:val="toc 1"/>
-    <w:basedOn w:val="138"/>
-    <w:next w:val="138"/>
+    <w:basedOn w:val="916"/>
+    <w:next w:val="916"/>
     <w:uiPriority w:val="39"/>
     <w:unhideWhenUsed/>
     <w:pPr>
@@ -41433,10 +41974,10 @@
       <w:ind/>
     </w:pPr>
   </w:style>
-  <w:style w:type="paragraph" w:styleId="190">
+  <w:style w:type="paragraph" w:styleId="952">
     <w:name w:val="toc 2"/>
-    <w:basedOn w:val="138"/>
-    <w:next w:val="138"/>
+    <w:basedOn w:val="916"/>
+    <w:next w:val="916"/>
     <w:uiPriority w:val="39"/>
     <w:unhideWhenUsed/>
     <w:pPr>
@@ -41445,10 +41986,10 @@
       <w:ind w:left="220"/>
     </w:pPr>
   </w:style>
-  <w:style w:type="paragraph" w:styleId="191">
+  <w:style w:type="paragraph" w:styleId="953">
     <w:name w:val="toc 3"/>
-    <w:basedOn w:val="138"/>
-    <w:next w:val="138"/>
+    <w:basedOn w:val="916"/>
+    <w:next w:val="916"/>
     <w:uiPriority w:val="39"/>
     <w:unhideWhenUsed/>
     <w:pPr>
@@ -41457,10 +41998,10 @@
       <w:ind w:left="440"/>
     </w:pPr>
   </w:style>
-  <w:style w:type="paragraph" w:styleId="192">
+  <w:style w:type="paragraph" w:styleId="954">
     <w:name w:val="toc 4"/>
-    <w:basedOn w:val="138"/>
-    <w:next w:val="138"/>
+    <w:basedOn w:val="916"/>
+    <w:next w:val="916"/>
     <w:uiPriority w:val="39"/>
     <w:unhideWhenUsed/>
     <w:pPr>
@@ -41469,10 +42010,10 @@
       <w:ind w:left="660"/>
     </w:pPr>
   </w:style>
-  <w:style w:type="paragraph" w:styleId="193">
+  <w:style w:type="paragraph" w:styleId="955">
     <w:name w:val="toc 5"/>
-    <w:basedOn w:val="138"/>
-    <w:next w:val="138"/>
+    <w:basedOn w:val="916"/>
+    <w:next w:val="916"/>
     <w:uiPriority w:val="39"/>
     <w:unhideWhenUsed/>
     <w:pPr>
@@ -41481,10 +42022,10 @@
       <w:ind w:left="880"/>
     </w:pPr>
   </w:style>
-  <w:style w:type="paragraph" w:styleId="194">
+  <w:style w:type="paragraph" w:styleId="956">
     <w:name w:val="toc 6"/>
-    <w:basedOn w:val="138"/>
-    <w:next w:val="138"/>
+    <w:basedOn w:val="916"/>
+    <w:next w:val="916"/>
     <w:uiPriority w:val="39"/>
     <w:unhideWhenUsed/>
     <w:pPr>
@@ -41493,10 +42034,10 @@
       <w:ind w:left="1100"/>
     </w:pPr>
   </w:style>
-  <w:style w:type="paragraph" w:styleId="195">
+  <w:style w:type="paragraph" w:styleId="957">
     <w:name w:val="toc 7"/>
-    <w:basedOn w:val="138"/>
-    <w:next w:val="138"/>
+    <w:basedOn w:val="916"/>
+    <w:next w:val="916"/>
     <w:uiPriority w:val="39"/>
     <w:unhideWhenUsed/>
     <w:pPr>
@@ -41505,10 +42046,10 @@
       <w:ind w:left="1320"/>
     </w:pPr>
   </w:style>
-  <w:style w:type="paragraph" w:styleId="196">
+  <w:style w:type="paragraph" w:styleId="958">
     <w:name w:val="toc 8"/>
-    <w:basedOn w:val="138"/>
-    <w:next w:val="138"/>
+    <w:basedOn w:val="916"/>
+    <w:next w:val="916"/>
     <w:uiPriority w:val="39"/>
     <w:unhideWhenUsed/>
     <w:pPr>
@@ -41517,10 +42058,10 @@
       <w:ind w:left="1540"/>
     </w:pPr>
   </w:style>
-  <w:style w:type="paragraph" w:styleId="197">
+  <w:style w:type="paragraph" w:styleId="959">
     <w:name w:val="toc 9"/>
-    <w:basedOn w:val="138"/>
-    <w:next w:val="138"/>
+    <w:basedOn w:val="916"/>
+    <w:next w:val="916"/>
     <w:uiPriority w:val="39"/>
     <w:unhideWhenUsed/>
     <w:pPr>
@@ -41529,9 +42070,9 @@
       <w:ind w:left="1760"/>
     </w:pPr>
   </w:style>
-  <w:style w:type="character" w:styleId="198">
+  <w:style w:type="character" w:styleId="960">
     <w:name w:val="Placeholder Text"/>
-    <w:basedOn w:val="148"/>
+    <w:basedOn w:val="920"/>
     <w:uiPriority w:val="99"/>
     <w:semiHidden/>
     <w:pPr>
@@ -41543,7 +42084,7 @@
       <w:color w:val="666666"/>
     </w:rPr>
   </w:style>
-  <w:style w:type="paragraph" w:styleId="208">
+  <w:style w:type="paragraph" w:styleId="961">
     <w:name w:val="TOC Heading"/>
     <w:uiPriority w:val="39"/>
     <w:unhideWhenUsed/>
@@ -41553,10 +42094,10 @@
       <w:ind/>
     </w:pPr>
   </w:style>
-  <w:style w:type="paragraph" w:styleId="209">
+  <w:style w:type="paragraph" w:styleId="962">
     <w:name w:val="table of figures"/>
-    <w:basedOn w:val="138"/>
-    <w:next w:val="138"/>
+    <w:basedOn w:val="916"/>
+    <w:next w:val="916"/>
     <w:uiPriority w:val="99"/>
     <w:unhideWhenUsed/>
     <w:pPr>
@@ -41565,7 +42106,7 @@
       <w:ind/>
     </w:pPr>
   </w:style>
-  <w:style w:type="paragraph" w:styleId="792">
+  <w:style w:type="paragraph" w:styleId="963">
     <w:name w:val="Title"/>
     <w:qFormat/>
     <w:pPr>
@@ -41578,7 +42119,7 @@
       <w:szCs w:val="56"/>
     </w:rPr>
   </w:style>
-  <w:style w:type="paragraph" w:styleId="796">
+  <w:style w:type="paragraph" w:styleId="964">
     <w:name w:val="Heading 4"/>
     <w:qFormat/>
     <w:pPr>
@@ -41592,7 +42133,7 @@
       <w:color w:val="2e74b5"/>
     </w:rPr>
   </w:style>
-  <w:style w:type="paragraph" w:styleId="797">
+  <w:style w:type="paragraph" w:styleId="965">
     <w:name w:val="Heading 5"/>
     <w:qFormat/>
     <w:pPr>
@@ -41604,7 +42145,7 @@
       <w:color w:val="2e74b5"/>
     </w:rPr>
   </w:style>
-  <w:style w:type="paragraph" w:styleId="798">
+  <w:style w:type="paragraph" w:styleId="966">
     <w:name w:val="Heading 6"/>
     <w:qFormat/>
     <w:pPr>
@@ -41616,7 +42157,7 @@
       <w:color w:val="1f4d78"/>
     </w:rPr>
   </w:style>
-  <w:style w:type="paragraph" w:styleId="799">
+  <w:style w:type="paragraph" w:styleId="967">
     <w:name w:val="Strong"/>
     <w:qFormat/>
     <w:pPr>
@@ -41629,7 +42170,7 @@
       <w:bCs/>
     </w:rPr>
   </w:style>
-  <w:style w:type="paragraph" w:styleId="800">
+  <w:style w:type="paragraph" w:styleId="968">
     <w:name w:val="List Paragraph"/>
     <w:qFormat/>
     <w:pPr>
@@ -41638,7 +42179,7 @@
       <w:ind/>
     </w:pPr>
   </w:style>
-  <w:style w:type="character" w:styleId="801">
+  <w:style w:type="character" w:styleId="969">
     <w:name w:val="Hyperlink"/>
     <w:uiPriority w:val="99"/>
     <w:unhideWhenUsed/>
@@ -41652,7 +42193,7 @@
       <w:u w:val="single"/>
     </w:rPr>
   </w:style>
-  <w:style w:type="character" w:styleId="802">
+  <w:style w:type="character" w:styleId="970">
     <w:name w:val="footnote reference"/>
     <w:uiPriority w:val="99"/>
     <w:semiHidden/>
@@ -41666,9 +42207,9 @@
       <w:vertAlign w:val="superscript"/>
     </w:rPr>
   </w:style>
-  <w:style w:type="paragraph" w:styleId="803">
+  <w:style w:type="paragraph" w:styleId="971">
     <w:name w:val="footnote text"/>
-    <w:link w:val="804"/>
+    <w:link w:val="972"/>
     <w:uiPriority w:val="99"/>
     <w:semiHidden/>
     <w:unhideWhenUsed/>
@@ -41682,9 +42223,9 @@
       <w:szCs w:val="20"/>
     </w:rPr>
   </w:style>
-  <w:style w:type="character" w:styleId="804">
+  <w:style w:type="character" w:styleId="972">
     <w:name w:val="Footnote Text Char"/>
-    <w:link w:val="803"/>
+    <w:link w:val="971"/>
     <w:uiPriority w:val="99"/>
     <w:semiHidden/>
     <w:unhideWhenUsed/>
@@ -41698,7 +42239,7 @@
       <w:szCs w:val="20"/>
     </w:rPr>
   </w:style>
-  <w:style w:type="character" w:styleId="805">
+  <w:style w:type="character" w:styleId="973">
     <w:name w:val="endnote reference"/>
     <w:uiPriority w:val="99"/>
     <w:semiHidden/>
@@ -41712,9 +42253,9 @@
       <w:vertAlign w:val="superscript"/>
     </w:rPr>
   </w:style>
-  <w:style w:type="paragraph" w:styleId="806">
+  <w:style w:type="paragraph" w:styleId="974">
     <w:name w:val="endnote text"/>
-    <w:link w:val="807"/>
+    <w:link w:val="975"/>
     <w:uiPriority w:val="99"/>
     <w:semiHidden/>
     <w:unhideWhenUsed/>
@@ -41728,9 +42269,9 @@
       <w:szCs w:val="20"/>
     </w:rPr>
   </w:style>
-  <w:style w:type="character" w:styleId="807">
+  <w:style w:type="character" w:styleId="975">
     <w:name w:val="Endnote Text Char"/>
-    <w:link w:val="806"/>
+    <w:link w:val="974"/>
     <w:uiPriority w:val="99"/>
     <w:semiHidden/>
     <w:unhideWhenUsed/>
@@ -41744,7 +42285,7 @@
       <w:szCs w:val="20"/>
     </w:rPr>
   </w:style>
-  <w:style w:type="paragraph" w:styleId="808">
+  <w:style w:type="paragraph" w:styleId="976">
     <w:name w:val="Heading 1"/>
     <w:qFormat/>
     <w:pPr>
@@ -41764,7 +42305,7 @@
       <w:szCs w:val="30"/>
     </w:rPr>
   </w:style>
-  <w:style w:type="paragraph" w:styleId="809">
+  <w:style w:type="paragraph" w:styleId="977">
     <w:name w:val="Heading 2"/>
     <w:qFormat/>
     <w:pPr>
@@ -41782,7 +42323,7 @@
       <w:szCs w:val="25"/>
     </w:rPr>
   </w:style>
-  <w:style w:type="paragraph" w:styleId="810">
+  <w:style w:type="paragraph" w:styleId="978">
     <w:name w:val="Heading 3"/>
     <w:qFormat/>
     <w:pPr>
